--- a/Documents/Описание полей HR.docx
+++ b/Documents/Описание полей HR.docx
@@ -127,30 +127,23 @@
             <w:hideMark/>
           </w:tcPr>
           <w:p>
-            <w:proofErr w:type="spellStart"/>
             <w:r>
               <w:rPr>
                 <w:rStyle w:val="a4"/>
               </w:rPr>
               <w:t>id</w:t>
             </w:r>
-            <w:proofErr w:type="spellEnd"/>
-          </w:p>
-        </w:tc>
-        <w:tc>
-          <w:tcPr>
-            <w:tcW w:w="0" w:type="auto"/>
-            <w:vAlign w:val="center"/>
-            <w:hideMark/>
-          </w:tcPr>
-          <w:p>
-            <w:proofErr w:type="spellStart"/>
-            <w:r>
-              <w:t>serial</w:t>
-            </w:r>
-            <w:proofErr w:type="spellEnd"/>
-            <w:r>
-              <w:t xml:space="preserve"> (PK)</w:t>
+          </w:p>
+        </w:tc>
+        <w:tc>
+          <w:tcPr>
+            <w:tcW w:w="0" w:type="auto"/>
+            <w:vAlign w:val="center"/>
+            <w:hideMark/>
+          </w:tcPr>
+          <w:p>
+            <w:r>
+              <w:t>serial (PK)</w:t>
             </w:r>
           </w:p>
         </w:tc>
@@ -178,41 +171,24 @@
             <w:hideMark/>
           </w:tcPr>
           <w:p>
-            <w:proofErr w:type="spellStart"/>
             <w:r>
               <w:rPr>
                 <w:rStyle w:val="a4"/>
               </w:rPr>
               <w:t>username</w:t>
             </w:r>
-            <w:proofErr w:type="spellEnd"/>
-          </w:p>
-        </w:tc>
-        <w:tc>
-          <w:tcPr>
-            <w:tcW w:w="0" w:type="auto"/>
-            <w:vAlign w:val="center"/>
-            <w:hideMark/>
-          </w:tcPr>
-          <w:p>
-            <w:proofErr w:type="spellStart"/>
-            <w:proofErr w:type="gramStart"/>
-            <w:r>
-              <w:t>varchar</w:t>
-            </w:r>
-            <w:proofErr w:type="spellEnd"/>
-            <w:r>
-              <w:t>(</w:t>
-            </w:r>
-            <w:proofErr w:type="gramEnd"/>
-            <w:r>
-              <w:t xml:space="preserve">150), </w:t>
-            </w:r>
-            <w:proofErr w:type="spellStart"/>
-            <w:r>
-              <w:t>unique</w:t>
-            </w:r>
-            <w:proofErr w:type="spellEnd"/>
+          </w:p>
+        </w:tc>
+        <w:tc>
+          <w:tcPr>
+            <w:tcW w:w="0" w:type="auto"/>
+            <w:vAlign w:val="center"/>
+            <w:hideMark/>
+          </w:tcPr>
+          <w:p>
+            <w:r>
+              <w:t>varchar(150), unique</w:t>
+            </w:r>
           </w:p>
         </w:tc>
         <w:tc>
@@ -239,144 +215,100 @@
             <w:hideMark/>
           </w:tcPr>
           <w:p>
-            <w:proofErr w:type="spellStart"/>
             <w:r>
               <w:rPr>
                 <w:rStyle w:val="a4"/>
               </w:rPr>
               <w:t>password_hash</w:t>
             </w:r>
-            <w:proofErr w:type="spellEnd"/>
-          </w:p>
-        </w:tc>
-        <w:tc>
-          <w:tcPr>
-            <w:tcW w:w="0" w:type="auto"/>
-            <w:vAlign w:val="center"/>
-            <w:hideMark/>
-          </w:tcPr>
-          <w:p>
-            <w:proofErr w:type="spellStart"/>
-            <w:proofErr w:type="gramStart"/>
-            <w:r>
-              <w:t>varchar</w:t>
-            </w:r>
-            <w:proofErr w:type="spellEnd"/>
-            <w:r>
-              <w:t>(</w:t>
-            </w:r>
-            <w:proofErr w:type="gramEnd"/>
-            <w:r>
-              <w:t>255)</w:t>
-            </w:r>
-          </w:p>
-        </w:tc>
-        <w:tc>
-          <w:tcPr>
-            <w:tcW w:w="0" w:type="auto"/>
-            <w:vAlign w:val="center"/>
-            <w:hideMark/>
-          </w:tcPr>
-          <w:p>
-            <w:r>
-              <w:t>Хэш пароля (</w:t>
-            </w:r>
-            <w:proofErr w:type="spellStart"/>
-            <w:r>
-              <w:t>bcrypt</w:t>
-            </w:r>
-            <w:proofErr w:type="spellEnd"/>
-            <w:r>
-              <w:t>/argon2)</w:t>
-            </w:r>
-          </w:p>
-        </w:tc>
-      </w:tr>
-      <w:tr>
-        <w:trPr>
-          <w:tblCellSpacing w:w="15" w:type="dxa"/>
-        </w:trPr>
-        <w:tc>
-          <w:tcPr>
-            <w:tcW w:w="0" w:type="auto"/>
-            <w:vAlign w:val="center"/>
-            <w:hideMark/>
-          </w:tcPr>
-          <w:p>
-            <w:proofErr w:type="spellStart"/>
+          </w:p>
+        </w:tc>
+        <w:tc>
+          <w:tcPr>
+            <w:tcW w:w="0" w:type="auto"/>
+            <w:vAlign w:val="center"/>
+            <w:hideMark/>
+          </w:tcPr>
+          <w:p>
+            <w:r>
+              <w:t>varchar(255)</w:t>
+            </w:r>
+          </w:p>
+        </w:tc>
+        <w:tc>
+          <w:tcPr>
+            <w:tcW w:w="0" w:type="auto"/>
+            <w:vAlign w:val="center"/>
+            <w:hideMark/>
+          </w:tcPr>
+          <w:p>
+            <w:r>
+              <w:t>Хэш пароля (bcrypt/argon2)</w:t>
+            </w:r>
+          </w:p>
+        </w:tc>
+      </w:tr>
+      <w:tr>
+        <w:trPr>
+          <w:tblCellSpacing w:w="15" w:type="dxa"/>
+        </w:trPr>
+        <w:tc>
+          <w:tcPr>
+            <w:tcW w:w="0" w:type="auto"/>
+            <w:vAlign w:val="center"/>
+            <w:hideMark/>
+          </w:tcPr>
+          <w:p>
             <w:r>
               <w:rPr>
                 <w:rStyle w:val="a4"/>
               </w:rPr>
               <w:t>email</w:t>
             </w:r>
-            <w:proofErr w:type="spellEnd"/>
-          </w:p>
-        </w:tc>
-        <w:tc>
-          <w:tcPr>
-            <w:tcW w:w="0" w:type="auto"/>
-            <w:vAlign w:val="center"/>
-            <w:hideMark/>
-          </w:tcPr>
-          <w:p>
-            <w:proofErr w:type="spellStart"/>
-            <w:proofErr w:type="gramStart"/>
-            <w:r>
-              <w:t>varchar</w:t>
-            </w:r>
-            <w:proofErr w:type="spellEnd"/>
-            <w:r>
-              <w:t>(</w:t>
-            </w:r>
-            <w:proofErr w:type="gramEnd"/>
-            <w:r>
-              <w:t xml:space="preserve">255), </w:t>
-            </w:r>
-            <w:proofErr w:type="spellStart"/>
-            <w:r>
-              <w:t>unique</w:t>
-            </w:r>
-            <w:proofErr w:type="spellEnd"/>
-          </w:p>
-        </w:tc>
-        <w:tc>
-          <w:tcPr>
-            <w:tcW w:w="0" w:type="auto"/>
-            <w:vAlign w:val="center"/>
-            <w:hideMark/>
-          </w:tcPr>
-          <w:p>
-            <w:proofErr w:type="spellStart"/>
-            <w:r>
-              <w:t>Email</w:t>
-            </w:r>
-            <w:proofErr w:type="spellEnd"/>
-            <w:r>
-              <w:t>, используется для уведомлений и восстановления доступа</w:t>
-            </w:r>
-          </w:p>
-        </w:tc>
-      </w:tr>
-      <w:tr>
-        <w:trPr>
-          <w:tblCellSpacing w:w="15" w:type="dxa"/>
-        </w:trPr>
-        <w:tc>
-          <w:tcPr>
-            <w:tcW w:w="0" w:type="auto"/>
-            <w:vAlign w:val="center"/>
-            <w:hideMark/>
-          </w:tcPr>
-          <w:p>
-            <w:proofErr w:type="spellStart"/>
+          </w:p>
+        </w:tc>
+        <w:tc>
+          <w:tcPr>
+            <w:tcW w:w="0" w:type="auto"/>
+            <w:vAlign w:val="center"/>
+            <w:hideMark/>
+          </w:tcPr>
+          <w:p>
+            <w:r>
+              <w:t>varchar(255), unique</w:t>
+            </w:r>
+          </w:p>
+        </w:tc>
+        <w:tc>
+          <w:tcPr>
+            <w:tcW w:w="0" w:type="auto"/>
+            <w:vAlign w:val="center"/>
+            <w:hideMark/>
+          </w:tcPr>
+          <w:p>
+            <w:r>
+              <w:t>Email, используется для уведомлений и восстановления доступа</w:t>
+            </w:r>
+          </w:p>
+        </w:tc>
+      </w:tr>
+      <w:tr>
+        <w:trPr>
+          <w:tblCellSpacing w:w="15" w:type="dxa"/>
+        </w:trPr>
+        <w:tc>
+          <w:tcPr>
+            <w:tcW w:w="0" w:type="auto"/>
+            <w:vAlign w:val="center"/>
+            <w:hideMark/>
+          </w:tcPr>
+          <w:p>
             <w:r>
               <w:rPr>
                 <w:rStyle w:val="a4"/>
               </w:rPr>
               <w:t>department_id</w:t>
             </w:r>
-            <w:proofErr w:type="spellEnd"/>
           </w:p>
         </w:tc>
         <w:tc>
@@ -415,28 +347,24 @@
             <w:hideMark/>
           </w:tcPr>
           <w:p>
-            <w:proofErr w:type="spellStart"/>
             <w:r>
               <w:rPr>
                 <w:rStyle w:val="a4"/>
               </w:rPr>
               <w:t>created_at</w:t>
             </w:r>
-            <w:proofErr w:type="spellEnd"/>
-          </w:p>
-        </w:tc>
-        <w:tc>
-          <w:tcPr>
-            <w:tcW w:w="0" w:type="auto"/>
-            <w:vAlign w:val="center"/>
-            <w:hideMark/>
-          </w:tcPr>
-          <w:p>
-            <w:proofErr w:type="spellStart"/>
+          </w:p>
+        </w:tc>
+        <w:tc>
+          <w:tcPr>
+            <w:tcW w:w="0" w:type="auto"/>
+            <w:vAlign w:val="center"/>
+            <w:hideMark/>
+          </w:tcPr>
+          <w:p>
             <w:r>
               <w:t>timestamp</w:t>
             </w:r>
-            <w:proofErr w:type="spellEnd"/>
           </w:p>
         </w:tc>
         <w:tc>
@@ -463,28 +391,24 @@
             <w:hideMark/>
           </w:tcPr>
           <w:p>
-            <w:proofErr w:type="spellStart"/>
             <w:r>
               <w:rPr>
                 <w:rStyle w:val="a4"/>
               </w:rPr>
               <w:t>updated_at</w:t>
             </w:r>
-            <w:proofErr w:type="spellEnd"/>
-          </w:p>
-        </w:tc>
-        <w:tc>
-          <w:tcPr>
-            <w:tcW w:w="0" w:type="auto"/>
-            <w:vAlign w:val="center"/>
-            <w:hideMark/>
-          </w:tcPr>
-          <w:p>
-            <w:proofErr w:type="spellStart"/>
+          </w:p>
+        </w:tc>
+        <w:tc>
+          <w:tcPr>
+            <w:tcW w:w="0" w:type="auto"/>
+            <w:vAlign w:val="center"/>
+            <w:hideMark/>
+          </w:tcPr>
+          <w:p>
             <w:r>
               <w:t>timestamp</w:t>
             </w:r>
-            <w:proofErr w:type="spellEnd"/>
           </w:p>
         </w:tc>
         <w:tc>
@@ -504,7 +428,7 @@
     <w:p>
       <w:r>
         <w:pict w14:anchorId="361FDC84">
-          <v:rect id="_x0000_i1054" style="width:0;height:1.5pt" o:hralign="center" o:hrstd="t" o:hr="t" fillcolor="#a0a0a0" stroked="f"/>
+          <v:rect id="_x0000_i1025" style="width:0;height:1.5pt" o:hralign="center" o:hrstd="t" o:hr="t" fillcolor="#a0a0a0" stroked="f"/>
         </w:pict>
       </w:r>
     </w:p>
@@ -513,7 +437,13 @@
         <w:pStyle w:val="2"/>
       </w:pPr>
       <w:r>
-        <w:t>2. ROLE (Роль)</w:t>
+        <w:t xml:space="preserve">2. </w:t>
+      </w:r>
+      <w:r>
+        <w:rPr>
+          <w:u w:val="single"/>
+        </w:rPr>
+        <w:t>ROLE (Роль)</w:t>
       </w:r>
     </w:p>
     <w:tbl>
@@ -619,30 +549,23 @@
             <w:hideMark/>
           </w:tcPr>
           <w:p>
-            <w:proofErr w:type="spellStart"/>
             <w:r>
               <w:rPr>
                 <w:rStyle w:val="a4"/>
               </w:rPr>
               <w:t>id</w:t>
             </w:r>
-            <w:proofErr w:type="spellEnd"/>
-          </w:p>
-        </w:tc>
-        <w:tc>
-          <w:tcPr>
-            <w:tcW w:w="0" w:type="auto"/>
-            <w:vAlign w:val="center"/>
-            <w:hideMark/>
-          </w:tcPr>
-          <w:p>
-            <w:proofErr w:type="spellStart"/>
-            <w:r>
-              <w:t>serial</w:t>
-            </w:r>
-            <w:proofErr w:type="spellEnd"/>
-            <w:r>
-              <w:t xml:space="preserve"> (PK)</w:t>
+          </w:p>
+        </w:tc>
+        <w:tc>
+          <w:tcPr>
+            <w:tcW w:w="0" w:type="auto"/>
+            <w:vAlign w:val="center"/>
+            <w:hideMark/>
+          </w:tcPr>
+          <w:p>
+            <w:r>
+              <w:t>serial (PK)</w:t>
             </w:r>
           </w:p>
         </w:tc>
@@ -670,97 +593,86 @@
             <w:hideMark/>
           </w:tcPr>
           <w:p>
-            <w:proofErr w:type="spellStart"/>
-            <w:r>
-              <w:rPr>
-                <w:rStyle w:val="a4"/>
-              </w:rPr>
-              <w:t>name</w:t>
-            </w:r>
-            <w:proofErr w:type="spellEnd"/>
-          </w:p>
-        </w:tc>
-        <w:tc>
-          <w:tcPr>
-            <w:tcW w:w="0" w:type="auto"/>
-            <w:vAlign w:val="center"/>
-            <w:hideMark/>
-          </w:tcPr>
-          <w:p>
-            <w:proofErr w:type="spellStart"/>
-            <w:proofErr w:type="gramStart"/>
-            <w:r>
-              <w:t>varchar</w:t>
-            </w:r>
-            <w:proofErr w:type="spellEnd"/>
-            <w:r>
-              <w:t>(</w:t>
-            </w:r>
-            <w:proofErr w:type="gramEnd"/>
-            <w:r>
-              <w:t xml:space="preserve">50), </w:t>
-            </w:r>
-            <w:proofErr w:type="spellStart"/>
-            <w:r>
-              <w:t>unique</w:t>
-            </w:r>
-            <w:proofErr w:type="spellEnd"/>
-          </w:p>
-        </w:tc>
-        <w:tc>
-          <w:tcPr>
-            <w:tcW w:w="0" w:type="auto"/>
-            <w:vAlign w:val="center"/>
-            <w:hideMark/>
-          </w:tcPr>
-          <w:p>
-            <w:r>
-              <w:t>Название роли (</w:t>
-            </w:r>
-            <w:proofErr w:type="spellStart"/>
-            <w:r>
-              <w:t>Root</w:t>
-            </w:r>
-            <w:proofErr w:type="spellEnd"/>
-            <w:r>
-              <w:t>, Администратор, Редактор, Читатель)</w:t>
-            </w:r>
-          </w:p>
-        </w:tc>
-      </w:tr>
-      <w:tr>
-        <w:trPr>
-          <w:tblCellSpacing w:w="15" w:type="dxa"/>
-        </w:trPr>
-        <w:tc>
-          <w:tcPr>
-            <w:tcW w:w="0" w:type="auto"/>
-            <w:vAlign w:val="center"/>
-            <w:hideMark/>
-          </w:tcPr>
-          <w:p>
-            <w:proofErr w:type="spellStart"/>
+            <w:pPr>
+              <w:rPr>
+                <w:lang w:val="en-US"/>
+              </w:rPr>
+            </w:pPr>
+            <w:r>
+              <w:rPr>
+                <w:rStyle w:val="a4"/>
+              </w:rPr>
+              <w:t>T</w:t>
+            </w:r>
+            <w:r>
+              <w:rPr>
+                <w:rStyle w:val="a4"/>
+              </w:rPr>
+              <w:t>itle</w:t>
+            </w:r>
+            <w:r>
+              <w:rPr>
+                <w:rStyle w:val="a4"/>
+                <w:lang w:val="en-US"/>
+              </w:rPr>
+              <w:t xml:space="preserve"> </w:t>
+            </w:r>
+          </w:p>
+        </w:tc>
+        <w:tc>
+          <w:tcPr>
+            <w:tcW w:w="0" w:type="auto"/>
+            <w:vAlign w:val="center"/>
+            <w:hideMark/>
+          </w:tcPr>
+          <w:p>
+            <w:r>
+              <w:t>varchar(50), unique</w:t>
+            </w:r>
+          </w:p>
+        </w:tc>
+        <w:tc>
+          <w:tcPr>
+            <w:tcW w:w="0" w:type="auto"/>
+            <w:vAlign w:val="center"/>
+            <w:hideMark/>
+          </w:tcPr>
+          <w:p>
+            <w:r>
+              <w:t>Название роли (Root, Администратор, Редактор, Читатель)</w:t>
+            </w:r>
+          </w:p>
+        </w:tc>
+      </w:tr>
+      <w:tr>
+        <w:trPr>
+          <w:tblCellSpacing w:w="15" w:type="dxa"/>
+        </w:trPr>
+        <w:tc>
+          <w:tcPr>
+            <w:tcW w:w="0" w:type="auto"/>
+            <w:vAlign w:val="center"/>
+            <w:hideMark/>
+          </w:tcPr>
+          <w:p>
             <w:r>
               <w:rPr>
                 <w:rStyle w:val="a4"/>
               </w:rPr>
               <w:t>description</w:t>
             </w:r>
-            <w:proofErr w:type="spellEnd"/>
-          </w:p>
-        </w:tc>
-        <w:tc>
-          <w:tcPr>
-            <w:tcW w:w="0" w:type="auto"/>
-            <w:vAlign w:val="center"/>
-            <w:hideMark/>
-          </w:tcPr>
-          <w:p>
-            <w:proofErr w:type="spellStart"/>
+          </w:p>
+        </w:tc>
+        <w:tc>
+          <w:tcPr>
+            <w:tcW w:w="0" w:type="auto"/>
+            <w:vAlign w:val="center"/>
+            <w:hideMark/>
+          </w:tcPr>
+          <w:p>
             <w:r>
               <w:t>text</w:t>
             </w:r>
-            <w:proofErr w:type="spellEnd"/>
           </w:p>
         </w:tc>
         <w:tc>
@@ -780,15 +692,21 @@
     <w:p>
       <w:r>
         <w:pict w14:anchorId="7F5B7EBA">
-          <v:rect id="_x0000_i1055" style="width:0;height:1.5pt" o:hralign="center" o:hrstd="t" o:hr="t" fillcolor="#a0a0a0" stroked="f"/>
+          <v:rect id="_x0000_i1026" style="width:0;height:1.5pt" o:hralign="center" o:hrstd="t" o:hr="t" fillcolor="#a0a0a0" stroked="f"/>
         </w:pict>
       </w:r>
     </w:p>
     <w:p>
       <w:pPr>
         <w:pStyle w:val="2"/>
+        <w:rPr>
+          <w:u w:val="single"/>
+        </w:rPr>
       </w:pPr>
       <w:r>
+        <w:rPr>
+          <w:u w:val="single"/>
+        </w:rPr>
         <w:t>3. PERMISSION (Разрешение)</w:t>
       </w:r>
     </w:p>
@@ -895,30 +813,23 @@
             <w:hideMark/>
           </w:tcPr>
           <w:p>
-            <w:proofErr w:type="spellStart"/>
             <w:r>
               <w:rPr>
                 <w:rStyle w:val="a4"/>
               </w:rPr>
               <w:t>id</w:t>
             </w:r>
-            <w:proofErr w:type="spellEnd"/>
-          </w:p>
-        </w:tc>
-        <w:tc>
-          <w:tcPr>
-            <w:tcW w:w="0" w:type="auto"/>
-            <w:vAlign w:val="center"/>
-            <w:hideMark/>
-          </w:tcPr>
-          <w:p>
-            <w:proofErr w:type="spellStart"/>
-            <w:r>
-              <w:t>serial</w:t>
-            </w:r>
-            <w:proofErr w:type="spellEnd"/>
-            <w:r>
-              <w:t xml:space="preserve"> (PK)</w:t>
+          </w:p>
+        </w:tc>
+        <w:tc>
+          <w:tcPr>
+            <w:tcW w:w="0" w:type="auto"/>
+            <w:vAlign w:val="center"/>
+            <w:hideMark/>
+          </w:tcPr>
+          <w:p>
+            <w:r>
+              <w:t>serial (PK)</w:t>
             </w:r>
           </w:p>
         </w:tc>
@@ -946,35 +857,32 @@
             <w:hideMark/>
           </w:tcPr>
           <w:p>
-            <w:proofErr w:type="spellStart"/>
-            <w:r>
-              <w:rPr>
-                <w:rStyle w:val="a4"/>
-              </w:rPr>
-              <w:t>name</w:t>
-            </w:r>
-            <w:proofErr w:type="spellEnd"/>
-          </w:p>
-        </w:tc>
-        <w:tc>
-          <w:tcPr>
-            <w:tcW w:w="0" w:type="auto"/>
-            <w:vAlign w:val="center"/>
-            <w:hideMark/>
-          </w:tcPr>
-          <w:p>
-            <w:proofErr w:type="spellStart"/>
-            <w:proofErr w:type="gramStart"/>
-            <w:r>
-              <w:t>varchar</w:t>
-            </w:r>
-            <w:proofErr w:type="spellEnd"/>
-            <w:r>
-              <w:t>(</w:t>
-            </w:r>
-            <w:proofErr w:type="gramEnd"/>
-            <w:r>
-              <w:t>100)</w:t>
+            <w:pPr>
+              <w:rPr>
+                <w:b/>
+                <w:bCs/>
+                <w:lang w:val="en-US"/>
+              </w:rPr>
+            </w:pPr>
+            <w:r>
+              <w:rPr>
+                <w:b/>
+                <w:bCs/>
+                <w:lang w:val="en-US"/>
+              </w:rPr>
+              <w:t>title</w:t>
+            </w:r>
+          </w:p>
+        </w:tc>
+        <w:tc>
+          <w:tcPr>
+            <w:tcW w:w="0" w:type="auto"/>
+            <w:vAlign w:val="center"/>
+            <w:hideMark/>
+          </w:tcPr>
+          <w:p>
+            <w:r>
+              <w:t>varchar(100)</w:t>
             </w:r>
           </w:p>
         </w:tc>
@@ -1002,41 +910,24 @@
             <w:hideMark/>
           </w:tcPr>
           <w:p>
-            <w:proofErr w:type="spellStart"/>
             <w:r>
               <w:rPr>
                 <w:rStyle w:val="a4"/>
               </w:rPr>
               <w:t>code</w:t>
             </w:r>
-            <w:proofErr w:type="spellEnd"/>
-          </w:p>
-        </w:tc>
-        <w:tc>
-          <w:tcPr>
-            <w:tcW w:w="0" w:type="auto"/>
-            <w:vAlign w:val="center"/>
-            <w:hideMark/>
-          </w:tcPr>
-          <w:p>
-            <w:proofErr w:type="spellStart"/>
-            <w:proofErr w:type="gramStart"/>
-            <w:r>
-              <w:t>varchar</w:t>
-            </w:r>
-            <w:proofErr w:type="spellEnd"/>
-            <w:r>
-              <w:t>(</w:t>
-            </w:r>
-            <w:proofErr w:type="gramEnd"/>
-            <w:r>
-              <w:t xml:space="preserve">100), </w:t>
-            </w:r>
-            <w:proofErr w:type="spellStart"/>
-            <w:r>
-              <w:t>unique</w:t>
-            </w:r>
-            <w:proofErr w:type="spellEnd"/>
+          </w:p>
+        </w:tc>
+        <w:tc>
+          <w:tcPr>
+            <w:tcW w:w="0" w:type="auto"/>
+            <w:vAlign w:val="center"/>
+            <w:hideMark/>
+          </w:tcPr>
+          <w:p>
+            <w:r>
+              <w:t>varchar(100), unique</w:t>
+            </w:r>
           </w:p>
         </w:tc>
         <w:tc>
@@ -1049,7 +940,6 @@
             <w:r>
               <w:t xml:space="preserve">Уникальный код разрешения (например: </w:t>
             </w:r>
-            <w:proofErr w:type="spellStart"/>
             <w:r>
               <w:rPr>
                 <w:rStyle w:val="HTML"/>
@@ -1057,7 +947,6 @@
               </w:rPr>
               <w:t>resume.add</w:t>
             </w:r>
-            <w:proofErr w:type="spellEnd"/>
             <w:r>
               <w:t>)</w:t>
             </w:r>
@@ -1075,28 +964,24 @@
             <w:hideMark/>
           </w:tcPr>
           <w:p>
-            <w:proofErr w:type="spellStart"/>
             <w:r>
               <w:rPr>
                 <w:rStyle w:val="a4"/>
               </w:rPr>
               <w:t>description</w:t>
             </w:r>
-            <w:proofErr w:type="spellEnd"/>
-          </w:p>
-        </w:tc>
-        <w:tc>
-          <w:tcPr>
-            <w:tcW w:w="0" w:type="auto"/>
-            <w:vAlign w:val="center"/>
-            <w:hideMark/>
-          </w:tcPr>
-          <w:p>
-            <w:proofErr w:type="spellStart"/>
+          </w:p>
+        </w:tc>
+        <w:tc>
+          <w:tcPr>
+            <w:tcW w:w="0" w:type="auto"/>
+            <w:vAlign w:val="center"/>
+            <w:hideMark/>
+          </w:tcPr>
+          <w:p>
             <w:r>
               <w:t>text</w:t>
             </w:r>
-            <w:proofErr w:type="spellEnd"/>
           </w:p>
         </w:tc>
         <w:tc>
@@ -1116,15 +1001,21 @@
     <w:p>
       <w:r>
         <w:pict w14:anchorId="7419B069">
-          <v:rect id="_x0000_i1056" style="width:0;height:1.5pt" o:hralign="center" o:hrstd="t" o:hr="t" fillcolor="#a0a0a0" stroked="f"/>
+          <v:rect id="_x0000_i1027" style="width:0;height:1.5pt" o:hralign="center" o:hrstd="t" o:hr="t" fillcolor="#a0a0a0" stroked="f"/>
         </w:pict>
       </w:r>
     </w:p>
     <w:p>
       <w:pPr>
         <w:pStyle w:val="2"/>
+        <w:rPr>
+          <w:u w:val="single"/>
+        </w:rPr>
       </w:pPr>
       <w:r>
+        <w:rPr>
+          <w:u w:val="single"/>
+        </w:rPr>
         <w:t>4. USER_ROLE (Связь Пользователь ↔ Роль)</w:t>
       </w:r>
     </w:p>
@@ -1141,7 +1032,7 @@
         <w:tblLook w:val="04A0" w:firstRow="1" w:lastRow="0" w:firstColumn="1" w:lastColumn="0" w:noHBand="0" w:noVBand="1"/>
       </w:tblPr>
       <w:tblGrid>
-        <w:gridCol w:w="1451"/>
+        <w:gridCol w:w="1169"/>
         <w:gridCol w:w="2947"/>
         <w:gridCol w:w="4215"/>
       </w:tblGrid>
@@ -1231,30 +1122,29 @@
             <w:hideMark/>
           </w:tcPr>
           <w:p>
-            <w:proofErr w:type="spellStart"/>
-            <w:r>
-              <w:rPr>
-                <w:rStyle w:val="a4"/>
-              </w:rPr>
-              <w:t>id</w:t>
-            </w:r>
-            <w:proofErr w:type="spellEnd"/>
-          </w:p>
-        </w:tc>
-        <w:tc>
-          <w:tcPr>
-            <w:tcW w:w="0" w:type="auto"/>
-            <w:vAlign w:val="center"/>
-            <w:hideMark/>
-          </w:tcPr>
-          <w:p>
-            <w:proofErr w:type="spellStart"/>
-            <w:r>
-              <w:t>serial</w:t>
-            </w:r>
-            <w:proofErr w:type="spellEnd"/>
-            <w:r>
-              <w:t xml:space="preserve"> (PK)</w:t>
+            <w:r>
+              <w:rPr>
+                <w:rStyle w:val="a4"/>
+              </w:rPr>
+              <w:t>I</w:t>
+            </w:r>
+            <w:r>
+              <w:rPr>
+                <w:rStyle w:val="a4"/>
+              </w:rPr>
+              <w:t>d</w:t>
+            </w:r>
+          </w:p>
+        </w:tc>
+        <w:tc>
+          <w:tcPr>
+            <w:tcW w:w="0" w:type="auto"/>
+            <w:vAlign w:val="center"/>
+            <w:hideMark/>
+          </w:tcPr>
+          <w:p>
+            <w:r>
+              <w:t>serial (PK)</w:t>
             </w:r>
           </w:p>
         </w:tc>
@@ -1282,15 +1172,22 @@
             <w:hideMark/>
           </w:tcPr>
           <w:p>
-            <w:proofErr w:type="spellStart"/>
-            <w:r>
-              <w:rPr>
-                <w:rStyle w:val="a4"/>
+            <w:pPr>
+              <w:rPr>
+                <w:b/>
+                <w:bCs/>
+                <w:lang w:val="en-US"/>
+              </w:rPr>
+            </w:pPr>
+            <w:r>
+              <w:rPr>
+                <w:b/>
+                <w:bCs/>
+                <w:lang w:val="en-US"/>
               </w:rPr>
               <w:lastRenderedPageBreak/>
-              <w:t>user_id</w:t>
-            </w:r>
-            <w:proofErr w:type="spellEnd"/>
+              <w:t>user</w:t>
+            </w:r>
           </w:p>
         </w:tc>
         <w:tc>
@@ -1329,14 +1226,19 @@
             <w:hideMark/>
           </w:tcPr>
           <w:p>
-            <w:proofErr w:type="spellStart"/>
-            <w:r>
-              <w:rPr>
-                <w:rStyle w:val="a4"/>
-              </w:rPr>
-              <w:t>role_id</w:t>
-            </w:r>
-            <w:proofErr w:type="spellEnd"/>
+            <w:r>
+              <w:rPr>
+                <w:rStyle w:val="a4"/>
+                <w:lang w:val="en-US"/>
+              </w:rPr>
+              <w:t>r</w:t>
+            </w:r>
+            <w:r>
+              <w:rPr>
+                <w:rStyle w:val="a4"/>
+              </w:rPr>
+              <w:t>ole</w:t>
+            </w:r>
           </w:p>
         </w:tc>
         <w:tc>
@@ -1375,33 +1277,30 @@
             <w:hideMark/>
           </w:tcPr>
           <w:p>
-            <w:proofErr w:type="spellStart"/>
-            <w:r>
-              <w:rPr>
-                <w:rStyle w:val="a4"/>
-              </w:rPr>
-              <w:t>department_id</w:t>
-            </w:r>
-            <w:proofErr w:type="spellEnd"/>
-          </w:p>
-        </w:tc>
-        <w:tc>
-          <w:tcPr>
-            <w:tcW w:w="0" w:type="auto"/>
-            <w:vAlign w:val="center"/>
-            <w:hideMark/>
-          </w:tcPr>
-          <w:p>
-            <w:r>
-              <w:t>FK → DEPARTMENT.id (</w:t>
-            </w:r>
-            <w:proofErr w:type="spellStart"/>
-            <w:r>
-              <w:t>nullable</w:t>
-            </w:r>
-            <w:proofErr w:type="spellEnd"/>
-            <w:r>
-              <w:t>)</w:t>
+            <w:r>
+              <w:rPr>
+                <w:rStyle w:val="a4"/>
+                <w:lang w:val="en-US"/>
+              </w:rPr>
+              <w:t>d</w:t>
+            </w:r>
+            <w:r>
+              <w:rPr>
+                <w:rStyle w:val="a4"/>
+              </w:rPr>
+              <w:t>epartment</w:t>
+            </w:r>
+          </w:p>
+        </w:tc>
+        <w:tc>
+          <w:tcPr>
+            <w:tcW w:w="0" w:type="auto"/>
+            <w:vAlign w:val="center"/>
+            <w:hideMark/>
+          </w:tcPr>
+          <w:p>
+            <w:r>
+              <w:t>FK → DEPARTMENT.id (nullable)</w:t>
             </w:r>
           </w:p>
         </w:tc>
@@ -1422,15 +1321,21 @@
     <w:p>
       <w:r>
         <w:pict w14:anchorId="18919C51">
-          <v:rect id="_x0000_i1057" style="width:0;height:1.5pt" o:hralign="center" o:hrstd="t" o:hr="t" fillcolor="#a0a0a0" stroked="f"/>
+          <v:rect id="_x0000_i1028" style="width:0;height:1.5pt" o:hralign="center" o:hrstd="t" o:hr="t" fillcolor="#a0a0a0" stroked="f"/>
         </w:pict>
       </w:r>
     </w:p>
     <w:p>
       <w:pPr>
         <w:pStyle w:val="2"/>
+        <w:rPr>
+          <w:u w:val="single"/>
+        </w:rPr>
       </w:pPr>
       <w:r>
+        <w:rPr>
+          <w:u w:val="single"/>
+        </w:rPr>
         <w:t>5. ROLE_PERMISSION (Связь Роль ↔ Разрешение)</w:t>
       </w:r>
     </w:p>
@@ -1447,7 +1352,7 @@
         <w:tblLook w:val="04A0" w:firstRow="1" w:lastRow="0" w:firstColumn="1" w:lastColumn="0" w:noHBand="0" w:noVBand="1"/>
       </w:tblPr>
       <w:tblGrid>
-        <w:gridCol w:w="1363"/>
+        <w:gridCol w:w="1081"/>
         <w:gridCol w:w="1925"/>
         <w:gridCol w:w="3302"/>
       </w:tblGrid>
@@ -1537,30 +1442,23 @@
             <w:hideMark/>
           </w:tcPr>
           <w:p>
-            <w:proofErr w:type="spellStart"/>
             <w:r>
               <w:rPr>
                 <w:rStyle w:val="a4"/>
               </w:rPr>
               <w:t>id</w:t>
             </w:r>
-            <w:proofErr w:type="spellEnd"/>
-          </w:p>
-        </w:tc>
-        <w:tc>
-          <w:tcPr>
-            <w:tcW w:w="0" w:type="auto"/>
-            <w:vAlign w:val="center"/>
-            <w:hideMark/>
-          </w:tcPr>
-          <w:p>
-            <w:proofErr w:type="spellStart"/>
-            <w:r>
-              <w:t>serial</w:t>
-            </w:r>
-            <w:proofErr w:type="spellEnd"/>
-            <w:r>
-              <w:t xml:space="preserve"> (PK)</w:t>
+          </w:p>
+        </w:tc>
+        <w:tc>
+          <w:tcPr>
+            <w:tcW w:w="0" w:type="auto"/>
+            <w:vAlign w:val="center"/>
+            <w:hideMark/>
+          </w:tcPr>
+          <w:p>
+            <w:r>
+              <w:t>serial (PK)</w:t>
             </w:r>
           </w:p>
         </w:tc>
@@ -1588,14 +1486,12 @@
             <w:hideMark/>
           </w:tcPr>
           <w:p>
-            <w:proofErr w:type="spellStart"/>
-            <w:r>
-              <w:rPr>
-                <w:rStyle w:val="a4"/>
-              </w:rPr>
-              <w:t>role_id</w:t>
-            </w:r>
-            <w:proofErr w:type="spellEnd"/>
+            <w:r>
+              <w:rPr>
+                <w:rStyle w:val="a4"/>
+              </w:rPr>
+              <w:t>role</w:t>
+            </w:r>
           </w:p>
         </w:tc>
         <w:tc>
@@ -1634,14 +1530,12 @@
             <w:hideMark/>
           </w:tcPr>
           <w:p>
-            <w:proofErr w:type="spellStart"/>
-            <w:r>
-              <w:rPr>
-                <w:rStyle w:val="a4"/>
-              </w:rPr>
-              <w:t>permission_id</w:t>
-            </w:r>
-            <w:proofErr w:type="spellEnd"/>
+            <w:r>
+              <w:rPr>
+                <w:rStyle w:val="a4"/>
+              </w:rPr>
+              <w:t>permission</w:t>
+            </w:r>
           </w:p>
         </w:tc>
         <w:tc>
@@ -1673,15 +1567,21 @@
     <w:p>
       <w:r>
         <w:pict w14:anchorId="25267FC2">
-          <v:rect id="_x0000_i1058" style="width:0;height:1.5pt" o:hralign="center" o:hrstd="t" o:hr="t" fillcolor="#a0a0a0" stroked="f"/>
+          <v:rect id="_x0000_i1029" style="width:0;height:1.5pt" o:hralign="center" o:hrstd="t" o:hr="t" fillcolor="#a0a0a0" stroked="f"/>
         </w:pict>
       </w:r>
     </w:p>
     <w:p>
       <w:pPr>
         <w:pStyle w:val="2"/>
+        <w:rPr>
+          <w:u w:val="single"/>
+        </w:rPr>
       </w:pPr>
       <w:r>
+        <w:rPr>
+          <w:u w:val="single"/>
+        </w:rPr>
         <w:t>6. DEPARTMENT (Подразделение)</w:t>
       </w:r>
     </w:p>
@@ -1788,30 +1688,23 @@
             <w:hideMark/>
           </w:tcPr>
           <w:p>
-            <w:proofErr w:type="spellStart"/>
             <w:r>
               <w:rPr>
                 <w:rStyle w:val="a4"/>
               </w:rPr>
               <w:t>id</w:t>
             </w:r>
-            <w:proofErr w:type="spellEnd"/>
-          </w:p>
-        </w:tc>
-        <w:tc>
-          <w:tcPr>
-            <w:tcW w:w="0" w:type="auto"/>
-            <w:vAlign w:val="center"/>
-            <w:hideMark/>
-          </w:tcPr>
-          <w:p>
-            <w:proofErr w:type="spellStart"/>
-            <w:r>
-              <w:t>serial</w:t>
-            </w:r>
-            <w:proofErr w:type="spellEnd"/>
-            <w:r>
-              <w:t xml:space="preserve"> (PK)</w:t>
+          </w:p>
+        </w:tc>
+        <w:tc>
+          <w:tcPr>
+            <w:tcW w:w="0" w:type="auto"/>
+            <w:vAlign w:val="center"/>
+            <w:hideMark/>
+          </w:tcPr>
+          <w:p>
+            <w:r>
+              <w:t>serial (PK)</w:t>
             </w:r>
           </w:p>
         </w:tc>
@@ -1839,35 +1732,28 @@
             <w:hideMark/>
           </w:tcPr>
           <w:p>
-            <w:proofErr w:type="spellStart"/>
-            <w:r>
-              <w:rPr>
-                <w:rStyle w:val="a4"/>
-              </w:rPr>
-              <w:t>name</w:t>
-            </w:r>
-            <w:proofErr w:type="spellEnd"/>
-          </w:p>
-        </w:tc>
-        <w:tc>
-          <w:tcPr>
-            <w:tcW w:w="0" w:type="auto"/>
-            <w:vAlign w:val="center"/>
-            <w:hideMark/>
-          </w:tcPr>
-          <w:p>
-            <w:proofErr w:type="spellStart"/>
-            <w:proofErr w:type="gramStart"/>
-            <w:r>
-              <w:t>varchar</w:t>
-            </w:r>
-            <w:proofErr w:type="spellEnd"/>
-            <w:r>
-              <w:t>(</w:t>
-            </w:r>
-            <w:proofErr w:type="gramEnd"/>
-            <w:r>
-              <w:t>150)</w:t>
+            <w:pPr>
+              <w:rPr>
+                <w:lang w:val="en-US"/>
+              </w:rPr>
+            </w:pPr>
+            <w:r>
+              <w:rPr>
+                <w:rStyle w:val="a4"/>
+              </w:rPr>
+              <w:t>Title</w:t>
+            </w:r>
+          </w:p>
+        </w:tc>
+        <w:tc>
+          <w:tcPr>
+            <w:tcW w:w="0" w:type="auto"/>
+            <w:vAlign w:val="center"/>
+            <w:hideMark/>
+          </w:tcPr>
+          <w:p>
+            <w:r>
+              <w:t>varchar(150)</w:t>
             </w:r>
           </w:p>
         </w:tc>
@@ -1895,33 +1781,29 @@
             <w:hideMark/>
           </w:tcPr>
           <w:p>
-            <w:proofErr w:type="spellStart"/>
-            <w:r>
-              <w:rPr>
-                <w:rStyle w:val="a4"/>
-              </w:rPr>
-              <w:t>parent_id</w:t>
-            </w:r>
-            <w:proofErr w:type="spellEnd"/>
-          </w:p>
-        </w:tc>
-        <w:tc>
-          <w:tcPr>
-            <w:tcW w:w="0" w:type="auto"/>
-            <w:vAlign w:val="center"/>
-            <w:hideMark/>
-          </w:tcPr>
-          <w:p>
-            <w:r>
-              <w:t>FK → DEPARTMENT.id (</w:t>
-            </w:r>
-            <w:proofErr w:type="spellStart"/>
-            <w:r>
-              <w:t>nullable</w:t>
-            </w:r>
-            <w:proofErr w:type="spellEnd"/>
-            <w:r>
-              <w:t>)</w:t>
+            <w:r>
+              <w:rPr>
+                <w:rStyle w:val="a4"/>
+              </w:rPr>
+              <w:t>P</w:t>
+            </w:r>
+            <w:r>
+              <w:rPr>
+                <w:rStyle w:val="a4"/>
+              </w:rPr>
+              <w:t>arent</w:t>
+            </w:r>
+          </w:p>
+        </w:tc>
+        <w:tc>
+          <w:tcPr>
+            <w:tcW w:w="0" w:type="auto"/>
+            <w:vAlign w:val="center"/>
+            <w:hideMark/>
+          </w:tcPr>
+          <w:p>
+            <w:r>
+              <w:t>FK → DEPARTMENT.id (nullable)</w:t>
             </w:r>
           </w:p>
         </w:tc>
@@ -1940,37 +1822,34 @@
       </w:tr>
       <w:tr>
         <w:trPr>
-          <w:tblCellSpacing w:w="15" w:type="dxa"/>
-        </w:trPr>
-        <w:tc>
-          <w:tcPr>
-            <w:tcW w:w="0" w:type="auto"/>
-            <w:vAlign w:val="center"/>
-            <w:hideMark/>
-          </w:tcPr>
-          <w:p>
-            <w:proofErr w:type="spellStart"/>
+          <w:trHeight w:val="24"/>
+          <w:tblCellSpacing w:w="15" w:type="dxa"/>
+        </w:trPr>
+        <w:tc>
+          <w:tcPr>
+            <w:tcW w:w="0" w:type="auto"/>
+            <w:vAlign w:val="center"/>
+            <w:hideMark/>
+          </w:tcPr>
+          <w:p>
             <w:r>
               <w:rPr>
                 <w:rStyle w:val="a4"/>
               </w:rPr>
               <w:t>description</w:t>
             </w:r>
-            <w:proofErr w:type="spellEnd"/>
-          </w:p>
-        </w:tc>
-        <w:tc>
-          <w:tcPr>
-            <w:tcW w:w="0" w:type="auto"/>
-            <w:vAlign w:val="center"/>
-            <w:hideMark/>
-          </w:tcPr>
-          <w:p>
-            <w:proofErr w:type="spellStart"/>
+          </w:p>
+        </w:tc>
+        <w:tc>
+          <w:tcPr>
+            <w:tcW w:w="0" w:type="auto"/>
+            <w:vAlign w:val="center"/>
+            <w:hideMark/>
+          </w:tcPr>
+          <w:p>
             <w:r>
               <w:t>text</w:t>
             </w:r>
-            <w:proofErr w:type="spellEnd"/>
           </w:p>
         </w:tc>
         <w:tc>
@@ -1987,19 +1866,52 @@
         </w:tc>
       </w:tr>
     </w:tbl>
-    <w:p>
-      <w:r>
-        <w:pict w14:anchorId="50FFEF05">
-          <v:rect id="_x0000_i1059" style="width:0;height:1.5pt" o:hralign="center" o:hrstd="t" o:hr="t" fillcolor="#a0a0a0" stroked="f"/>
-        </w:pict>
-      </w:r>
-    </w:p>
+    <w:p/>
+    <w:p/>
     <w:p>
       <w:pPr>
         <w:pStyle w:val="2"/>
+        <w:rPr>
+          <w:u w:val="single"/>
+        </w:rPr>
       </w:pPr>
       <w:r>
-        <w:t>7. GROUP (Группа внутри подразделения)</w:t>
+        <w:rPr>
+          <w:u w:val="single"/>
+          <w:lang w:val="en-US"/>
+        </w:rPr>
+        <w:t>7</w:t>
+      </w:r>
+      <w:r>
+        <w:rPr>
+          <w:u w:val="single"/>
+        </w:rPr>
+        <w:t xml:space="preserve">. </w:t>
+      </w:r>
+      <w:r>
+        <w:rPr>
+          <w:u w:val="single"/>
+          <w:lang w:val="en-US"/>
+        </w:rPr>
+        <w:t>STAFF</w:t>
+      </w:r>
+      <w:r>
+        <w:rPr>
+          <w:u w:val="single"/>
+        </w:rPr>
+        <w:t>(П</w:t>
+      </w:r>
+      <w:r>
+        <w:rPr>
+          <w:u w:val="single"/>
+        </w:rPr>
+        <w:t>ерсонал</w:t>
+      </w:r>
+      <w:r>
+        <w:rPr>
+          <w:u w:val="single"/>
+        </w:rPr>
+        <w:t>)</w:t>
       </w:r>
     </w:p>
     <w:tbl>
@@ -2015,9 +1927,9 @@
         <w:tblLook w:val="04A0" w:firstRow="1" w:lastRow="0" w:firstColumn="1" w:lastColumn="0" w:noHBand="0" w:noVBand="1"/>
       </w:tblPr>
       <w:tblGrid>
-        <w:gridCol w:w="1451"/>
-        <w:gridCol w:w="2051"/>
-        <w:gridCol w:w="4116"/>
+        <w:gridCol w:w="1093"/>
+        <w:gridCol w:w="2947"/>
+        <w:gridCol w:w="4249"/>
       </w:tblGrid>
       <w:tr>
         <w:trPr>
@@ -2105,36 +2017,372 @@
             <w:hideMark/>
           </w:tcPr>
           <w:p>
-            <w:proofErr w:type="spellStart"/>
             <w:r>
               <w:rPr>
                 <w:rStyle w:val="a4"/>
               </w:rPr>
               <w:t>id</w:t>
             </w:r>
-            <w:proofErr w:type="spellEnd"/>
-          </w:p>
-        </w:tc>
-        <w:tc>
-          <w:tcPr>
-            <w:tcW w:w="0" w:type="auto"/>
-            <w:vAlign w:val="center"/>
-            <w:hideMark/>
-          </w:tcPr>
-          <w:p>
-            <w:proofErr w:type="spellStart"/>
-            <w:r>
-              <w:t>serial</w:t>
-            </w:r>
-            <w:proofErr w:type="spellEnd"/>
-            <w:r>
-              <w:t xml:space="preserve"> (PK)</w:t>
-            </w:r>
-          </w:p>
-        </w:tc>
-        <w:tc>
-          <w:tcPr>
-            <w:tcW w:w="0" w:type="auto"/>
+          </w:p>
+        </w:tc>
+        <w:tc>
+          <w:tcPr>
+            <w:tcW w:w="0" w:type="auto"/>
+            <w:vAlign w:val="center"/>
+            <w:hideMark/>
+          </w:tcPr>
+          <w:p>
+            <w:r>
+              <w:t>serial (PK)</w:t>
+            </w:r>
+          </w:p>
+        </w:tc>
+        <w:tc>
+          <w:tcPr>
+            <w:tcW w:w="0" w:type="auto"/>
+            <w:vAlign w:val="center"/>
+            <w:hideMark/>
+          </w:tcPr>
+          <w:p>
+            <w:r>
+              <w:t>Уникальный идентификатор подразделения</w:t>
+            </w:r>
+          </w:p>
+        </w:tc>
+      </w:tr>
+      <w:tr>
+        <w:trPr>
+          <w:tblCellSpacing w:w="15" w:type="dxa"/>
+        </w:trPr>
+        <w:tc>
+          <w:tcPr>
+            <w:tcW w:w="0" w:type="auto"/>
+            <w:vAlign w:val="center"/>
+            <w:hideMark/>
+          </w:tcPr>
+          <w:p>
+            <w:pPr>
+              <w:rPr>
+                <w:b/>
+                <w:bCs/>
+                <w:lang w:val="en-US"/>
+              </w:rPr>
+            </w:pPr>
+            <w:r>
+              <w:rPr>
+                <w:b/>
+                <w:bCs/>
+                <w:lang w:val="en-US"/>
+              </w:rPr>
+              <w:t>user</w:t>
+            </w:r>
+          </w:p>
+        </w:tc>
+        <w:tc>
+          <w:tcPr>
+            <w:tcW w:w="0" w:type="auto"/>
+            <w:vAlign w:val="center"/>
+            <w:hideMark/>
+          </w:tcPr>
+          <w:p>
+            <w:pPr>
+              <w:rPr>
+                <w:lang w:val="en-US"/>
+              </w:rPr>
+            </w:pPr>
+            <w:r>
+              <w:rPr>
+                <w:lang w:val="en-US"/>
+              </w:rPr>
+              <w:t xml:space="preserve">OK </w:t>
+            </w:r>
+            <w:r>
+              <w:t xml:space="preserve">→ </w:t>
+            </w:r>
+            <w:r>
+              <w:rPr>
+                <w:lang w:val="en-US"/>
+              </w:rPr>
+              <w:t xml:space="preserve">User </w:t>
+            </w:r>
+          </w:p>
+        </w:tc>
+        <w:tc>
+          <w:tcPr>
+            <w:tcW w:w="0" w:type="auto"/>
+            <w:vAlign w:val="center"/>
+            <w:hideMark/>
+          </w:tcPr>
+          <w:p>
+            <w:r>
+              <w:t>Пользователь системы</w:t>
+            </w:r>
+          </w:p>
+        </w:tc>
+      </w:tr>
+      <w:tr>
+        <w:trPr>
+          <w:tblCellSpacing w:w="15" w:type="dxa"/>
+        </w:trPr>
+        <w:tc>
+          <w:tcPr>
+            <w:tcW w:w="0" w:type="auto"/>
+            <w:vAlign w:val="center"/>
+            <w:hideMark/>
+          </w:tcPr>
+          <w:p>
+            <w:pPr>
+              <w:rPr>
+                <w:b/>
+                <w:bCs/>
+                <w:lang w:val="en-US"/>
+              </w:rPr>
+            </w:pPr>
+            <w:r>
+              <w:rPr>
+                <w:b/>
+                <w:bCs/>
+                <w:lang w:val="en-US"/>
+              </w:rPr>
+              <w:t>departmen</w:t>
+            </w:r>
+          </w:p>
+        </w:tc>
+        <w:tc>
+          <w:tcPr>
+            <w:tcW w:w="0" w:type="auto"/>
+            <w:vAlign w:val="center"/>
+            <w:hideMark/>
+          </w:tcPr>
+          <w:p>
+            <w:r>
+              <w:t>FK → DEPARTMENT.id (nullable)</w:t>
+            </w:r>
+          </w:p>
+        </w:tc>
+        <w:tc>
+          <w:tcPr>
+            <w:tcW w:w="0" w:type="auto"/>
+            <w:vAlign w:val="center"/>
+          </w:tcPr>
+          <w:p>
+            <w:r>
+              <w:t>Департамент/отдел</w:t>
+            </w:r>
+          </w:p>
+        </w:tc>
+      </w:tr>
+      <w:tr>
+        <w:trPr>
+          <w:trHeight w:val="24"/>
+          <w:tblCellSpacing w:w="15" w:type="dxa"/>
+        </w:trPr>
+        <w:tc>
+          <w:tcPr>
+            <w:tcW w:w="0" w:type="auto"/>
+            <w:vAlign w:val="center"/>
+          </w:tcPr>
+          <w:p>
+            <w:pPr>
+              <w:rPr>
+                <w:lang w:val="en-US"/>
+              </w:rPr>
+            </w:pPr>
+          </w:p>
+        </w:tc>
+        <w:tc>
+          <w:tcPr>
+            <w:tcW w:w="0" w:type="auto"/>
+            <w:vAlign w:val="center"/>
+          </w:tcPr>
+          <w:p/>
+        </w:tc>
+        <w:tc>
+          <w:tcPr>
+            <w:tcW w:w="0" w:type="auto"/>
+            <w:vAlign w:val="center"/>
+          </w:tcPr>
+          <w:p/>
+        </w:tc>
+      </w:tr>
+    </w:tbl>
+    <w:p/>
+    <w:p/>
+    <w:p>
+      <w:pPr>
+        <w:pStyle w:val="2"/>
+      </w:pPr>
+      <w:r>
+        <w:t>7</w:t>
+      </w:r>
+      <w:r>
+        <w:rPr>
+          <w:u w:val="single"/>
+        </w:rPr>
+        <w:t xml:space="preserve">. </w:t>
+      </w:r>
+      <w:r>
+        <w:rPr>
+          <w:u w:val="single"/>
+          <w:lang w:val="en-US"/>
+        </w:rPr>
+        <w:t>DEPARTMEN</w:t>
+      </w:r>
+      <w:r>
+        <w:rPr>
+          <w:u w:val="single"/>
+          <w:lang w:val="en-US"/>
+        </w:rPr>
+        <w:t>T</w:t>
+      </w:r>
+      <w:r>
+        <w:rPr>
+          <w:u w:val="single"/>
+        </w:rPr>
+        <w:t>_</w:t>
+      </w:r>
+      <w:r>
+        <w:rPr>
+          <w:u w:val="single"/>
+        </w:rPr>
+        <w:t>GROUP (Группа внутри подразделения)</w:t>
+      </w:r>
+    </w:p>
+    <w:tbl>
+      <w:tblPr>
+        <w:tblW w:w="0" w:type="auto"/>
+        <w:tblCellSpacing w:w="15" w:type="dxa"/>
+        <w:tblCellMar>
+          <w:top w:w="15" w:type="dxa"/>
+          <w:left w:w="15" w:type="dxa"/>
+          <w:bottom w:w="15" w:type="dxa"/>
+          <w:right w:w="15" w:type="dxa"/>
+        </w:tblCellMar>
+        <w:tblLook w:val="04A0" w:firstRow="1" w:lastRow="0" w:firstColumn="1" w:lastColumn="0" w:noHBand="0" w:noVBand="1"/>
+      </w:tblPr>
+      <w:tblGrid>
+        <w:gridCol w:w="612"/>
+        <w:gridCol w:w="728"/>
+        <w:gridCol w:w="728"/>
+        <w:gridCol w:w="1720"/>
+        <w:gridCol w:w="4071"/>
+        <w:gridCol w:w="45"/>
+      </w:tblGrid>
+      <w:tr>
+        <w:trPr>
+          <w:gridAfter w:val="1"/>
+          <w:tblHeader/>
+          <w:tblCellSpacing w:w="15" w:type="dxa"/>
+        </w:trPr>
+        <w:tc>
+          <w:tcPr>
+            <w:tcW w:w="0" w:type="auto"/>
+            <w:vAlign w:val="center"/>
+            <w:hideMark/>
+          </w:tcPr>
+          <w:p>
+            <w:pPr>
+              <w:jc w:val="center"/>
+              <w:rPr>
+                <w:b/>
+                <w:bCs/>
+              </w:rPr>
+            </w:pPr>
+            <w:r>
+              <w:rPr>
+                <w:b/>
+                <w:bCs/>
+              </w:rPr>
+              <w:t>Поле</w:t>
+            </w:r>
+          </w:p>
+        </w:tc>
+        <w:tc>
+          <w:tcPr>
+            <w:tcW w:w="0" w:type="auto"/>
+            <w:gridSpan w:val="2"/>
+            <w:vAlign w:val="center"/>
+            <w:hideMark/>
+          </w:tcPr>
+          <w:p>
+            <w:pPr>
+              <w:jc w:val="center"/>
+              <w:rPr>
+                <w:b/>
+                <w:bCs/>
+              </w:rPr>
+            </w:pPr>
+            <w:r>
+              <w:rPr>
+                <w:b/>
+                <w:bCs/>
+              </w:rPr>
+              <w:t>Тип</w:t>
+            </w:r>
+          </w:p>
+        </w:tc>
+        <w:tc>
+          <w:tcPr>
+            <w:tcW w:w="0" w:type="auto"/>
+            <w:gridSpan w:val="2"/>
+            <w:vAlign w:val="center"/>
+            <w:hideMark/>
+          </w:tcPr>
+          <w:p>
+            <w:pPr>
+              <w:jc w:val="center"/>
+              <w:rPr>
+                <w:b/>
+                <w:bCs/>
+              </w:rPr>
+            </w:pPr>
+            <w:r>
+              <w:rPr>
+                <w:b/>
+                <w:bCs/>
+              </w:rPr>
+              <w:t>Назначение</w:t>
+            </w:r>
+          </w:p>
+        </w:tc>
+      </w:tr>
+      <w:tr>
+        <w:trPr>
+          <w:gridAfter w:val="1"/>
+          <w:tblCellSpacing w:w="15" w:type="dxa"/>
+        </w:trPr>
+        <w:tc>
+          <w:tcPr>
+            <w:tcW w:w="0" w:type="auto"/>
+            <w:vAlign w:val="center"/>
+            <w:hideMark/>
+          </w:tcPr>
+          <w:p>
+            <w:r>
+              <w:rPr>
+                <w:rStyle w:val="a4"/>
+              </w:rPr>
+              <w:t>id</w:t>
+            </w:r>
+          </w:p>
+        </w:tc>
+        <w:tc>
+          <w:tcPr>
+            <w:tcW w:w="0" w:type="auto"/>
+            <w:gridSpan w:val="2"/>
+            <w:vAlign w:val="center"/>
+            <w:hideMark/>
+          </w:tcPr>
+          <w:p>
+            <w:r>
+              <w:t>serial (PK)</w:t>
+            </w:r>
+          </w:p>
+        </w:tc>
+        <w:tc>
+          <w:tcPr>
+            <w:tcW w:w="0" w:type="auto"/>
+            <w:gridSpan w:val="2"/>
             <w:vAlign w:val="center"/>
             <w:hideMark/>
           </w:tcPr>
@@ -2147,28 +2395,97 @@
       </w:tr>
       <w:tr>
         <w:trPr>
-          <w:tblCellSpacing w:w="15" w:type="dxa"/>
-        </w:trPr>
-        <w:tc>
-          <w:tcPr>
-            <w:tcW w:w="0" w:type="auto"/>
-            <w:vAlign w:val="center"/>
-            <w:hideMark/>
-          </w:tcPr>
-          <w:p>
-            <w:proofErr w:type="spellStart"/>
-            <w:r>
-              <w:rPr>
-                <w:rStyle w:val="a4"/>
-              </w:rPr>
-              <w:t>department_id</w:t>
-            </w:r>
-            <w:proofErr w:type="spellEnd"/>
-          </w:p>
-        </w:tc>
-        <w:tc>
-          <w:tcPr>
-            <w:tcW w:w="0" w:type="auto"/>
+          <w:gridAfter w:val="1"/>
+          <w:tblCellSpacing w:w="15" w:type="dxa"/>
+        </w:trPr>
+        <w:tc>
+          <w:tcPr>
+            <w:tcW w:w="0" w:type="auto"/>
+            <w:vAlign w:val="center"/>
+            <w:hideMark/>
+          </w:tcPr>
+          <w:p>
+            <w:pPr>
+              <w:rPr>
+                <w:b/>
+                <w:bCs/>
+                <w:lang w:val="en-US"/>
+              </w:rPr>
+            </w:pPr>
+            <w:r>
+              <w:rPr>
+                <w:rStyle w:val="a4"/>
+              </w:rPr>
+              <w:lastRenderedPageBreak/>
+              <w:t>group</w:t>
+            </w:r>
+          </w:p>
+        </w:tc>
+        <w:tc>
+          <w:tcPr>
+            <w:tcW w:w="0" w:type="auto"/>
+            <w:gridSpan w:val="2"/>
+            <w:vAlign w:val="center"/>
+            <w:hideMark/>
+          </w:tcPr>
+          <w:p>
+            <w:r>
+              <w:t xml:space="preserve">FK → </w:t>
+            </w:r>
+            <w:r>
+              <w:rPr>
+                <w:lang w:val="en-US"/>
+              </w:rPr>
+              <w:t>GROUP</w:t>
+            </w:r>
+            <w:r>
+              <w:t>.id</w:t>
+            </w:r>
+          </w:p>
+        </w:tc>
+        <w:tc>
+          <w:tcPr>
+            <w:tcW w:w="0" w:type="auto"/>
+            <w:gridSpan w:val="2"/>
+            <w:vAlign w:val="center"/>
+            <w:hideMark/>
+          </w:tcPr>
+          <w:p>
+            <w:r>
+              <w:t>Группа</w:t>
+            </w:r>
+          </w:p>
+        </w:tc>
+      </w:tr>
+      <w:tr>
+        <w:trPr>
+          <w:tblCellSpacing w:w="15" w:type="dxa"/>
+        </w:trPr>
+        <w:tc>
+          <w:tcPr>
+            <w:tcW w:w="0" w:type="auto"/>
+            <w:gridSpan w:val="2"/>
+            <w:vAlign w:val="center"/>
+            <w:hideMark/>
+          </w:tcPr>
+          <w:p>
+            <w:pPr>
+              <w:rPr>
+                <w:lang w:val="en-US"/>
+              </w:rPr>
+            </w:pPr>
+            <w:r>
+              <w:rPr>
+                <w:rStyle w:val="a4"/>
+              </w:rPr>
+              <w:t>Department</w:t>
+            </w:r>
+          </w:p>
+        </w:tc>
+        <w:tc>
+          <w:tcPr>
+            <w:tcW w:w="0" w:type="auto"/>
+            <w:gridSpan w:val="2"/>
             <w:vAlign w:val="center"/>
             <w:hideMark/>
           </w:tcPr>
@@ -2181,6 +2498,7 @@
         <w:tc>
           <w:tcPr>
             <w:tcW w:w="0" w:type="auto"/>
+            <w:gridSpan w:val="2"/>
             <w:vAlign w:val="center"/>
             <w:hideMark/>
           </w:tcPr>
@@ -2191,46 +2509,231 @@
           </w:p>
         </w:tc>
       </w:tr>
-      <w:tr>
-        <w:trPr>
-          <w:tblCellSpacing w:w="15" w:type="dxa"/>
-        </w:trPr>
-        <w:tc>
-          <w:tcPr>
-            <w:tcW w:w="0" w:type="auto"/>
-            <w:vAlign w:val="center"/>
-            <w:hideMark/>
-          </w:tcPr>
-          <w:p>
-            <w:proofErr w:type="spellStart"/>
-            <w:r>
-              <w:rPr>
-                <w:rStyle w:val="a4"/>
-              </w:rPr>
-              <w:t>name</w:t>
-            </w:r>
-            <w:proofErr w:type="spellEnd"/>
-          </w:p>
-        </w:tc>
-        <w:tc>
-          <w:tcPr>
-            <w:tcW w:w="0" w:type="auto"/>
-            <w:vAlign w:val="center"/>
-            <w:hideMark/>
-          </w:tcPr>
-          <w:p>
-            <w:proofErr w:type="spellStart"/>
-            <w:proofErr w:type="gramStart"/>
-            <w:r>
-              <w:t>varchar</w:t>
-            </w:r>
-            <w:proofErr w:type="spellEnd"/>
-            <w:r>
-              <w:t>(</w:t>
-            </w:r>
-            <w:proofErr w:type="gramEnd"/>
-            <w:r>
-              <w:t>150)</w:t>
+    </w:tbl>
+    <w:p/>
+    <w:p>
+      <w:pPr>
+        <w:pStyle w:val="2"/>
+      </w:pPr>
+      <w:r>
+        <w:t>7</w:t>
+      </w:r>
+      <w:r>
+        <w:rPr>
+          <w:u w:val="single"/>
+        </w:rPr>
+        <w:t>. GROUP (</w:t>
+      </w:r>
+      <w:r>
+        <w:rPr>
+          <w:u w:val="single"/>
+        </w:rPr>
+        <w:t>Название г</w:t>
+      </w:r>
+      <w:r>
+        <w:rPr>
+          <w:u w:val="single"/>
+        </w:rPr>
+        <w:t>рупп</w:t>
+      </w:r>
+      <w:r>
+        <w:rPr>
+          <w:u w:val="single"/>
+        </w:rPr>
+        <w:t>ы</w:t>
+      </w:r>
+      <w:r>
+        <w:rPr>
+          <w:u w:val="single"/>
+        </w:rPr>
+        <w:t xml:space="preserve"> внутри</w:t>
+      </w:r>
+      <w:r>
+        <w:rPr>
+          <w:u w:val="single"/>
+        </w:rPr>
+        <w:t xml:space="preserve"> </w:t>
+      </w:r>
+      <w:r>
+        <w:rPr>
+          <w:u w:val="single"/>
+        </w:rPr>
+        <w:t>подразделения)</w:t>
+      </w:r>
+    </w:p>
+    <w:tbl>
+      <w:tblPr>
+        <w:tblW w:w="0" w:type="auto"/>
+        <w:tblCellSpacing w:w="15" w:type="dxa"/>
+        <w:tblCellMar>
+          <w:top w:w="15" w:type="dxa"/>
+          <w:left w:w="15" w:type="dxa"/>
+          <w:bottom w:w="15" w:type="dxa"/>
+          <w:right w:w="15" w:type="dxa"/>
+        </w:tblCellMar>
+        <w:tblLook w:val="04A0" w:firstRow="1" w:lastRow="0" w:firstColumn="1" w:lastColumn="0" w:noHBand="0" w:noVBand="1"/>
+      </w:tblPr>
+      <w:tblGrid>
+        <w:gridCol w:w="1101"/>
+        <w:gridCol w:w="1201"/>
+        <w:gridCol w:w="4095"/>
+      </w:tblGrid>
+      <w:tr>
+        <w:trPr>
+          <w:tblHeader/>
+          <w:tblCellSpacing w:w="15" w:type="dxa"/>
+        </w:trPr>
+        <w:tc>
+          <w:tcPr>
+            <w:tcW w:w="0" w:type="auto"/>
+            <w:vAlign w:val="center"/>
+            <w:hideMark/>
+          </w:tcPr>
+          <w:p>
+            <w:pPr>
+              <w:jc w:val="center"/>
+              <w:rPr>
+                <w:b/>
+                <w:bCs/>
+              </w:rPr>
+            </w:pPr>
+            <w:r>
+              <w:rPr>
+                <w:b/>
+                <w:bCs/>
+              </w:rPr>
+              <w:t>Поле</w:t>
+            </w:r>
+          </w:p>
+        </w:tc>
+        <w:tc>
+          <w:tcPr>
+            <w:tcW w:w="0" w:type="auto"/>
+            <w:vAlign w:val="center"/>
+            <w:hideMark/>
+          </w:tcPr>
+          <w:p>
+            <w:pPr>
+              <w:jc w:val="center"/>
+              <w:rPr>
+                <w:b/>
+                <w:bCs/>
+              </w:rPr>
+            </w:pPr>
+            <w:r>
+              <w:rPr>
+                <w:b/>
+                <w:bCs/>
+              </w:rPr>
+              <w:t>Тип</w:t>
+            </w:r>
+          </w:p>
+        </w:tc>
+        <w:tc>
+          <w:tcPr>
+            <w:tcW w:w="0" w:type="auto"/>
+            <w:vAlign w:val="center"/>
+            <w:hideMark/>
+          </w:tcPr>
+          <w:p>
+            <w:pPr>
+              <w:jc w:val="center"/>
+              <w:rPr>
+                <w:b/>
+                <w:bCs/>
+              </w:rPr>
+            </w:pPr>
+            <w:r>
+              <w:rPr>
+                <w:b/>
+                <w:bCs/>
+              </w:rPr>
+              <w:t>Назначение</w:t>
+            </w:r>
+          </w:p>
+        </w:tc>
+      </w:tr>
+      <w:tr>
+        <w:trPr>
+          <w:tblCellSpacing w:w="15" w:type="dxa"/>
+        </w:trPr>
+        <w:tc>
+          <w:tcPr>
+            <w:tcW w:w="0" w:type="auto"/>
+            <w:vAlign w:val="center"/>
+            <w:hideMark/>
+          </w:tcPr>
+          <w:p>
+            <w:r>
+              <w:rPr>
+                <w:rStyle w:val="a4"/>
+              </w:rPr>
+              <w:t>id</w:t>
+            </w:r>
+          </w:p>
+        </w:tc>
+        <w:tc>
+          <w:tcPr>
+            <w:tcW w:w="0" w:type="auto"/>
+            <w:vAlign w:val="center"/>
+            <w:hideMark/>
+          </w:tcPr>
+          <w:p>
+            <w:r>
+              <w:t>serial (PK)</w:t>
+            </w:r>
+          </w:p>
+        </w:tc>
+        <w:tc>
+          <w:tcPr>
+            <w:tcW w:w="0" w:type="auto"/>
+            <w:vAlign w:val="center"/>
+            <w:hideMark/>
+          </w:tcPr>
+          <w:p>
+            <w:r>
+              <w:t>Уникальный идентификатор группы</w:t>
+            </w:r>
+          </w:p>
+        </w:tc>
+      </w:tr>
+      <w:tr>
+        <w:trPr>
+          <w:tblCellSpacing w:w="15" w:type="dxa"/>
+        </w:trPr>
+        <w:tc>
+          <w:tcPr>
+            <w:tcW w:w="0" w:type="auto"/>
+            <w:vAlign w:val="center"/>
+            <w:hideMark/>
+          </w:tcPr>
+          <w:p>
+            <w:pPr>
+              <w:rPr>
+                <w:b/>
+                <w:bCs/>
+                <w:lang w:val="en-US"/>
+              </w:rPr>
+            </w:pPr>
+            <w:r>
+              <w:rPr>
+                <w:b/>
+                <w:bCs/>
+                <w:lang w:val="en-US"/>
+              </w:rPr>
+              <w:t>title</w:t>
+            </w:r>
+          </w:p>
+        </w:tc>
+        <w:tc>
+          <w:tcPr>
+            <w:tcW w:w="0" w:type="auto"/>
+            <w:vAlign w:val="center"/>
+            <w:hideMark/>
+          </w:tcPr>
+          <w:p>
+            <w:r>
+              <w:t>varchar(150)</w:t>
             </w:r>
           </w:p>
         </w:tc>
@@ -2258,28 +2761,24 @@
             <w:hideMark/>
           </w:tcPr>
           <w:p>
-            <w:proofErr w:type="spellStart"/>
             <w:r>
               <w:rPr>
                 <w:rStyle w:val="a4"/>
               </w:rPr>
               <w:t>description</w:t>
             </w:r>
-            <w:proofErr w:type="spellEnd"/>
-          </w:p>
-        </w:tc>
-        <w:tc>
-          <w:tcPr>
-            <w:tcW w:w="0" w:type="auto"/>
-            <w:vAlign w:val="center"/>
-            <w:hideMark/>
-          </w:tcPr>
-          <w:p>
-            <w:proofErr w:type="spellStart"/>
+          </w:p>
+        </w:tc>
+        <w:tc>
+          <w:tcPr>
+            <w:tcW w:w="0" w:type="auto"/>
+            <w:vAlign w:val="center"/>
+            <w:hideMark/>
+          </w:tcPr>
+          <w:p>
             <w:r>
               <w:t>text</w:t>
             </w:r>
-            <w:proofErr w:type="spellEnd"/>
           </w:p>
         </w:tc>
         <w:tc>
@@ -2299,7 +2798,7 @@
     <w:p>
       <w:r>
         <w:pict w14:anchorId="05817FD7">
-          <v:rect id="_x0000_i1060" style="width:0;height:1.5pt" o:hralign="center" o:hrstd="t" o:hr="t" fillcolor="#a0a0a0" stroked="f"/>
+          <v:rect id="_x0000_i1031" style="width:0;height:1.5pt" o:hralign="center" o:hrstd="t" o:hr="t" fillcolor="#a0a0a0" stroked="f"/>
         </w:pict>
       </w:r>
     </w:p>
@@ -2414,30 +2913,23 @@
             <w:hideMark/>
           </w:tcPr>
           <w:p>
-            <w:proofErr w:type="spellStart"/>
             <w:r>
               <w:rPr>
                 <w:rStyle w:val="a4"/>
               </w:rPr>
               <w:t>id</w:t>
             </w:r>
-            <w:proofErr w:type="spellEnd"/>
-          </w:p>
-        </w:tc>
-        <w:tc>
-          <w:tcPr>
-            <w:tcW w:w="0" w:type="auto"/>
-            <w:vAlign w:val="center"/>
-            <w:hideMark/>
-          </w:tcPr>
-          <w:p>
-            <w:proofErr w:type="spellStart"/>
-            <w:r>
-              <w:t>serial</w:t>
-            </w:r>
-            <w:proofErr w:type="spellEnd"/>
-            <w:r>
-              <w:t xml:space="preserve"> (PK)</w:t>
+          </w:p>
+        </w:tc>
+        <w:tc>
+          <w:tcPr>
+            <w:tcW w:w="0" w:type="auto"/>
+            <w:vAlign w:val="center"/>
+            <w:hideMark/>
+          </w:tcPr>
+          <w:p>
+            <w:r>
+              <w:t>serial (PK)</w:t>
             </w:r>
           </w:p>
         </w:tc>
@@ -2465,14 +2957,12 @@
             <w:hideMark/>
           </w:tcPr>
           <w:p>
-            <w:proofErr w:type="spellStart"/>
             <w:r>
               <w:rPr>
                 <w:rStyle w:val="a4"/>
               </w:rPr>
               <w:t>user_id</w:t>
             </w:r>
-            <w:proofErr w:type="spellEnd"/>
           </w:p>
         </w:tc>
         <w:tc>
@@ -2511,14 +3001,12 @@
             <w:hideMark/>
           </w:tcPr>
           <w:p>
-            <w:proofErr w:type="spellStart"/>
             <w:r>
               <w:rPr>
                 <w:rStyle w:val="a4"/>
               </w:rPr>
               <w:t>group_id</w:t>
             </w:r>
-            <w:proofErr w:type="spellEnd"/>
           </w:p>
         </w:tc>
         <w:tc>
@@ -2549,9 +3037,8 @@
     </w:tbl>
     <w:p>
       <w:r>
-        <w:lastRenderedPageBreak/>
         <w:pict w14:anchorId="54121998">
-          <v:rect id="_x0000_i1061" style="width:0;height:1.5pt" o:hralign="center" o:hrstd="t" o:hr="t" fillcolor="#a0a0a0" stroked="f"/>
+          <v:rect id="_x0000_i1032" style="width:0;height:1.5pt" o:hralign="center" o:hrstd="t" o:hr="t" fillcolor="#a0a0a0" stroked="f"/>
         </w:pict>
       </w:r>
     </w:p>
@@ -2666,30 +3153,23 @@
             <w:hideMark/>
           </w:tcPr>
           <w:p>
-            <w:proofErr w:type="spellStart"/>
             <w:r>
               <w:rPr>
                 <w:rStyle w:val="a4"/>
               </w:rPr>
               <w:t>id</w:t>
             </w:r>
-            <w:proofErr w:type="spellEnd"/>
-          </w:p>
-        </w:tc>
-        <w:tc>
-          <w:tcPr>
-            <w:tcW w:w="0" w:type="auto"/>
-            <w:vAlign w:val="center"/>
-            <w:hideMark/>
-          </w:tcPr>
-          <w:p>
-            <w:proofErr w:type="spellStart"/>
-            <w:r>
-              <w:t>serial</w:t>
-            </w:r>
-            <w:proofErr w:type="spellEnd"/>
-            <w:r>
-              <w:t xml:space="preserve"> (PK)</w:t>
+          </w:p>
+        </w:tc>
+        <w:tc>
+          <w:tcPr>
+            <w:tcW w:w="0" w:type="auto"/>
+            <w:vAlign w:val="center"/>
+            <w:hideMark/>
+          </w:tcPr>
+          <w:p>
+            <w:r>
+              <w:t>serial (PK)</w:t>
             </w:r>
           </w:p>
         </w:tc>
@@ -2717,35 +3197,23 @@
             <w:hideMark/>
           </w:tcPr>
           <w:p>
-            <w:proofErr w:type="spellStart"/>
             <w:r>
               <w:rPr>
                 <w:rStyle w:val="a4"/>
               </w:rPr>
               <w:t>name</w:t>
             </w:r>
-            <w:proofErr w:type="spellEnd"/>
-          </w:p>
-        </w:tc>
-        <w:tc>
-          <w:tcPr>
-            <w:tcW w:w="0" w:type="auto"/>
-            <w:vAlign w:val="center"/>
-            <w:hideMark/>
-          </w:tcPr>
-          <w:p>
-            <w:proofErr w:type="spellStart"/>
-            <w:proofErr w:type="gramStart"/>
-            <w:r>
-              <w:t>varchar</w:t>
-            </w:r>
-            <w:proofErr w:type="spellEnd"/>
-            <w:r>
-              <w:t>(</w:t>
-            </w:r>
-            <w:proofErr w:type="gramEnd"/>
-            <w:r>
-              <w:t>150)</w:t>
+          </w:p>
+        </w:tc>
+        <w:tc>
+          <w:tcPr>
+            <w:tcW w:w="0" w:type="auto"/>
+            <w:vAlign w:val="center"/>
+            <w:hideMark/>
+          </w:tcPr>
+          <w:p>
+            <w:r>
+              <w:t>varchar(150)</w:t>
             </w:r>
           </w:p>
         </w:tc>
@@ -2773,28 +3241,24 @@
             <w:hideMark/>
           </w:tcPr>
           <w:p>
-            <w:proofErr w:type="spellStart"/>
             <w:r>
               <w:rPr>
                 <w:rStyle w:val="a4"/>
               </w:rPr>
               <w:t>description</w:t>
             </w:r>
-            <w:proofErr w:type="spellEnd"/>
-          </w:p>
-        </w:tc>
-        <w:tc>
-          <w:tcPr>
-            <w:tcW w:w="0" w:type="auto"/>
-            <w:vAlign w:val="center"/>
-            <w:hideMark/>
-          </w:tcPr>
-          <w:p>
-            <w:proofErr w:type="spellStart"/>
+          </w:p>
+        </w:tc>
+        <w:tc>
+          <w:tcPr>
+            <w:tcW w:w="0" w:type="auto"/>
+            <w:vAlign w:val="center"/>
+            <w:hideMark/>
+          </w:tcPr>
+          <w:p>
             <w:r>
               <w:t>text</w:t>
             </w:r>
-            <w:proofErr w:type="spellEnd"/>
           </w:p>
         </w:tc>
         <w:tc>
@@ -2821,14 +3285,12 @@
             <w:hideMark/>
           </w:tcPr>
           <w:p>
-            <w:proofErr w:type="spellStart"/>
             <w:r>
               <w:rPr>
                 <w:rStyle w:val="a4"/>
               </w:rPr>
               <w:t>created_by</w:t>
             </w:r>
-            <w:proofErr w:type="spellEnd"/>
           </w:p>
         </w:tc>
         <w:tc>
@@ -2867,28 +3329,24 @@
             <w:hideMark/>
           </w:tcPr>
           <w:p>
-            <w:proofErr w:type="spellStart"/>
             <w:r>
               <w:rPr>
                 <w:rStyle w:val="a4"/>
               </w:rPr>
               <w:t>created_at</w:t>
             </w:r>
-            <w:proofErr w:type="spellEnd"/>
-          </w:p>
-        </w:tc>
-        <w:tc>
-          <w:tcPr>
-            <w:tcW w:w="0" w:type="auto"/>
-            <w:vAlign w:val="center"/>
-            <w:hideMark/>
-          </w:tcPr>
-          <w:p>
-            <w:proofErr w:type="spellStart"/>
+          </w:p>
+        </w:tc>
+        <w:tc>
+          <w:tcPr>
+            <w:tcW w:w="0" w:type="auto"/>
+            <w:vAlign w:val="center"/>
+            <w:hideMark/>
+          </w:tcPr>
+          <w:p>
             <w:r>
               <w:t>timestamp</w:t>
             </w:r>
-            <w:proofErr w:type="spellEnd"/>
           </w:p>
         </w:tc>
         <w:tc>
@@ -2915,28 +3373,24 @@
             <w:hideMark/>
           </w:tcPr>
           <w:p>
-            <w:proofErr w:type="spellStart"/>
             <w:r>
               <w:rPr>
                 <w:rStyle w:val="a4"/>
               </w:rPr>
               <w:t>updated_at</w:t>
             </w:r>
-            <w:proofErr w:type="spellEnd"/>
-          </w:p>
-        </w:tc>
-        <w:tc>
-          <w:tcPr>
-            <w:tcW w:w="0" w:type="auto"/>
-            <w:vAlign w:val="center"/>
-            <w:hideMark/>
-          </w:tcPr>
-          <w:p>
-            <w:proofErr w:type="spellStart"/>
+          </w:p>
+        </w:tc>
+        <w:tc>
+          <w:tcPr>
+            <w:tcW w:w="0" w:type="auto"/>
+            <w:vAlign w:val="center"/>
+            <w:hideMark/>
+          </w:tcPr>
+          <w:p>
             <w:r>
               <w:t>timestamp</w:t>
             </w:r>
-            <w:proofErr w:type="spellEnd"/>
           </w:p>
         </w:tc>
         <w:tc>
@@ -2956,7 +3410,7 @@
     <w:p>
       <w:r>
         <w:pict w14:anchorId="556CC8CA">
-          <v:rect id="_x0000_i1062" style="width:0;height:1.5pt" o:hralign="center" o:hrstd="t" o:hr="t" fillcolor="#a0a0a0" stroked="f"/>
+          <v:rect id="_x0000_i1033" style="width:0;height:1.5pt" o:hralign="center" o:hrstd="t" o:hr="t" fillcolor="#a0a0a0" stroked="f"/>
         </w:pict>
       </w:r>
     </w:p>
@@ -3071,30 +3525,23 @@
             <w:hideMark/>
           </w:tcPr>
           <w:p>
-            <w:proofErr w:type="spellStart"/>
             <w:r>
               <w:rPr>
                 <w:rStyle w:val="a4"/>
               </w:rPr>
               <w:t>id</w:t>
             </w:r>
-            <w:proofErr w:type="spellEnd"/>
-          </w:p>
-        </w:tc>
-        <w:tc>
-          <w:tcPr>
-            <w:tcW w:w="0" w:type="auto"/>
-            <w:vAlign w:val="center"/>
-            <w:hideMark/>
-          </w:tcPr>
-          <w:p>
-            <w:proofErr w:type="spellStart"/>
-            <w:r>
-              <w:t>serial</w:t>
-            </w:r>
-            <w:proofErr w:type="spellEnd"/>
-            <w:r>
-              <w:t xml:space="preserve"> (PK)</w:t>
+          </w:p>
+        </w:tc>
+        <w:tc>
+          <w:tcPr>
+            <w:tcW w:w="0" w:type="auto"/>
+            <w:vAlign w:val="center"/>
+            <w:hideMark/>
+          </w:tcPr>
+          <w:p>
+            <w:r>
+              <w:t>serial (PK)</w:t>
             </w:r>
           </w:p>
         </w:tc>
@@ -3122,14 +3569,12 @@
             <w:hideMark/>
           </w:tcPr>
           <w:p>
-            <w:proofErr w:type="spellStart"/>
             <w:r>
               <w:rPr>
                 <w:rStyle w:val="a4"/>
               </w:rPr>
               <w:t>template_id</w:t>
             </w:r>
-            <w:proofErr w:type="spellEnd"/>
           </w:p>
         </w:tc>
         <w:tc>
@@ -3168,35 +3613,23 @@
             <w:hideMark/>
           </w:tcPr>
           <w:p>
-            <w:proofErr w:type="spellStart"/>
             <w:r>
               <w:rPr>
                 <w:rStyle w:val="a4"/>
               </w:rPr>
               <w:t>name</w:t>
             </w:r>
-            <w:proofErr w:type="spellEnd"/>
-          </w:p>
-        </w:tc>
-        <w:tc>
-          <w:tcPr>
-            <w:tcW w:w="0" w:type="auto"/>
-            <w:vAlign w:val="center"/>
-            <w:hideMark/>
-          </w:tcPr>
-          <w:p>
-            <w:proofErr w:type="spellStart"/>
-            <w:proofErr w:type="gramStart"/>
-            <w:r>
-              <w:t>varchar</w:t>
-            </w:r>
-            <w:proofErr w:type="spellEnd"/>
-            <w:r>
-              <w:t>(</w:t>
-            </w:r>
-            <w:proofErr w:type="gramEnd"/>
-            <w:r>
-              <w:t>150)</w:t>
+          </w:p>
+        </w:tc>
+        <w:tc>
+          <w:tcPr>
+            <w:tcW w:w="0" w:type="auto"/>
+            <w:vAlign w:val="center"/>
+            <w:hideMark/>
+          </w:tcPr>
+          <w:p>
+            <w:r>
+              <w:t>varchar(150)</w:t>
             </w:r>
           </w:p>
         </w:tc>
@@ -3224,35 +3657,24 @@
             <w:hideMark/>
           </w:tcPr>
           <w:p>
-            <w:proofErr w:type="spellStart"/>
-            <w:r>
-              <w:rPr>
-                <w:rStyle w:val="a4"/>
-              </w:rPr>
+            <w:r>
+              <w:rPr>
+                <w:rStyle w:val="a4"/>
+              </w:rPr>
+              <w:lastRenderedPageBreak/>
               <w:t>type</w:t>
             </w:r>
-            <w:proofErr w:type="spellEnd"/>
-          </w:p>
-        </w:tc>
-        <w:tc>
-          <w:tcPr>
-            <w:tcW w:w="0" w:type="auto"/>
-            <w:vAlign w:val="center"/>
-            <w:hideMark/>
-          </w:tcPr>
-          <w:p>
-            <w:proofErr w:type="spellStart"/>
-            <w:proofErr w:type="gramStart"/>
-            <w:r>
-              <w:t>varchar</w:t>
-            </w:r>
-            <w:proofErr w:type="spellEnd"/>
-            <w:r>
-              <w:t>(</w:t>
-            </w:r>
-            <w:proofErr w:type="gramEnd"/>
-            <w:r>
-              <w:t>50)</w:t>
+          </w:p>
+        </w:tc>
+        <w:tc>
+          <w:tcPr>
+            <w:tcW w:w="0" w:type="auto"/>
+            <w:vAlign w:val="center"/>
+            <w:hideMark/>
+          </w:tcPr>
+          <w:p>
+            <w:r>
+              <w:t>varchar(50)</w:t>
             </w:r>
           </w:p>
         </w:tc>
@@ -3280,28 +3702,24 @@
             <w:hideMark/>
           </w:tcPr>
           <w:p>
-            <w:proofErr w:type="spellStart"/>
             <w:r>
               <w:rPr>
                 <w:rStyle w:val="a4"/>
               </w:rPr>
               <w:t>description</w:t>
             </w:r>
-            <w:proofErr w:type="spellEnd"/>
-          </w:p>
-        </w:tc>
-        <w:tc>
-          <w:tcPr>
-            <w:tcW w:w="0" w:type="auto"/>
-            <w:vAlign w:val="center"/>
-            <w:hideMark/>
-          </w:tcPr>
-          <w:p>
-            <w:proofErr w:type="spellStart"/>
+          </w:p>
+        </w:tc>
+        <w:tc>
+          <w:tcPr>
+            <w:tcW w:w="0" w:type="auto"/>
+            <w:vAlign w:val="center"/>
+            <w:hideMark/>
+          </w:tcPr>
+          <w:p>
             <w:r>
               <w:t>text</w:t>
             </w:r>
-            <w:proofErr w:type="spellEnd"/>
           </w:p>
         </w:tc>
         <w:tc>
@@ -3328,28 +3746,24 @@
             <w:hideMark/>
           </w:tcPr>
           <w:p>
-            <w:proofErr w:type="spellStart"/>
             <w:r>
               <w:rPr>
                 <w:rStyle w:val="a4"/>
               </w:rPr>
               <w:t>is_required</w:t>
             </w:r>
-            <w:proofErr w:type="spellEnd"/>
-          </w:p>
-        </w:tc>
-        <w:tc>
-          <w:tcPr>
-            <w:tcW w:w="0" w:type="auto"/>
-            <w:vAlign w:val="center"/>
-            <w:hideMark/>
-          </w:tcPr>
-          <w:p>
-            <w:proofErr w:type="spellStart"/>
+          </w:p>
+        </w:tc>
+        <w:tc>
+          <w:tcPr>
+            <w:tcW w:w="0" w:type="auto"/>
+            <w:vAlign w:val="center"/>
+            <w:hideMark/>
+          </w:tcPr>
+          <w:p>
             <w:r>
               <w:t>boolean</w:t>
             </w:r>
-            <w:proofErr w:type="spellEnd"/>
           </w:p>
         </w:tc>
         <w:tc>
@@ -3376,28 +3790,24 @@
             <w:hideMark/>
           </w:tcPr>
           <w:p>
-            <w:proofErr w:type="spellStart"/>
             <w:r>
               <w:rPr>
                 <w:rStyle w:val="a4"/>
               </w:rPr>
               <w:t>order</w:t>
             </w:r>
-            <w:proofErr w:type="spellEnd"/>
-          </w:p>
-        </w:tc>
-        <w:tc>
-          <w:tcPr>
-            <w:tcW w:w="0" w:type="auto"/>
-            <w:vAlign w:val="center"/>
-            <w:hideMark/>
-          </w:tcPr>
-          <w:p>
-            <w:proofErr w:type="spellStart"/>
+          </w:p>
+        </w:tc>
+        <w:tc>
+          <w:tcPr>
+            <w:tcW w:w="0" w:type="auto"/>
+            <w:vAlign w:val="center"/>
+            <w:hideMark/>
+          </w:tcPr>
+          <w:p>
             <w:r>
               <w:t>int</w:t>
             </w:r>
-            <w:proofErr w:type="spellEnd"/>
           </w:p>
         </w:tc>
         <w:tc>
@@ -3417,7 +3827,7 @@
     <w:p>
       <w:r>
         <w:pict w14:anchorId="495FCECA">
-          <v:rect id="_x0000_i1063" style="width:0;height:1.5pt" o:hralign="center" o:hrstd="t" o:hr="t" fillcolor="#a0a0a0" stroked="f"/>
+          <v:rect id="_x0000_i1034" style="width:0;height:1.5pt" o:hralign="center" o:hrstd="t" o:hr="t" fillcolor="#a0a0a0" stroked="f"/>
         </w:pict>
       </w:r>
     </w:p>
@@ -3532,30 +3942,23 @@
             <w:hideMark/>
           </w:tcPr>
           <w:p>
-            <w:proofErr w:type="spellStart"/>
             <w:r>
               <w:rPr>
                 <w:rStyle w:val="a4"/>
               </w:rPr>
               <w:t>id</w:t>
             </w:r>
-            <w:proofErr w:type="spellEnd"/>
-          </w:p>
-        </w:tc>
-        <w:tc>
-          <w:tcPr>
-            <w:tcW w:w="0" w:type="auto"/>
-            <w:vAlign w:val="center"/>
-            <w:hideMark/>
-          </w:tcPr>
-          <w:p>
-            <w:proofErr w:type="spellStart"/>
-            <w:r>
-              <w:t>serial</w:t>
-            </w:r>
-            <w:proofErr w:type="spellEnd"/>
-            <w:r>
-              <w:t xml:space="preserve"> (PK)</w:t>
+          </w:p>
+        </w:tc>
+        <w:tc>
+          <w:tcPr>
+            <w:tcW w:w="0" w:type="auto"/>
+            <w:vAlign w:val="center"/>
+            <w:hideMark/>
+          </w:tcPr>
+          <w:p>
+            <w:r>
+              <w:t>serial (PK)</w:t>
             </w:r>
           </w:p>
         </w:tc>
@@ -3583,14 +3986,12 @@
             <w:hideMark/>
           </w:tcPr>
           <w:p>
-            <w:proofErr w:type="spellStart"/>
             <w:r>
               <w:rPr>
                 <w:rStyle w:val="a4"/>
               </w:rPr>
               <w:t>template_id</w:t>
             </w:r>
-            <w:proofErr w:type="spellEnd"/>
           </w:p>
         </w:tc>
         <w:tc>
@@ -3629,14 +4030,12 @@
             <w:hideMark/>
           </w:tcPr>
           <w:p>
-            <w:proofErr w:type="spellStart"/>
             <w:r>
               <w:rPr>
                 <w:rStyle w:val="a4"/>
               </w:rPr>
               <w:t>department_id</w:t>
             </w:r>
-            <w:proofErr w:type="spellEnd"/>
           </w:p>
         </w:tc>
         <w:tc>
@@ -3675,33 +4074,23 @@
             <w:hideMark/>
           </w:tcPr>
           <w:p>
-            <w:proofErr w:type="spellStart"/>
             <w:r>
               <w:rPr>
                 <w:rStyle w:val="a4"/>
               </w:rPr>
               <w:t>group_id</w:t>
             </w:r>
-            <w:proofErr w:type="spellEnd"/>
-          </w:p>
-        </w:tc>
-        <w:tc>
-          <w:tcPr>
-            <w:tcW w:w="0" w:type="auto"/>
-            <w:vAlign w:val="center"/>
-            <w:hideMark/>
-          </w:tcPr>
-          <w:p>
-            <w:r>
-              <w:t>FK → GROUP.id (</w:t>
-            </w:r>
-            <w:proofErr w:type="spellStart"/>
-            <w:r>
-              <w:t>nullable</w:t>
-            </w:r>
-            <w:proofErr w:type="spellEnd"/>
-            <w:r>
-              <w:t>)</w:t>
+          </w:p>
+        </w:tc>
+        <w:tc>
+          <w:tcPr>
+            <w:tcW w:w="0" w:type="auto"/>
+            <w:vAlign w:val="center"/>
+            <w:hideMark/>
+          </w:tcPr>
+          <w:p>
+            <w:r>
+              <w:t>FK → GROUP.id (nullable)</w:t>
             </w:r>
           </w:p>
         </w:tc>
@@ -3729,14 +4118,12 @@
             <w:hideMark/>
           </w:tcPr>
           <w:p>
-            <w:proofErr w:type="spellStart"/>
             <w:r>
               <w:rPr>
                 <w:rStyle w:val="a4"/>
               </w:rPr>
               <w:t>created_by</w:t>
             </w:r>
-            <w:proofErr w:type="spellEnd"/>
           </w:p>
         </w:tc>
         <w:tc>
@@ -3775,28 +4162,24 @@
             <w:hideMark/>
           </w:tcPr>
           <w:p>
-            <w:proofErr w:type="spellStart"/>
             <w:r>
               <w:rPr>
                 <w:rStyle w:val="a4"/>
               </w:rPr>
               <w:t>created_at</w:t>
             </w:r>
-            <w:proofErr w:type="spellEnd"/>
-          </w:p>
-        </w:tc>
-        <w:tc>
-          <w:tcPr>
-            <w:tcW w:w="0" w:type="auto"/>
-            <w:vAlign w:val="center"/>
-            <w:hideMark/>
-          </w:tcPr>
-          <w:p>
-            <w:proofErr w:type="spellStart"/>
+          </w:p>
+        </w:tc>
+        <w:tc>
+          <w:tcPr>
+            <w:tcW w:w="0" w:type="auto"/>
+            <w:vAlign w:val="center"/>
+            <w:hideMark/>
+          </w:tcPr>
+          <w:p>
             <w:r>
               <w:t>timestamp</w:t>
             </w:r>
-            <w:proofErr w:type="spellEnd"/>
           </w:p>
         </w:tc>
         <w:tc>
@@ -3823,28 +4206,24 @@
             <w:hideMark/>
           </w:tcPr>
           <w:p>
-            <w:proofErr w:type="spellStart"/>
             <w:r>
               <w:rPr>
                 <w:rStyle w:val="a4"/>
               </w:rPr>
               <w:t>updated_at</w:t>
             </w:r>
-            <w:proofErr w:type="spellEnd"/>
-          </w:p>
-        </w:tc>
-        <w:tc>
-          <w:tcPr>
-            <w:tcW w:w="0" w:type="auto"/>
-            <w:vAlign w:val="center"/>
-            <w:hideMark/>
-          </w:tcPr>
-          <w:p>
-            <w:proofErr w:type="spellStart"/>
+          </w:p>
+        </w:tc>
+        <w:tc>
+          <w:tcPr>
+            <w:tcW w:w="0" w:type="auto"/>
+            <w:vAlign w:val="center"/>
+            <w:hideMark/>
+          </w:tcPr>
+          <w:p>
             <w:r>
               <w:t>timestamp</w:t>
             </w:r>
-            <w:proofErr w:type="spellEnd"/>
           </w:p>
         </w:tc>
         <w:tc>
@@ -3864,7 +4243,7 @@
     <w:p>
       <w:r>
         <w:pict w14:anchorId="7B8CFA50">
-          <v:rect id="_x0000_i1064" style="width:0;height:1.5pt" o:hralign="center" o:hrstd="t" o:hr="t" fillcolor="#a0a0a0" stroked="f"/>
+          <v:rect id="_x0000_i1035" style="width:0;height:1.5pt" o:hralign="center" o:hrstd="t" o:hr="t" fillcolor="#a0a0a0" stroked="f"/>
         </w:pict>
       </w:r>
     </w:p>
@@ -3873,7 +4252,6 @@
         <w:pStyle w:val="2"/>
       </w:pPr>
       <w:r>
-        <w:lastRenderedPageBreak/>
         <w:t>12. ENTITY_DATA (Значения динамических полей)</w:t>
       </w:r>
     </w:p>
@@ -3980,30 +4358,23 @@
             <w:hideMark/>
           </w:tcPr>
           <w:p>
-            <w:proofErr w:type="spellStart"/>
             <w:r>
               <w:rPr>
                 <w:rStyle w:val="a4"/>
               </w:rPr>
               <w:t>id</w:t>
             </w:r>
-            <w:proofErr w:type="spellEnd"/>
-          </w:p>
-        </w:tc>
-        <w:tc>
-          <w:tcPr>
-            <w:tcW w:w="0" w:type="auto"/>
-            <w:vAlign w:val="center"/>
-            <w:hideMark/>
-          </w:tcPr>
-          <w:p>
-            <w:proofErr w:type="spellStart"/>
-            <w:r>
-              <w:t>serial</w:t>
-            </w:r>
-            <w:proofErr w:type="spellEnd"/>
-            <w:r>
-              <w:t xml:space="preserve"> (PK)</w:t>
+          </w:p>
+        </w:tc>
+        <w:tc>
+          <w:tcPr>
+            <w:tcW w:w="0" w:type="auto"/>
+            <w:vAlign w:val="center"/>
+            <w:hideMark/>
+          </w:tcPr>
+          <w:p>
+            <w:r>
+              <w:t>serial (PK)</w:t>
             </w:r>
           </w:p>
         </w:tc>
@@ -4031,14 +4402,12 @@
             <w:hideMark/>
           </w:tcPr>
           <w:p>
-            <w:proofErr w:type="spellStart"/>
             <w:r>
               <w:rPr>
                 <w:rStyle w:val="a4"/>
               </w:rPr>
               <w:t>entity_id</w:t>
             </w:r>
-            <w:proofErr w:type="spellEnd"/>
           </w:p>
         </w:tc>
         <w:tc>
@@ -4077,14 +4446,12 @@
             <w:hideMark/>
           </w:tcPr>
           <w:p>
-            <w:proofErr w:type="spellStart"/>
             <w:r>
               <w:rPr>
                 <w:rStyle w:val="a4"/>
               </w:rPr>
               <w:t>field_id</w:t>
             </w:r>
-            <w:proofErr w:type="spellEnd"/>
           </w:p>
         </w:tc>
         <w:tc>
@@ -4123,46 +4490,23 @@
             <w:hideMark/>
           </w:tcPr>
           <w:p>
-            <w:proofErr w:type="spellStart"/>
             <w:r>
               <w:rPr>
                 <w:rStyle w:val="a4"/>
               </w:rPr>
               <w:t>value_text</w:t>
             </w:r>
-            <w:proofErr w:type="spellEnd"/>
-          </w:p>
-        </w:tc>
-        <w:tc>
-          <w:tcPr>
-            <w:tcW w:w="0" w:type="auto"/>
-            <w:vAlign w:val="center"/>
-            <w:hideMark/>
-          </w:tcPr>
-          <w:p>
-            <w:proofErr w:type="spellStart"/>
-            <w:r>
-              <w:t>text</w:t>
-            </w:r>
-            <w:proofErr w:type="spellEnd"/>
-            <w:r>
-              <w:t xml:space="preserve">, </w:t>
-            </w:r>
-            <w:proofErr w:type="spellStart"/>
-            <w:r>
-              <w:t>indexed</w:t>
-            </w:r>
-            <w:proofErr w:type="spellEnd"/>
-            <w:r>
-              <w:t xml:space="preserve"> (</w:t>
-            </w:r>
-            <w:proofErr w:type="spellStart"/>
-            <w:r>
-              <w:t>fulltext</w:t>
-            </w:r>
-            <w:proofErr w:type="spellEnd"/>
-            <w:r>
-              <w:t>)</w:t>
+          </w:p>
+        </w:tc>
+        <w:tc>
+          <w:tcPr>
+            <w:tcW w:w="0" w:type="auto"/>
+            <w:vAlign w:val="center"/>
+            <w:hideMark/>
+          </w:tcPr>
+          <w:p>
+            <w:r>
+              <w:t>text, indexed (fulltext)</w:t>
             </w:r>
           </w:p>
         </w:tc>
@@ -4190,36 +4534,24 @@
             <w:hideMark/>
           </w:tcPr>
           <w:p>
-            <w:proofErr w:type="spellStart"/>
             <w:r>
               <w:rPr>
                 <w:rStyle w:val="a4"/>
               </w:rPr>
               <w:t>value_number</w:t>
             </w:r>
-            <w:proofErr w:type="spellEnd"/>
-          </w:p>
-        </w:tc>
-        <w:tc>
-          <w:tcPr>
-            <w:tcW w:w="0" w:type="auto"/>
-            <w:vAlign w:val="center"/>
-            <w:hideMark/>
-          </w:tcPr>
-          <w:p>
-            <w:proofErr w:type="spellStart"/>
-            <w:r>
-              <w:t>numeric</w:t>
-            </w:r>
-            <w:proofErr w:type="spellEnd"/>
-            <w:r>
-              <w:t xml:space="preserve">, </w:t>
-            </w:r>
-            <w:proofErr w:type="spellStart"/>
-            <w:r>
-              <w:t>indexed</w:t>
-            </w:r>
-            <w:proofErr w:type="spellEnd"/>
+          </w:p>
+        </w:tc>
+        <w:tc>
+          <w:tcPr>
+            <w:tcW w:w="0" w:type="auto"/>
+            <w:vAlign w:val="center"/>
+            <w:hideMark/>
+          </w:tcPr>
+          <w:p>
+            <w:r>
+              <w:t>numeric, indexed</w:t>
+            </w:r>
           </w:p>
         </w:tc>
         <w:tc>
@@ -4246,36 +4578,24 @@
             <w:hideMark/>
           </w:tcPr>
           <w:p>
-            <w:proofErr w:type="spellStart"/>
             <w:r>
               <w:rPr>
                 <w:rStyle w:val="a4"/>
               </w:rPr>
               <w:t>value_date</w:t>
             </w:r>
-            <w:proofErr w:type="spellEnd"/>
-          </w:p>
-        </w:tc>
-        <w:tc>
-          <w:tcPr>
-            <w:tcW w:w="0" w:type="auto"/>
-            <w:vAlign w:val="center"/>
-            <w:hideMark/>
-          </w:tcPr>
-          <w:p>
-            <w:proofErr w:type="spellStart"/>
-            <w:r>
-              <w:t>date</w:t>
-            </w:r>
-            <w:proofErr w:type="spellEnd"/>
-            <w:r>
-              <w:t xml:space="preserve">, </w:t>
-            </w:r>
-            <w:proofErr w:type="spellStart"/>
-            <w:r>
-              <w:t>indexed</w:t>
-            </w:r>
-            <w:proofErr w:type="spellEnd"/>
+          </w:p>
+        </w:tc>
+        <w:tc>
+          <w:tcPr>
+            <w:tcW w:w="0" w:type="auto"/>
+            <w:vAlign w:val="center"/>
+            <w:hideMark/>
+          </w:tcPr>
+          <w:p>
+            <w:r>
+              <w:t>date, indexed</w:t>
+            </w:r>
           </w:p>
         </w:tc>
         <w:tc>
@@ -4302,28 +4622,24 @@
             <w:hideMark/>
           </w:tcPr>
           <w:p>
-            <w:proofErr w:type="spellStart"/>
             <w:r>
               <w:rPr>
                 <w:rStyle w:val="a4"/>
               </w:rPr>
               <w:t>value_boolean</w:t>
             </w:r>
-            <w:proofErr w:type="spellEnd"/>
-          </w:p>
-        </w:tc>
-        <w:tc>
-          <w:tcPr>
-            <w:tcW w:w="0" w:type="auto"/>
-            <w:vAlign w:val="center"/>
-            <w:hideMark/>
-          </w:tcPr>
-          <w:p>
-            <w:proofErr w:type="spellStart"/>
+          </w:p>
+        </w:tc>
+        <w:tc>
+          <w:tcPr>
+            <w:tcW w:w="0" w:type="auto"/>
+            <w:vAlign w:val="center"/>
+            <w:hideMark/>
+          </w:tcPr>
+          <w:p>
             <w:r>
               <w:t>boolean</w:t>
             </w:r>
-            <w:proofErr w:type="spellEnd"/>
           </w:p>
         </w:tc>
         <w:tc>
@@ -4350,14 +4666,12 @@
             <w:hideMark/>
           </w:tcPr>
           <w:p>
-            <w:proofErr w:type="spellStart"/>
             <w:r>
               <w:rPr>
                 <w:rStyle w:val="a4"/>
               </w:rPr>
               <w:t>file_id</w:t>
             </w:r>
-            <w:proofErr w:type="spellEnd"/>
           </w:p>
         </w:tc>
         <w:tc>
@@ -4397,7 +4711,7 @@
     <w:p>
       <w:r>
         <w:pict w14:anchorId="6A6BD495">
-          <v:rect id="_x0000_i1065" style="width:0;height:1.5pt" o:hralign="center" o:hrstd="t" o:hr="t" fillcolor="#a0a0a0" stroked="f"/>
+          <v:rect id="_x0000_i1036" style="width:0;height:1.5pt" o:hralign="center" o:hrstd="t" o:hr="t" fillcolor="#a0a0a0" stroked="f"/>
         </w:pict>
       </w:r>
     </w:p>
@@ -4406,6 +4720,7 @@
         <w:pStyle w:val="2"/>
       </w:pPr>
       <w:r>
+        <w:lastRenderedPageBreak/>
         <w:t>13. FILE_STORAGE (Файлы)</w:t>
       </w:r>
     </w:p>
@@ -4512,30 +4827,23 @@
             <w:hideMark/>
           </w:tcPr>
           <w:p>
-            <w:proofErr w:type="spellStart"/>
             <w:r>
               <w:rPr>
                 <w:rStyle w:val="a4"/>
               </w:rPr>
               <w:t>id</w:t>
             </w:r>
-            <w:proofErr w:type="spellEnd"/>
-          </w:p>
-        </w:tc>
-        <w:tc>
-          <w:tcPr>
-            <w:tcW w:w="0" w:type="auto"/>
-            <w:vAlign w:val="center"/>
-            <w:hideMark/>
-          </w:tcPr>
-          <w:p>
-            <w:proofErr w:type="spellStart"/>
-            <w:r>
-              <w:t>serial</w:t>
-            </w:r>
-            <w:proofErr w:type="spellEnd"/>
-            <w:r>
-              <w:t xml:space="preserve"> (PK)</w:t>
+          </w:p>
+        </w:tc>
+        <w:tc>
+          <w:tcPr>
+            <w:tcW w:w="0" w:type="auto"/>
+            <w:vAlign w:val="center"/>
+            <w:hideMark/>
+          </w:tcPr>
+          <w:p>
+            <w:r>
+              <w:t>serial (PK)</w:t>
             </w:r>
           </w:p>
         </w:tc>
@@ -4563,35 +4871,23 @@
             <w:hideMark/>
           </w:tcPr>
           <w:p>
-            <w:proofErr w:type="spellStart"/>
             <w:r>
               <w:rPr>
                 <w:rStyle w:val="a4"/>
               </w:rPr>
               <w:t>original_name</w:t>
             </w:r>
-            <w:proofErr w:type="spellEnd"/>
-          </w:p>
-        </w:tc>
-        <w:tc>
-          <w:tcPr>
-            <w:tcW w:w="0" w:type="auto"/>
-            <w:vAlign w:val="center"/>
-            <w:hideMark/>
-          </w:tcPr>
-          <w:p>
-            <w:proofErr w:type="spellStart"/>
-            <w:proofErr w:type="gramStart"/>
-            <w:r>
-              <w:t>varchar</w:t>
-            </w:r>
-            <w:proofErr w:type="spellEnd"/>
-            <w:r>
-              <w:t>(</w:t>
-            </w:r>
-            <w:proofErr w:type="gramEnd"/>
-            <w:r>
-              <w:t>255)</w:t>
+          </w:p>
+        </w:tc>
+        <w:tc>
+          <w:tcPr>
+            <w:tcW w:w="0" w:type="auto"/>
+            <w:vAlign w:val="center"/>
+            <w:hideMark/>
+          </w:tcPr>
+          <w:p>
+            <w:r>
+              <w:t>varchar(255)</w:t>
             </w:r>
           </w:p>
         </w:tc>
@@ -4619,35 +4915,23 @@
             <w:hideMark/>
           </w:tcPr>
           <w:p>
-            <w:proofErr w:type="spellStart"/>
             <w:r>
               <w:rPr>
                 <w:rStyle w:val="a4"/>
               </w:rPr>
               <w:t>storage_path</w:t>
             </w:r>
-            <w:proofErr w:type="spellEnd"/>
-          </w:p>
-        </w:tc>
-        <w:tc>
-          <w:tcPr>
-            <w:tcW w:w="0" w:type="auto"/>
-            <w:vAlign w:val="center"/>
-            <w:hideMark/>
-          </w:tcPr>
-          <w:p>
-            <w:proofErr w:type="spellStart"/>
-            <w:proofErr w:type="gramStart"/>
-            <w:r>
-              <w:t>varchar</w:t>
-            </w:r>
-            <w:proofErr w:type="spellEnd"/>
-            <w:r>
-              <w:t>(</w:t>
-            </w:r>
-            <w:proofErr w:type="gramEnd"/>
-            <w:r>
-              <w:t>500)</w:t>
+          </w:p>
+        </w:tc>
+        <w:tc>
+          <w:tcPr>
+            <w:tcW w:w="0" w:type="auto"/>
+            <w:vAlign w:val="center"/>
+            <w:hideMark/>
+          </w:tcPr>
+          <w:p>
+            <w:r>
+              <w:t>varchar(500)</w:t>
             </w:r>
           </w:p>
         </w:tc>
@@ -4675,100 +4959,68 @@
             <w:hideMark/>
           </w:tcPr>
           <w:p>
-            <w:proofErr w:type="spellStart"/>
             <w:r>
               <w:rPr>
                 <w:rStyle w:val="a4"/>
               </w:rPr>
               <w:t>file_type</w:t>
             </w:r>
-            <w:proofErr w:type="spellEnd"/>
-          </w:p>
-        </w:tc>
-        <w:tc>
-          <w:tcPr>
-            <w:tcW w:w="0" w:type="auto"/>
-            <w:vAlign w:val="center"/>
-            <w:hideMark/>
-          </w:tcPr>
-          <w:p>
-            <w:proofErr w:type="spellStart"/>
-            <w:proofErr w:type="gramStart"/>
-            <w:r>
-              <w:t>varchar</w:t>
-            </w:r>
-            <w:proofErr w:type="spellEnd"/>
-            <w:r>
-              <w:t>(</w:t>
-            </w:r>
-            <w:proofErr w:type="gramEnd"/>
-            <w:r>
-              <w:t>50)</w:t>
-            </w:r>
-          </w:p>
-        </w:tc>
-        <w:tc>
-          <w:tcPr>
-            <w:tcW w:w="0" w:type="auto"/>
-            <w:vAlign w:val="center"/>
-            <w:hideMark/>
-          </w:tcPr>
-          <w:p>
-            <w:r>
-              <w:t xml:space="preserve">MIME-тип (например: </w:t>
-            </w:r>
-            <w:proofErr w:type="spellStart"/>
-            <w:r>
-              <w:t>image</w:t>
-            </w:r>
-            <w:proofErr w:type="spellEnd"/>
-            <w:r>
-              <w:t>/</w:t>
-            </w:r>
-            <w:proofErr w:type="spellStart"/>
-            <w:r>
-              <w:t>png</w:t>
-            </w:r>
-            <w:proofErr w:type="spellEnd"/>
-            <w:r>
-              <w:t>)</w:t>
-            </w:r>
-          </w:p>
-        </w:tc>
-      </w:tr>
-      <w:tr>
-        <w:trPr>
-          <w:tblCellSpacing w:w="15" w:type="dxa"/>
-        </w:trPr>
-        <w:tc>
-          <w:tcPr>
-            <w:tcW w:w="0" w:type="auto"/>
-            <w:vAlign w:val="center"/>
-            <w:hideMark/>
-          </w:tcPr>
-          <w:p>
-            <w:proofErr w:type="spellStart"/>
+          </w:p>
+        </w:tc>
+        <w:tc>
+          <w:tcPr>
+            <w:tcW w:w="0" w:type="auto"/>
+            <w:vAlign w:val="center"/>
+            <w:hideMark/>
+          </w:tcPr>
+          <w:p>
+            <w:r>
+              <w:t>varchar(50)</w:t>
+            </w:r>
+          </w:p>
+        </w:tc>
+        <w:tc>
+          <w:tcPr>
+            <w:tcW w:w="0" w:type="auto"/>
+            <w:vAlign w:val="center"/>
+            <w:hideMark/>
+          </w:tcPr>
+          <w:p>
+            <w:r>
+              <w:t>MIME-тип (например: image/png)</w:t>
+            </w:r>
+          </w:p>
+        </w:tc>
+      </w:tr>
+      <w:tr>
+        <w:trPr>
+          <w:tblCellSpacing w:w="15" w:type="dxa"/>
+        </w:trPr>
+        <w:tc>
+          <w:tcPr>
+            <w:tcW w:w="0" w:type="auto"/>
+            <w:vAlign w:val="center"/>
+            <w:hideMark/>
+          </w:tcPr>
+          <w:p>
             <w:r>
               <w:rPr>
                 <w:rStyle w:val="a4"/>
               </w:rPr>
               <w:t>size_bytes</w:t>
             </w:r>
-            <w:proofErr w:type="spellEnd"/>
-          </w:p>
-        </w:tc>
-        <w:tc>
-          <w:tcPr>
-            <w:tcW w:w="0" w:type="auto"/>
-            <w:vAlign w:val="center"/>
-            <w:hideMark/>
-          </w:tcPr>
-          <w:p>
-            <w:proofErr w:type="spellStart"/>
+          </w:p>
+        </w:tc>
+        <w:tc>
+          <w:tcPr>
+            <w:tcW w:w="0" w:type="auto"/>
+            <w:vAlign w:val="center"/>
+            <w:hideMark/>
+          </w:tcPr>
+          <w:p>
             <w:r>
               <w:t>bigint</w:t>
             </w:r>
-            <w:proofErr w:type="spellEnd"/>
           </w:p>
         </w:tc>
         <w:tc>
@@ -4795,14 +5047,12 @@
             <w:hideMark/>
           </w:tcPr>
           <w:p>
-            <w:proofErr w:type="spellStart"/>
             <w:r>
               <w:rPr>
                 <w:rStyle w:val="a4"/>
               </w:rPr>
               <w:t>uploaded_by</w:t>
             </w:r>
-            <w:proofErr w:type="spellEnd"/>
           </w:p>
         </w:tc>
         <w:tc>
@@ -4841,28 +5091,24 @@
             <w:hideMark/>
           </w:tcPr>
           <w:p>
-            <w:proofErr w:type="spellStart"/>
             <w:r>
               <w:rPr>
                 <w:rStyle w:val="a4"/>
               </w:rPr>
               <w:t>uploaded_at</w:t>
             </w:r>
-            <w:proofErr w:type="spellEnd"/>
-          </w:p>
-        </w:tc>
-        <w:tc>
-          <w:tcPr>
-            <w:tcW w:w="0" w:type="auto"/>
-            <w:vAlign w:val="center"/>
-            <w:hideMark/>
-          </w:tcPr>
-          <w:p>
-            <w:proofErr w:type="spellStart"/>
+          </w:p>
+        </w:tc>
+        <w:tc>
+          <w:tcPr>
+            <w:tcW w:w="0" w:type="auto"/>
+            <w:vAlign w:val="center"/>
+            <w:hideMark/>
+          </w:tcPr>
+          <w:p>
             <w:r>
               <w:t>timestamp</w:t>
             </w:r>
-            <w:proofErr w:type="spellEnd"/>
           </w:p>
         </w:tc>
         <w:tc>
@@ -4889,41 +5135,24 @@
             <w:hideMark/>
           </w:tcPr>
           <w:p>
-            <w:proofErr w:type="spellStart"/>
             <w:r>
               <w:rPr>
                 <w:rStyle w:val="a4"/>
               </w:rPr>
               <w:t>checksum</w:t>
             </w:r>
-            <w:proofErr w:type="spellEnd"/>
-          </w:p>
-        </w:tc>
-        <w:tc>
-          <w:tcPr>
-            <w:tcW w:w="0" w:type="auto"/>
-            <w:vAlign w:val="center"/>
-            <w:hideMark/>
-          </w:tcPr>
-          <w:p>
-            <w:proofErr w:type="spellStart"/>
-            <w:proofErr w:type="gramStart"/>
-            <w:r>
-              <w:t>varchar</w:t>
-            </w:r>
-            <w:proofErr w:type="spellEnd"/>
-            <w:r>
-              <w:t>(</w:t>
-            </w:r>
-            <w:proofErr w:type="gramEnd"/>
-            <w:r>
-              <w:t xml:space="preserve">64), </w:t>
-            </w:r>
-            <w:proofErr w:type="spellStart"/>
-            <w:r>
-              <w:t>indexed</w:t>
-            </w:r>
-            <w:proofErr w:type="spellEnd"/>
+          </w:p>
+        </w:tc>
+        <w:tc>
+          <w:tcPr>
+            <w:tcW w:w="0" w:type="auto"/>
+            <w:vAlign w:val="center"/>
+            <w:hideMark/>
+          </w:tcPr>
+          <w:p>
+            <w:r>
+              <w:t>varchar(64), indexed</w:t>
+            </w:r>
           </w:p>
         </w:tc>
         <w:tc>
@@ -4943,7 +5172,7 @@
     <w:p>
       <w:r>
         <w:pict w14:anchorId="45C74C58">
-          <v:rect id="_x0000_i1066" style="width:0;height:1.5pt" o:hralign="center" o:hrstd="t" o:hr="t" fillcolor="#a0a0a0" stroked="f"/>
+          <v:rect id="_x0000_i1037" style="width:0;height:1.5pt" o:hralign="center" o:hrstd="t" o:hr="t" fillcolor="#a0a0a0" stroked="f"/>
         </w:pict>
       </w:r>
     </w:p>
@@ -5058,30 +5287,23 @@
             <w:hideMark/>
           </w:tcPr>
           <w:p>
-            <w:proofErr w:type="spellStart"/>
             <w:r>
               <w:rPr>
                 <w:rStyle w:val="a4"/>
               </w:rPr>
               <w:t>id</w:t>
             </w:r>
-            <w:proofErr w:type="spellEnd"/>
-          </w:p>
-        </w:tc>
-        <w:tc>
-          <w:tcPr>
-            <w:tcW w:w="0" w:type="auto"/>
-            <w:vAlign w:val="center"/>
-            <w:hideMark/>
-          </w:tcPr>
-          <w:p>
-            <w:proofErr w:type="spellStart"/>
-            <w:r>
-              <w:t>serial</w:t>
-            </w:r>
-            <w:proofErr w:type="spellEnd"/>
-            <w:r>
-              <w:t xml:space="preserve"> (PK)</w:t>
+          </w:p>
+        </w:tc>
+        <w:tc>
+          <w:tcPr>
+            <w:tcW w:w="0" w:type="auto"/>
+            <w:vAlign w:val="center"/>
+            <w:hideMark/>
+          </w:tcPr>
+          <w:p>
+            <w:r>
+              <w:t>serial (PK)</w:t>
             </w:r>
           </w:p>
         </w:tc>
@@ -5109,14 +5331,12 @@
             <w:hideMark/>
           </w:tcPr>
           <w:p>
-            <w:proofErr w:type="spellStart"/>
             <w:r>
               <w:rPr>
                 <w:rStyle w:val="a4"/>
               </w:rPr>
               <w:t>user_id</w:t>
             </w:r>
-            <w:proofErr w:type="spellEnd"/>
           </w:p>
         </w:tc>
         <w:tc>
@@ -5155,35 +5375,23 @@
             <w:hideMark/>
           </w:tcPr>
           <w:p>
-            <w:proofErr w:type="spellStart"/>
             <w:r>
               <w:rPr>
                 <w:rStyle w:val="a4"/>
               </w:rPr>
               <w:t>action</w:t>
             </w:r>
-            <w:proofErr w:type="spellEnd"/>
-          </w:p>
-        </w:tc>
-        <w:tc>
-          <w:tcPr>
-            <w:tcW w:w="0" w:type="auto"/>
-            <w:vAlign w:val="center"/>
-            <w:hideMark/>
-          </w:tcPr>
-          <w:p>
-            <w:proofErr w:type="spellStart"/>
-            <w:proofErr w:type="gramStart"/>
-            <w:r>
-              <w:t>varchar</w:t>
-            </w:r>
-            <w:proofErr w:type="spellEnd"/>
-            <w:r>
-              <w:t>(</w:t>
-            </w:r>
-            <w:proofErr w:type="gramEnd"/>
-            <w:r>
-              <w:t>255)</w:t>
+          </w:p>
+        </w:tc>
+        <w:tc>
+          <w:tcPr>
+            <w:tcW w:w="0" w:type="auto"/>
+            <w:vAlign w:val="center"/>
+            <w:hideMark/>
+          </w:tcPr>
+          <w:p>
+            <w:r>
+              <w:t>varchar(255)</w:t>
             </w:r>
           </w:p>
         </w:tc>
@@ -5211,28 +5419,24 @@
             <w:hideMark/>
           </w:tcPr>
           <w:p>
-            <w:proofErr w:type="spellStart"/>
             <w:r>
               <w:rPr>
                 <w:rStyle w:val="a4"/>
               </w:rPr>
               <w:t>details</w:t>
             </w:r>
-            <w:proofErr w:type="spellEnd"/>
-          </w:p>
-        </w:tc>
-        <w:tc>
-          <w:tcPr>
-            <w:tcW w:w="0" w:type="auto"/>
-            <w:vAlign w:val="center"/>
-            <w:hideMark/>
-          </w:tcPr>
-          <w:p>
-            <w:proofErr w:type="spellStart"/>
+          </w:p>
+        </w:tc>
+        <w:tc>
+          <w:tcPr>
+            <w:tcW w:w="0" w:type="auto"/>
+            <w:vAlign w:val="center"/>
+            <w:hideMark/>
+          </w:tcPr>
+          <w:p>
             <w:r>
               <w:t>text</w:t>
             </w:r>
-            <w:proofErr w:type="spellEnd"/>
           </w:p>
         </w:tc>
         <w:tc>
@@ -5259,14 +5463,12 @@
             <w:hideMark/>
           </w:tcPr>
           <w:p>
-            <w:proofErr w:type="spellStart"/>
             <w:r>
               <w:rPr>
                 <w:rStyle w:val="a4"/>
               </w:rPr>
               <w:t>department_id</w:t>
             </w:r>
-            <w:proofErr w:type="spellEnd"/>
           </w:p>
         </w:tc>
         <w:tc>
@@ -5305,37 +5507,24 @@
             <w:hideMark/>
           </w:tcPr>
           <w:p>
-            <w:proofErr w:type="spellStart"/>
-            <w:r>
-              <w:rPr>
-                <w:rStyle w:val="a4"/>
-              </w:rPr>
-              <w:lastRenderedPageBreak/>
+            <w:r>
+              <w:rPr>
+                <w:rStyle w:val="a4"/>
+              </w:rPr>
               <w:t>timestamp</w:t>
             </w:r>
-            <w:proofErr w:type="spellEnd"/>
-          </w:p>
-        </w:tc>
-        <w:tc>
-          <w:tcPr>
-            <w:tcW w:w="0" w:type="auto"/>
-            <w:vAlign w:val="center"/>
-            <w:hideMark/>
-          </w:tcPr>
-          <w:p>
-            <w:proofErr w:type="spellStart"/>
-            <w:r>
-              <w:t>timestamp</w:t>
-            </w:r>
-            <w:proofErr w:type="spellEnd"/>
-            <w:r>
-              <w:t xml:space="preserve">, </w:t>
-            </w:r>
-            <w:proofErr w:type="spellStart"/>
-            <w:r>
-              <w:t>indexed</w:t>
-            </w:r>
-            <w:proofErr w:type="spellEnd"/>
+          </w:p>
+        </w:tc>
+        <w:tc>
+          <w:tcPr>
+            <w:tcW w:w="0" w:type="auto"/>
+            <w:vAlign w:val="center"/>
+            <w:hideMark/>
+          </w:tcPr>
+          <w:p>
+            <w:r>
+              <w:t>timestamp, indexed</w:t>
+            </w:r>
           </w:p>
         </w:tc>
         <w:tc>
@@ -5761,6 +5950,7 @@
   <w:style w:type="paragraph" w:default="1" w:styleId="a">
     <w:name w:val="Normal"/>
     <w:qFormat/>
+    <w:rsid w:val="00653D64"/>
   </w:style>
   <w:style w:type="paragraph" w:styleId="1">
     <w:name w:val="heading 1"/>

--- a/Documents/Описание полей HR.docx
+++ b/Documents/Описание полей HR.docx
@@ -127,23 +127,30 @@
             <w:hideMark/>
           </w:tcPr>
           <w:p>
+            <w:proofErr w:type="spellStart"/>
             <w:r>
               <w:rPr>
                 <w:rStyle w:val="a4"/>
               </w:rPr>
               <w:t>id</w:t>
             </w:r>
-          </w:p>
-        </w:tc>
-        <w:tc>
-          <w:tcPr>
-            <w:tcW w:w="0" w:type="auto"/>
-            <w:vAlign w:val="center"/>
-            <w:hideMark/>
-          </w:tcPr>
-          <w:p>
-            <w:r>
-              <w:t>serial (PK)</w:t>
+            <w:proofErr w:type="spellEnd"/>
+          </w:p>
+        </w:tc>
+        <w:tc>
+          <w:tcPr>
+            <w:tcW w:w="0" w:type="auto"/>
+            <w:vAlign w:val="center"/>
+            <w:hideMark/>
+          </w:tcPr>
+          <w:p>
+            <w:proofErr w:type="spellStart"/>
+            <w:r>
+              <w:t>serial</w:t>
+            </w:r>
+            <w:proofErr w:type="spellEnd"/>
+            <w:r>
+              <w:t xml:space="preserve"> (PK)</w:t>
             </w:r>
           </w:p>
         </w:tc>
@@ -171,24 +178,41 @@
             <w:hideMark/>
           </w:tcPr>
           <w:p>
+            <w:proofErr w:type="spellStart"/>
             <w:r>
               <w:rPr>
                 <w:rStyle w:val="a4"/>
               </w:rPr>
               <w:t>username</w:t>
             </w:r>
-          </w:p>
-        </w:tc>
-        <w:tc>
-          <w:tcPr>
-            <w:tcW w:w="0" w:type="auto"/>
-            <w:vAlign w:val="center"/>
-            <w:hideMark/>
-          </w:tcPr>
-          <w:p>
-            <w:r>
-              <w:t>varchar(150), unique</w:t>
-            </w:r>
+            <w:proofErr w:type="spellEnd"/>
+          </w:p>
+        </w:tc>
+        <w:tc>
+          <w:tcPr>
+            <w:tcW w:w="0" w:type="auto"/>
+            <w:vAlign w:val="center"/>
+            <w:hideMark/>
+          </w:tcPr>
+          <w:p>
+            <w:proofErr w:type="spellStart"/>
+            <w:proofErr w:type="gramStart"/>
+            <w:r>
+              <w:t>varchar</w:t>
+            </w:r>
+            <w:proofErr w:type="spellEnd"/>
+            <w:r>
+              <w:t>(</w:t>
+            </w:r>
+            <w:proofErr w:type="gramEnd"/>
+            <w:r>
+              <w:t xml:space="preserve">150), </w:t>
+            </w:r>
+            <w:proofErr w:type="spellStart"/>
+            <w:r>
+              <w:t>unique</w:t>
+            </w:r>
+            <w:proofErr w:type="spellEnd"/>
           </w:p>
         </w:tc>
         <w:tc>
@@ -215,100 +239,144 @@
             <w:hideMark/>
           </w:tcPr>
           <w:p>
+            <w:proofErr w:type="spellStart"/>
             <w:r>
               <w:rPr>
                 <w:rStyle w:val="a4"/>
               </w:rPr>
               <w:t>password_hash</w:t>
             </w:r>
-          </w:p>
-        </w:tc>
-        <w:tc>
-          <w:tcPr>
-            <w:tcW w:w="0" w:type="auto"/>
-            <w:vAlign w:val="center"/>
-            <w:hideMark/>
-          </w:tcPr>
-          <w:p>
-            <w:r>
-              <w:t>varchar(255)</w:t>
-            </w:r>
-          </w:p>
-        </w:tc>
-        <w:tc>
-          <w:tcPr>
-            <w:tcW w:w="0" w:type="auto"/>
-            <w:vAlign w:val="center"/>
-            <w:hideMark/>
-          </w:tcPr>
-          <w:p>
-            <w:r>
-              <w:t>Хэш пароля (bcrypt/argon2)</w:t>
-            </w:r>
-          </w:p>
-        </w:tc>
-      </w:tr>
-      <w:tr>
-        <w:trPr>
-          <w:tblCellSpacing w:w="15" w:type="dxa"/>
-        </w:trPr>
-        <w:tc>
-          <w:tcPr>
-            <w:tcW w:w="0" w:type="auto"/>
-            <w:vAlign w:val="center"/>
-            <w:hideMark/>
-          </w:tcPr>
-          <w:p>
+            <w:proofErr w:type="spellEnd"/>
+          </w:p>
+        </w:tc>
+        <w:tc>
+          <w:tcPr>
+            <w:tcW w:w="0" w:type="auto"/>
+            <w:vAlign w:val="center"/>
+            <w:hideMark/>
+          </w:tcPr>
+          <w:p>
+            <w:proofErr w:type="spellStart"/>
+            <w:proofErr w:type="gramStart"/>
+            <w:r>
+              <w:t>varchar</w:t>
+            </w:r>
+            <w:proofErr w:type="spellEnd"/>
+            <w:r>
+              <w:t>(</w:t>
+            </w:r>
+            <w:proofErr w:type="gramEnd"/>
+            <w:r>
+              <w:t>255)</w:t>
+            </w:r>
+          </w:p>
+        </w:tc>
+        <w:tc>
+          <w:tcPr>
+            <w:tcW w:w="0" w:type="auto"/>
+            <w:vAlign w:val="center"/>
+            <w:hideMark/>
+          </w:tcPr>
+          <w:p>
+            <w:r>
+              <w:t>Хэш пароля (</w:t>
+            </w:r>
+            <w:proofErr w:type="spellStart"/>
+            <w:r>
+              <w:t>bcrypt</w:t>
+            </w:r>
+            <w:proofErr w:type="spellEnd"/>
+            <w:r>
+              <w:t>/argon2)</w:t>
+            </w:r>
+          </w:p>
+        </w:tc>
+      </w:tr>
+      <w:tr>
+        <w:trPr>
+          <w:tblCellSpacing w:w="15" w:type="dxa"/>
+        </w:trPr>
+        <w:tc>
+          <w:tcPr>
+            <w:tcW w:w="0" w:type="auto"/>
+            <w:vAlign w:val="center"/>
+            <w:hideMark/>
+          </w:tcPr>
+          <w:p>
+            <w:proofErr w:type="spellStart"/>
             <w:r>
               <w:rPr>
                 <w:rStyle w:val="a4"/>
               </w:rPr>
               <w:t>email</w:t>
             </w:r>
-          </w:p>
-        </w:tc>
-        <w:tc>
-          <w:tcPr>
-            <w:tcW w:w="0" w:type="auto"/>
-            <w:vAlign w:val="center"/>
-            <w:hideMark/>
-          </w:tcPr>
-          <w:p>
-            <w:r>
-              <w:t>varchar(255), unique</w:t>
-            </w:r>
-          </w:p>
-        </w:tc>
-        <w:tc>
-          <w:tcPr>
-            <w:tcW w:w="0" w:type="auto"/>
-            <w:vAlign w:val="center"/>
-            <w:hideMark/>
-          </w:tcPr>
-          <w:p>
-            <w:r>
-              <w:t>Email, используется для уведомлений и восстановления доступа</w:t>
-            </w:r>
-          </w:p>
-        </w:tc>
-      </w:tr>
-      <w:tr>
-        <w:trPr>
-          <w:tblCellSpacing w:w="15" w:type="dxa"/>
-        </w:trPr>
-        <w:tc>
-          <w:tcPr>
-            <w:tcW w:w="0" w:type="auto"/>
-            <w:vAlign w:val="center"/>
-            <w:hideMark/>
-          </w:tcPr>
-          <w:p>
+            <w:proofErr w:type="spellEnd"/>
+          </w:p>
+        </w:tc>
+        <w:tc>
+          <w:tcPr>
+            <w:tcW w:w="0" w:type="auto"/>
+            <w:vAlign w:val="center"/>
+            <w:hideMark/>
+          </w:tcPr>
+          <w:p>
+            <w:proofErr w:type="spellStart"/>
+            <w:proofErr w:type="gramStart"/>
+            <w:r>
+              <w:t>varchar</w:t>
+            </w:r>
+            <w:proofErr w:type="spellEnd"/>
+            <w:r>
+              <w:t>(</w:t>
+            </w:r>
+            <w:proofErr w:type="gramEnd"/>
+            <w:r>
+              <w:t xml:space="preserve">255), </w:t>
+            </w:r>
+            <w:proofErr w:type="spellStart"/>
+            <w:r>
+              <w:t>unique</w:t>
+            </w:r>
+            <w:proofErr w:type="spellEnd"/>
+          </w:p>
+        </w:tc>
+        <w:tc>
+          <w:tcPr>
+            <w:tcW w:w="0" w:type="auto"/>
+            <w:vAlign w:val="center"/>
+            <w:hideMark/>
+          </w:tcPr>
+          <w:p>
+            <w:proofErr w:type="spellStart"/>
+            <w:r>
+              <w:t>Email</w:t>
+            </w:r>
+            <w:proofErr w:type="spellEnd"/>
+            <w:r>
+              <w:t>, используется для уведомлений и восстановления доступа</w:t>
+            </w:r>
+          </w:p>
+        </w:tc>
+      </w:tr>
+      <w:tr>
+        <w:trPr>
+          <w:tblCellSpacing w:w="15" w:type="dxa"/>
+        </w:trPr>
+        <w:tc>
+          <w:tcPr>
+            <w:tcW w:w="0" w:type="auto"/>
+            <w:vAlign w:val="center"/>
+            <w:hideMark/>
+          </w:tcPr>
+          <w:p>
+            <w:proofErr w:type="spellStart"/>
             <w:r>
               <w:rPr>
                 <w:rStyle w:val="a4"/>
               </w:rPr>
               <w:t>department_id</w:t>
             </w:r>
+            <w:proofErr w:type="spellEnd"/>
           </w:p>
         </w:tc>
         <w:tc>
@@ -347,24 +415,28 @@
             <w:hideMark/>
           </w:tcPr>
           <w:p>
+            <w:proofErr w:type="spellStart"/>
             <w:r>
               <w:rPr>
                 <w:rStyle w:val="a4"/>
               </w:rPr>
               <w:t>created_at</w:t>
             </w:r>
-          </w:p>
-        </w:tc>
-        <w:tc>
-          <w:tcPr>
-            <w:tcW w:w="0" w:type="auto"/>
-            <w:vAlign w:val="center"/>
-            <w:hideMark/>
-          </w:tcPr>
-          <w:p>
+            <w:proofErr w:type="spellEnd"/>
+          </w:p>
+        </w:tc>
+        <w:tc>
+          <w:tcPr>
+            <w:tcW w:w="0" w:type="auto"/>
+            <w:vAlign w:val="center"/>
+            <w:hideMark/>
+          </w:tcPr>
+          <w:p>
+            <w:proofErr w:type="spellStart"/>
             <w:r>
               <w:t>timestamp</w:t>
             </w:r>
+            <w:proofErr w:type="spellEnd"/>
           </w:p>
         </w:tc>
         <w:tc>
@@ -391,24 +463,28 @@
             <w:hideMark/>
           </w:tcPr>
           <w:p>
+            <w:proofErr w:type="spellStart"/>
             <w:r>
               <w:rPr>
                 <w:rStyle w:val="a4"/>
               </w:rPr>
               <w:t>updated_at</w:t>
             </w:r>
-          </w:p>
-        </w:tc>
-        <w:tc>
-          <w:tcPr>
-            <w:tcW w:w="0" w:type="auto"/>
-            <w:vAlign w:val="center"/>
-            <w:hideMark/>
-          </w:tcPr>
-          <w:p>
+            <w:proofErr w:type="spellEnd"/>
+          </w:p>
+        </w:tc>
+        <w:tc>
+          <w:tcPr>
+            <w:tcW w:w="0" w:type="auto"/>
+            <w:vAlign w:val="center"/>
+            <w:hideMark/>
+          </w:tcPr>
+          <w:p>
+            <w:proofErr w:type="spellStart"/>
             <w:r>
               <w:t>timestamp</w:t>
             </w:r>
+            <w:proofErr w:type="spellEnd"/>
           </w:p>
         </w:tc>
         <w:tc>
@@ -549,23 +625,30 @@
             <w:hideMark/>
           </w:tcPr>
           <w:p>
+            <w:proofErr w:type="spellStart"/>
             <w:r>
               <w:rPr>
                 <w:rStyle w:val="a4"/>
               </w:rPr>
               <w:t>id</w:t>
             </w:r>
-          </w:p>
-        </w:tc>
-        <w:tc>
-          <w:tcPr>
-            <w:tcW w:w="0" w:type="auto"/>
-            <w:vAlign w:val="center"/>
-            <w:hideMark/>
-          </w:tcPr>
-          <w:p>
-            <w:r>
-              <w:t>serial (PK)</w:t>
+            <w:proofErr w:type="spellEnd"/>
+          </w:p>
+        </w:tc>
+        <w:tc>
+          <w:tcPr>
+            <w:tcW w:w="0" w:type="auto"/>
+            <w:vAlign w:val="center"/>
+            <w:hideMark/>
+          </w:tcPr>
+          <w:p>
+            <w:proofErr w:type="spellStart"/>
+            <w:r>
+              <w:t>serial</w:t>
+            </w:r>
+            <w:proofErr w:type="spellEnd"/>
+            <w:r>
+              <w:t xml:space="preserve"> (PK)</w:t>
             </w:r>
           </w:p>
         </w:tc>
@@ -598,6 +681,7 @@
                 <w:lang w:val="en-US"/>
               </w:rPr>
             </w:pPr>
+            <w:proofErr w:type="spellStart"/>
             <w:r>
               <w:rPr>
                 <w:rStyle w:val="a4"/>
@@ -610,6 +694,7 @@
               </w:rPr>
               <w:t>itle</w:t>
             </w:r>
+            <w:proofErr w:type="spellEnd"/>
             <w:r>
               <w:rPr>
                 <w:rStyle w:val="a4"/>
@@ -626,53 +711,80 @@
             <w:hideMark/>
           </w:tcPr>
           <w:p>
-            <w:r>
-              <w:t>varchar(50), unique</w:t>
-            </w:r>
-          </w:p>
-        </w:tc>
-        <w:tc>
-          <w:tcPr>
-            <w:tcW w:w="0" w:type="auto"/>
-            <w:vAlign w:val="center"/>
-            <w:hideMark/>
-          </w:tcPr>
-          <w:p>
-            <w:r>
-              <w:t>Название роли (Root, Администратор, Редактор, Читатель)</w:t>
-            </w:r>
-          </w:p>
-        </w:tc>
-      </w:tr>
-      <w:tr>
-        <w:trPr>
-          <w:tblCellSpacing w:w="15" w:type="dxa"/>
-        </w:trPr>
-        <w:tc>
-          <w:tcPr>
-            <w:tcW w:w="0" w:type="auto"/>
-            <w:vAlign w:val="center"/>
-            <w:hideMark/>
-          </w:tcPr>
-          <w:p>
+            <w:proofErr w:type="spellStart"/>
+            <w:proofErr w:type="gramStart"/>
+            <w:r>
+              <w:t>varchar</w:t>
+            </w:r>
+            <w:proofErr w:type="spellEnd"/>
+            <w:r>
+              <w:t>(</w:t>
+            </w:r>
+            <w:proofErr w:type="gramEnd"/>
+            <w:r>
+              <w:t xml:space="preserve">50), </w:t>
+            </w:r>
+            <w:proofErr w:type="spellStart"/>
+            <w:r>
+              <w:t>unique</w:t>
+            </w:r>
+            <w:proofErr w:type="spellEnd"/>
+          </w:p>
+        </w:tc>
+        <w:tc>
+          <w:tcPr>
+            <w:tcW w:w="0" w:type="auto"/>
+            <w:vAlign w:val="center"/>
+            <w:hideMark/>
+          </w:tcPr>
+          <w:p>
+            <w:r>
+              <w:t>Название роли (</w:t>
+            </w:r>
+            <w:proofErr w:type="spellStart"/>
+            <w:r>
+              <w:t>Root</w:t>
+            </w:r>
+            <w:proofErr w:type="spellEnd"/>
+            <w:r>
+              <w:t>, Администратор, Редактор, Читатель)</w:t>
+            </w:r>
+          </w:p>
+        </w:tc>
+      </w:tr>
+      <w:tr>
+        <w:trPr>
+          <w:tblCellSpacing w:w="15" w:type="dxa"/>
+        </w:trPr>
+        <w:tc>
+          <w:tcPr>
+            <w:tcW w:w="0" w:type="auto"/>
+            <w:vAlign w:val="center"/>
+            <w:hideMark/>
+          </w:tcPr>
+          <w:p>
+            <w:proofErr w:type="spellStart"/>
             <w:r>
               <w:rPr>
                 <w:rStyle w:val="a4"/>
               </w:rPr>
               <w:t>description</w:t>
             </w:r>
-          </w:p>
-        </w:tc>
-        <w:tc>
-          <w:tcPr>
-            <w:tcW w:w="0" w:type="auto"/>
-            <w:vAlign w:val="center"/>
-            <w:hideMark/>
-          </w:tcPr>
-          <w:p>
+            <w:proofErr w:type="spellEnd"/>
+          </w:p>
+        </w:tc>
+        <w:tc>
+          <w:tcPr>
+            <w:tcW w:w="0" w:type="auto"/>
+            <w:vAlign w:val="center"/>
+            <w:hideMark/>
+          </w:tcPr>
+          <w:p>
+            <w:proofErr w:type="spellStart"/>
             <w:r>
               <w:t>text</w:t>
             </w:r>
+            <w:proofErr w:type="spellEnd"/>
           </w:p>
         </w:tc>
         <w:tc>
@@ -813,23 +925,30 @@
             <w:hideMark/>
           </w:tcPr>
           <w:p>
+            <w:proofErr w:type="spellStart"/>
             <w:r>
               <w:rPr>
                 <w:rStyle w:val="a4"/>
               </w:rPr>
               <w:t>id</w:t>
             </w:r>
-          </w:p>
-        </w:tc>
-        <w:tc>
-          <w:tcPr>
-            <w:tcW w:w="0" w:type="auto"/>
-            <w:vAlign w:val="center"/>
-            <w:hideMark/>
-          </w:tcPr>
-          <w:p>
-            <w:r>
-              <w:t>serial (PK)</w:t>
+            <w:proofErr w:type="spellEnd"/>
+          </w:p>
+        </w:tc>
+        <w:tc>
+          <w:tcPr>
+            <w:tcW w:w="0" w:type="auto"/>
+            <w:vAlign w:val="center"/>
+            <w:hideMark/>
+          </w:tcPr>
+          <w:p>
+            <w:proofErr w:type="spellStart"/>
+            <w:r>
+              <w:t>serial</w:t>
+            </w:r>
+            <w:proofErr w:type="spellEnd"/>
+            <w:r>
+              <w:t xml:space="preserve"> (PK)</w:t>
             </w:r>
           </w:p>
         </w:tc>
@@ -881,8 +1000,18 @@
             <w:hideMark/>
           </w:tcPr>
           <w:p>
-            <w:r>
-              <w:t>varchar(100)</w:t>
+            <w:proofErr w:type="spellStart"/>
+            <w:proofErr w:type="gramStart"/>
+            <w:r>
+              <w:t>varchar</w:t>
+            </w:r>
+            <w:proofErr w:type="spellEnd"/>
+            <w:r>
+              <w:t>(</w:t>
+            </w:r>
+            <w:proofErr w:type="gramEnd"/>
+            <w:r>
+              <w:t>100)</w:t>
             </w:r>
           </w:p>
         </w:tc>
@@ -910,24 +1039,41 @@
             <w:hideMark/>
           </w:tcPr>
           <w:p>
+            <w:proofErr w:type="spellStart"/>
             <w:r>
               <w:rPr>
                 <w:rStyle w:val="a4"/>
               </w:rPr>
               <w:t>code</w:t>
             </w:r>
-          </w:p>
-        </w:tc>
-        <w:tc>
-          <w:tcPr>
-            <w:tcW w:w="0" w:type="auto"/>
-            <w:vAlign w:val="center"/>
-            <w:hideMark/>
-          </w:tcPr>
-          <w:p>
-            <w:r>
-              <w:t>varchar(100), unique</w:t>
-            </w:r>
+            <w:proofErr w:type="spellEnd"/>
+          </w:p>
+        </w:tc>
+        <w:tc>
+          <w:tcPr>
+            <w:tcW w:w="0" w:type="auto"/>
+            <w:vAlign w:val="center"/>
+            <w:hideMark/>
+          </w:tcPr>
+          <w:p>
+            <w:proofErr w:type="spellStart"/>
+            <w:proofErr w:type="gramStart"/>
+            <w:r>
+              <w:t>varchar</w:t>
+            </w:r>
+            <w:proofErr w:type="spellEnd"/>
+            <w:r>
+              <w:t>(</w:t>
+            </w:r>
+            <w:proofErr w:type="gramEnd"/>
+            <w:r>
+              <w:t xml:space="preserve">100), </w:t>
+            </w:r>
+            <w:proofErr w:type="spellStart"/>
+            <w:r>
+              <w:t>unique</w:t>
+            </w:r>
+            <w:proofErr w:type="spellEnd"/>
           </w:p>
         </w:tc>
         <w:tc>
@@ -940,6 +1086,7 @@
             <w:r>
               <w:t xml:space="preserve">Уникальный код разрешения (например: </w:t>
             </w:r>
+            <w:proofErr w:type="spellStart"/>
             <w:r>
               <w:rPr>
                 <w:rStyle w:val="HTML"/>
@@ -947,6 +1094,7 @@
               </w:rPr>
               <w:t>resume.add</w:t>
             </w:r>
+            <w:proofErr w:type="spellEnd"/>
             <w:r>
               <w:t>)</w:t>
             </w:r>
@@ -964,24 +1112,28 @@
             <w:hideMark/>
           </w:tcPr>
           <w:p>
+            <w:proofErr w:type="spellStart"/>
             <w:r>
               <w:rPr>
                 <w:rStyle w:val="a4"/>
               </w:rPr>
               <w:t>description</w:t>
             </w:r>
-          </w:p>
-        </w:tc>
-        <w:tc>
-          <w:tcPr>
-            <w:tcW w:w="0" w:type="auto"/>
-            <w:vAlign w:val="center"/>
-            <w:hideMark/>
-          </w:tcPr>
-          <w:p>
+            <w:proofErr w:type="spellEnd"/>
+          </w:p>
+        </w:tc>
+        <w:tc>
+          <w:tcPr>
+            <w:tcW w:w="0" w:type="auto"/>
+            <w:vAlign w:val="center"/>
+            <w:hideMark/>
+          </w:tcPr>
+          <w:p>
+            <w:proofErr w:type="spellStart"/>
             <w:r>
               <w:t>text</w:t>
             </w:r>
+            <w:proofErr w:type="spellEnd"/>
           </w:p>
         </w:tc>
         <w:tc>
@@ -1122,6 +1274,7 @@
             <w:hideMark/>
           </w:tcPr>
           <w:p>
+            <w:proofErr w:type="spellStart"/>
             <w:r>
               <w:rPr>
                 <w:rStyle w:val="a4"/>
@@ -1134,17 +1287,23 @@
               </w:rPr>
               <w:t>d</w:t>
             </w:r>
-          </w:p>
-        </w:tc>
-        <w:tc>
-          <w:tcPr>
-            <w:tcW w:w="0" w:type="auto"/>
-            <w:vAlign w:val="center"/>
-            <w:hideMark/>
-          </w:tcPr>
-          <w:p>
-            <w:r>
-              <w:t>serial (PK)</w:t>
+            <w:proofErr w:type="spellEnd"/>
+          </w:p>
+        </w:tc>
+        <w:tc>
+          <w:tcPr>
+            <w:tcW w:w="0" w:type="auto"/>
+            <w:vAlign w:val="center"/>
+            <w:hideMark/>
+          </w:tcPr>
+          <w:p>
+            <w:proofErr w:type="spellStart"/>
+            <w:r>
+              <w:t>serial</w:t>
+            </w:r>
+            <w:proofErr w:type="spellEnd"/>
+            <w:r>
+              <w:t xml:space="preserve"> (PK)</w:t>
             </w:r>
           </w:p>
         </w:tc>
@@ -1233,12 +1392,14 @@
               </w:rPr>
               <w:t>r</w:t>
             </w:r>
+            <w:proofErr w:type="spellStart"/>
             <w:r>
               <w:rPr>
                 <w:rStyle w:val="a4"/>
               </w:rPr>
               <w:t>ole</w:t>
             </w:r>
+            <w:proofErr w:type="spellEnd"/>
           </w:p>
         </w:tc>
         <w:tc>
@@ -1284,23 +1445,33 @@
               </w:rPr>
               <w:t>d</w:t>
             </w:r>
+            <w:proofErr w:type="spellStart"/>
             <w:r>
               <w:rPr>
                 <w:rStyle w:val="a4"/>
               </w:rPr>
               <w:t>epartment</w:t>
             </w:r>
-          </w:p>
-        </w:tc>
-        <w:tc>
-          <w:tcPr>
-            <w:tcW w:w="0" w:type="auto"/>
-            <w:vAlign w:val="center"/>
-            <w:hideMark/>
-          </w:tcPr>
-          <w:p>
-            <w:r>
-              <w:t>FK → DEPARTMENT.id (nullable)</w:t>
+            <w:proofErr w:type="spellEnd"/>
+          </w:p>
+        </w:tc>
+        <w:tc>
+          <w:tcPr>
+            <w:tcW w:w="0" w:type="auto"/>
+            <w:vAlign w:val="center"/>
+            <w:hideMark/>
+          </w:tcPr>
+          <w:p>
+            <w:r>
+              <w:t>FK → DEPARTMENT.id (</w:t>
+            </w:r>
+            <w:proofErr w:type="spellStart"/>
+            <w:r>
+              <w:t>nullable</w:t>
+            </w:r>
+            <w:proofErr w:type="spellEnd"/>
+            <w:r>
+              <w:t>)</w:t>
             </w:r>
           </w:p>
         </w:tc>
@@ -1442,23 +1613,30 @@
             <w:hideMark/>
           </w:tcPr>
           <w:p>
+            <w:proofErr w:type="spellStart"/>
             <w:r>
               <w:rPr>
                 <w:rStyle w:val="a4"/>
               </w:rPr>
               <w:t>id</w:t>
             </w:r>
-          </w:p>
-        </w:tc>
-        <w:tc>
-          <w:tcPr>
-            <w:tcW w:w="0" w:type="auto"/>
-            <w:vAlign w:val="center"/>
-            <w:hideMark/>
-          </w:tcPr>
-          <w:p>
-            <w:r>
-              <w:t>serial (PK)</w:t>
+            <w:proofErr w:type="spellEnd"/>
+          </w:p>
+        </w:tc>
+        <w:tc>
+          <w:tcPr>
+            <w:tcW w:w="0" w:type="auto"/>
+            <w:vAlign w:val="center"/>
+            <w:hideMark/>
+          </w:tcPr>
+          <w:p>
+            <w:proofErr w:type="spellStart"/>
+            <w:r>
+              <w:t>serial</w:t>
+            </w:r>
+            <w:proofErr w:type="spellEnd"/>
+            <w:r>
+              <w:t xml:space="preserve"> (PK)</w:t>
             </w:r>
           </w:p>
         </w:tc>
@@ -1486,12 +1664,14 @@
             <w:hideMark/>
           </w:tcPr>
           <w:p>
+            <w:proofErr w:type="spellStart"/>
             <w:r>
               <w:rPr>
                 <w:rStyle w:val="a4"/>
               </w:rPr>
               <w:t>role</w:t>
             </w:r>
+            <w:proofErr w:type="spellEnd"/>
           </w:p>
         </w:tc>
         <w:tc>
@@ -1530,12 +1710,14 @@
             <w:hideMark/>
           </w:tcPr>
           <w:p>
+            <w:proofErr w:type="spellStart"/>
             <w:r>
               <w:rPr>
                 <w:rStyle w:val="a4"/>
               </w:rPr>
               <w:t>permission</w:t>
             </w:r>
+            <w:proofErr w:type="spellEnd"/>
           </w:p>
         </w:tc>
         <w:tc>
@@ -1688,23 +1870,30 @@
             <w:hideMark/>
           </w:tcPr>
           <w:p>
+            <w:proofErr w:type="spellStart"/>
             <w:r>
               <w:rPr>
                 <w:rStyle w:val="a4"/>
               </w:rPr>
               <w:t>id</w:t>
             </w:r>
-          </w:p>
-        </w:tc>
-        <w:tc>
-          <w:tcPr>
-            <w:tcW w:w="0" w:type="auto"/>
-            <w:vAlign w:val="center"/>
-            <w:hideMark/>
-          </w:tcPr>
-          <w:p>
-            <w:r>
-              <w:t>serial (PK)</w:t>
+            <w:proofErr w:type="spellEnd"/>
+          </w:p>
+        </w:tc>
+        <w:tc>
+          <w:tcPr>
+            <w:tcW w:w="0" w:type="auto"/>
+            <w:vAlign w:val="center"/>
+            <w:hideMark/>
+          </w:tcPr>
+          <w:p>
+            <w:proofErr w:type="spellStart"/>
+            <w:r>
+              <w:t>serial</w:t>
+            </w:r>
+            <w:proofErr w:type="spellEnd"/>
+            <w:r>
+              <w:t xml:space="preserve"> (PK)</w:t>
             </w:r>
           </w:p>
         </w:tc>
@@ -1737,23 +1926,35 @@
                 <w:lang w:val="en-US"/>
               </w:rPr>
             </w:pPr>
+            <w:proofErr w:type="spellStart"/>
             <w:r>
               <w:rPr>
                 <w:rStyle w:val="a4"/>
               </w:rPr>
               <w:t>Title</w:t>
             </w:r>
-          </w:p>
-        </w:tc>
-        <w:tc>
-          <w:tcPr>
-            <w:tcW w:w="0" w:type="auto"/>
-            <w:vAlign w:val="center"/>
-            <w:hideMark/>
-          </w:tcPr>
-          <w:p>
-            <w:r>
-              <w:t>varchar(150)</w:t>
+            <w:proofErr w:type="spellEnd"/>
+          </w:p>
+        </w:tc>
+        <w:tc>
+          <w:tcPr>
+            <w:tcW w:w="0" w:type="auto"/>
+            <w:vAlign w:val="center"/>
+            <w:hideMark/>
+          </w:tcPr>
+          <w:p>
+            <w:proofErr w:type="spellStart"/>
+            <w:proofErr w:type="gramStart"/>
+            <w:r>
+              <w:t>varchar</w:t>
+            </w:r>
+            <w:proofErr w:type="spellEnd"/>
+            <w:r>
+              <w:t>(</w:t>
+            </w:r>
+            <w:proofErr w:type="gramEnd"/>
+            <w:r>
+              <w:t>150)</w:t>
             </w:r>
           </w:p>
         </w:tc>
@@ -1781,6 +1982,7 @@
             <w:hideMark/>
           </w:tcPr>
           <w:p>
+            <w:proofErr w:type="spellStart"/>
             <w:r>
               <w:rPr>
                 <w:rStyle w:val="a4"/>
@@ -1793,17 +1995,26 @@
               </w:rPr>
               <w:t>arent</w:t>
             </w:r>
-          </w:p>
-        </w:tc>
-        <w:tc>
-          <w:tcPr>
-            <w:tcW w:w="0" w:type="auto"/>
-            <w:vAlign w:val="center"/>
-            <w:hideMark/>
-          </w:tcPr>
-          <w:p>
-            <w:r>
-              <w:t>FK → DEPARTMENT.id (nullable)</w:t>
+            <w:proofErr w:type="spellEnd"/>
+          </w:p>
+        </w:tc>
+        <w:tc>
+          <w:tcPr>
+            <w:tcW w:w="0" w:type="auto"/>
+            <w:vAlign w:val="center"/>
+            <w:hideMark/>
+          </w:tcPr>
+          <w:p>
+            <w:r>
+              <w:t>FK → DEPARTMENT.id (</w:t>
+            </w:r>
+            <w:proofErr w:type="spellStart"/>
+            <w:r>
+              <w:t>nullable</w:t>
+            </w:r>
+            <w:proofErr w:type="spellEnd"/>
+            <w:r>
+              <w:t>)</w:t>
             </w:r>
           </w:p>
         </w:tc>
@@ -1832,24 +2043,28 @@
             <w:hideMark/>
           </w:tcPr>
           <w:p>
+            <w:proofErr w:type="spellStart"/>
             <w:r>
               <w:rPr>
                 <w:rStyle w:val="a4"/>
               </w:rPr>
               <w:t>description</w:t>
             </w:r>
-          </w:p>
-        </w:tc>
-        <w:tc>
-          <w:tcPr>
-            <w:tcW w:w="0" w:type="auto"/>
-            <w:vAlign w:val="center"/>
-            <w:hideMark/>
-          </w:tcPr>
-          <w:p>
+            <w:proofErr w:type="spellEnd"/>
+          </w:p>
+        </w:tc>
+        <w:tc>
+          <w:tcPr>
+            <w:tcW w:w="0" w:type="auto"/>
+            <w:vAlign w:val="center"/>
+            <w:hideMark/>
+          </w:tcPr>
+          <w:p>
+            <w:proofErr w:type="spellStart"/>
             <w:r>
               <w:t>text</w:t>
             </w:r>
+            <w:proofErr w:type="spellEnd"/>
           </w:p>
         </w:tc>
         <w:tc>
@@ -2017,23 +2232,30 @@
             <w:hideMark/>
           </w:tcPr>
           <w:p>
+            <w:proofErr w:type="spellStart"/>
             <w:r>
               <w:rPr>
                 <w:rStyle w:val="a4"/>
               </w:rPr>
               <w:t>id</w:t>
             </w:r>
-          </w:p>
-        </w:tc>
-        <w:tc>
-          <w:tcPr>
-            <w:tcW w:w="0" w:type="auto"/>
-            <w:vAlign w:val="center"/>
-            <w:hideMark/>
-          </w:tcPr>
-          <w:p>
-            <w:r>
-              <w:t>serial (PK)</w:t>
+            <w:proofErr w:type="spellEnd"/>
+          </w:p>
+        </w:tc>
+        <w:tc>
+          <w:tcPr>
+            <w:tcW w:w="0" w:type="auto"/>
+            <w:vAlign w:val="center"/>
+            <w:hideMark/>
+          </w:tcPr>
+          <w:p>
+            <w:proofErr w:type="spellStart"/>
+            <w:r>
+              <w:t>serial</w:t>
+            </w:r>
+            <w:proofErr w:type="spellEnd"/>
+            <w:r>
+              <w:t xml:space="preserve"> (PK)</w:t>
             </w:r>
           </w:p>
         </w:tc>
@@ -2138,6 +2360,7 @@
                 <w:lang w:val="en-US"/>
               </w:rPr>
             </w:pPr>
+            <w:proofErr w:type="spellStart"/>
             <w:r>
               <w:rPr>
                 <w:b/>
@@ -2146,17 +2369,26 @@
               </w:rPr>
               <w:t>departmen</w:t>
             </w:r>
-          </w:p>
-        </w:tc>
-        <w:tc>
-          <w:tcPr>
-            <w:tcW w:w="0" w:type="auto"/>
-            <w:vAlign w:val="center"/>
-            <w:hideMark/>
-          </w:tcPr>
-          <w:p>
-            <w:r>
-              <w:t>FK → DEPARTMENT.id (nullable)</w:t>
+            <w:proofErr w:type="spellEnd"/>
+          </w:p>
+        </w:tc>
+        <w:tc>
+          <w:tcPr>
+            <w:tcW w:w="0" w:type="auto"/>
+            <w:vAlign w:val="center"/>
+            <w:hideMark/>
+          </w:tcPr>
+          <w:p>
+            <w:r>
+              <w:t>FK → DEPARTMENT.id (</w:t>
+            </w:r>
+            <w:proofErr w:type="spellStart"/>
+            <w:r>
+              <w:t>nullable</w:t>
+            </w:r>
+            <w:proofErr w:type="spellEnd"/>
+            <w:r>
+              <w:t>)</w:t>
             </w:r>
           </w:p>
         </w:tc>
@@ -2172,42 +2404,7 @@
           </w:p>
         </w:tc>
       </w:tr>
-      <w:tr>
-        <w:trPr>
-          <w:trHeight w:val="24"/>
-          <w:tblCellSpacing w:w="15" w:type="dxa"/>
-        </w:trPr>
-        <w:tc>
-          <w:tcPr>
-            <w:tcW w:w="0" w:type="auto"/>
-            <w:vAlign w:val="center"/>
-          </w:tcPr>
-          <w:p>
-            <w:pPr>
-              <w:rPr>
-                <w:lang w:val="en-US"/>
-              </w:rPr>
-            </w:pPr>
-          </w:p>
-        </w:tc>
-        <w:tc>
-          <w:tcPr>
-            <w:tcW w:w="0" w:type="auto"/>
-            <w:vAlign w:val="center"/>
-          </w:tcPr>
-          <w:p/>
-        </w:tc>
-        <w:tc>
-          <w:tcPr>
-            <w:tcW w:w="0" w:type="auto"/>
-            <w:vAlign w:val="center"/>
-          </w:tcPr>
-          <w:p/>
-        </w:tc>
-      </w:tr>
     </w:tbl>
-    <w:p/>
-    <w:p/>
     <w:p>
       <w:pPr>
         <w:pStyle w:val="2"/>
@@ -2358,12 +2555,14 @@
             <w:hideMark/>
           </w:tcPr>
           <w:p>
+            <w:proofErr w:type="spellStart"/>
             <w:r>
               <w:rPr>
                 <w:rStyle w:val="a4"/>
               </w:rPr>
               <w:t>id</w:t>
             </w:r>
+            <w:proofErr w:type="spellEnd"/>
           </w:p>
         </w:tc>
         <w:tc>
@@ -2374,8 +2573,13 @@
             <w:hideMark/>
           </w:tcPr>
           <w:p>
-            <w:r>
-              <w:t>serial (PK)</w:t>
+            <w:proofErr w:type="spellStart"/>
+            <w:r>
+              <w:t>serial</w:t>
+            </w:r>
+            <w:proofErr w:type="spellEnd"/>
+            <w:r>
+              <w:t xml:space="preserve"> (PK)</w:t>
             </w:r>
           </w:p>
         </w:tc>
@@ -2412,13 +2616,14 @@
                 <w:lang w:val="en-US"/>
               </w:rPr>
             </w:pPr>
-            <w:r>
-              <w:rPr>
-                <w:rStyle w:val="a4"/>
-              </w:rPr>
-              <w:lastRenderedPageBreak/>
+            <w:proofErr w:type="spellStart"/>
+            <w:r>
+              <w:rPr>
+                <w:rStyle w:val="a4"/>
+              </w:rPr>
               <w:t>group</w:t>
             </w:r>
+            <w:proofErr w:type="spellEnd"/>
           </w:p>
         </w:tc>
         <w:tc>
@@ -2439,8 +2644,13 @@
               <w:t>GROUP</w:t>
             </w:r>
             <w:r>
-              <w:t>.id</w:t>
-            </w:r>
+              <w:t>.</w:t>
+            </w:r>
+            <w:proofErr w:type="spellStart"/>
+            <w:r>
+              <w:t>id</w:t>
+            </w:r>
+            <w:proofErr w:type="spellEnd"/>
           </w:p>
         </w:tc>
         <w:tc>
@@ -2451,6 +2661,11 @@
             <w:hideMark/>
           </w:tcPr>
           <w:p>
+            <w:pPr>
+              <w:rPr>
+                <w:lang w:val="en-US"/>
+              </w:rPr>
+            </w:pPr>
             <w:r>
               <w:t>Группа</w:t>
             </w:r>
@@ -2516,6 +2731,7 @@
         <w:pStyle w:val="2"/>
       </w:pPr>
       <w:r>
+        <w:lastRenderedPageBreak/>
         <w:t>7</w:t>
       </w:r>
       <w:r>
@@ -2664,23 +2880,30 @@
             <w:hideMark/>
           </w:tcPr>
           <w:p>
+            <w:proofErr w:type="spellStart"/>
             <w:r>
               <w:rPr>
                 <w:rStyle w:val="a4"/>
               </w:rPr>
               <w:t>id</w:t>
             </w:r>
-          </w:p>
-        </w:tc>
-        <w:tc>
-          <w:tcPr>
-            <w:tcW w:w="0" w:type="auto"/>
-            <w:vAlign w:val="center"/>
-            <w:hideMark/>
-          </w:tcPr>
-          <w:p>
-            <w:r>
-              <w:t>serial (PK)</w:t>
+            <w:proofErr w:type="spellEnd"/>
+          </w:p>
+        </w:tc>
+        <w:tc>
+          <w:tcPr>
+            <w:tcW w:w="0" w:type="auto"/>
+            <w:vAlign w:val="center"/>
+            <w:hideMark/>
+          </w:tcPr>
+          <w:p>
+            <w:proofErr w:type="spellStart"/>
+            <w:r>
+              <w:t>serial</w:t>
+            </w:r>
+            <w:proofErr w:type="spellEnd"/>
+            <w:r>
+              <w:t xml:space="preserve"> (PK)</w:t>
             </w:r>
           </w:p>
         </w:tc>
@@ -2732,8 +2955,18 @@
             <w:hideMark/>
           </w:tcPr>
           <w:p>
-            <w:r>
-              <w:t>varchar(150)</w:t>
+            <w:proofErr w:type="spellStart"/>
+            <w:proofErr w:type="gramStart"/>
+            <w:r>
+              <w:t>varchar</w:t>
+            </w:r>
+            <w:proofErr w:type="spellEnd"/>
+            <w:r>
+              <w:t>(</w:t>
+            </w:r>
+            <w:proofErr w:type="gramEnd"/>
+            <w:r>
+              <w:t>150)</w:t>
             </w:r>
           </w:p>
         </w:tc>
@@ -2761,24 +2994,28 @@
             <w:hideMark/>
           </w:tcPr>
           <w:p>
+            <w:proofErr w:type="spellStart"/>
             <w:r>
               <w:rPr>
                 <w:rStyle w:val="a4"/>
               </w:rPr>
               <w:t>description</w:t>
             </w:r>
-          </w:p>
-        </w:tc>
-        <w:tc>
-          <w:tcPr>
-            <w:tcW w:w="0" w:type="auto"/>
-            <w:vAlign w:val="center"/>
-            <w:hideMark/>
-          </w:tcPr>
-          <w:p>
+            <w:proofErr w:type="spellEnd"/>
+          </w:p>
+        </w:tc>
+        <w:tc>
+          <w:tcPr>
+            <w:tcW w:w="0" w:type="auto"/>
+            <w:vAlign w:val="center"/>
+            <w:hideMark/>
+          </w:tcPr>
+          <w:p>
+            <w:proofErr w:type="spellStart"/>
             <w:r>
               <w:t>text</w:t>
             </w:r>
+            <w:proofErr w:type="spellEnd"/>
           </w:p>
         </w:tc>
         <w:tc>
@@ -2805,8 +3042,14 @@
     <w:p>
       <w:pPr>
         <w:pStyle w:val="2"/>
+        <w:rPr>
+          <w:u w:val="single"/>
+        </w:rPr>
       </w:pPr>
       <w:r>
+        <w:rPr>
+          <w:u w:val="single"/>
+        </w:rPr>
         <w:t>8. USER_GROUP (Связь Пользователь ↔ Группа)</w:t>
       </w:r>
     </w:p>
@@ -2823,7 +3066,7 @@
         <w:tblLook w:val="04A0" w:firstRow="1" w:lastRow="0" w:firstColumn="1" w:lastColumn="0" w:noHBand="0" w:noVBand="1"/>
       </w:tblPr>
       <w:tblGrid>
-        <w:gridCol w:w="894"/>
+        <w:gridCol w:w="612"/>
         <w:gridCol w:w="1455"/>
         <w:gridCol w:w="3302"/>
       </w:tblGrid>
@@ -2913,23 +3156,30 @@
             <w:hideMark/>
           </w:tcPr>
           <w:p>
+            <w:proofErr w:type="spellStart"/>
             <w:r>
               <w:rPr>
                 <w:rStyle w:val="a4"/>
               </w:rPr>
               <w:t>id</w:t>
             </w:r>
-          </w:p>
-        </w:tc>
-        <w:tc>
-          <w:tcPr>
-            <w:tcW w:w="0" w:type="auto"/>
-            <w:vAlign w:val="center"/>
-            <w:hideMark/>
-          </w:tcPr>
-          <w:p>
-            <w:r>
-              <w:t>serial (PK)</w:t>
+            <w:proofErr w:type="spellEnd"/>
+          </w:p>
+        </w:tc>
+        <w:tc>
+          <w:tcPr>
+            <w:tcW w:w="0" w:type="auto"/>
+            <w:vAlign w:val="center"/>
+            <w:hideMark/>
+          </w:tcPr>
+          <w:p>
+            <w:proofErr w:type="spellStart"/>
+            <w:r>
+              <w:t>serial</w:t>
+            </w:r>
+            <w:proofErr w:type="spellEnd"/>
+            <w:r>
+              <w:t xml:space="preserve"> (PK)</w:t>
             </w:r>
           </w:p>
         </w:tc>
@@ -2957,12 +3207,14 @@
             <w:hideMark/>
           </w:tcPr>
           <w:p>
-            <w:r>
-              <w:rPr>
-                <w:rStyle w:val="a4"/>
-              </w:rPr>
-              <w:t>user_id</w:t>
-            </w:r>
+            <w:proofErr w:type="spellStart"/>
+            <w:r>
+              <w:rPr>
+                <w:rStyle w:val="a4"/>
+              </w:rPr>
+              <w:t>user</w:t>
+            </w:r>
+            <w:proofErr w:type="spellEnd"/>
           </w:p>
         </w:tc>
         <w:tc>
@@ -3001,12 +3253,19 @@
             <w:hideMark/>
           </w:tcPr>
           <w:p>
-            <w:r>
-              <w:rPr>
-                <w:rStyle w:val="a4"/>
-              </w:rPr>
-              <w:t>group_id</w:t>
-            </w:r>
+            <w:pPr>
+              <w:rPr>
+                <w:lang w:val="en-US"/>
+              </w:rPr>
+            </w:pPr>
+            <w:proofErr w:type="spellStart"/>
+            <w:r>
+              <w:rPr>
+                <w:rStyle w:val="a4"/>
+              </w:rPr>
+              <w:t>group</w:t>
+            </w:r>
+            <w:proofErr w:type="spellEnd"/>
           </w:p>
         </w:tc>
         <w:tc>
@@ -3153,23 +3412,30 @@
             <w:hideMark/>
           </w:tcPr>
           <w:p>
+            <w:proofErr w:type="spellStart"/>
             <w:r>
               <w:rPr>
                 <w:rStyle w:val="a4"/>
               </w:rPr>
               <w:t>id</w:t>
             </w:r>
-          </w:p>
-        </w:tc>
-        <w:tc>
-          <w:tcPr>
-            <w:tcW w:w="0" w:type="auto"/>
-            <w:vAlign w:val="center"/>
-            <w:hideMark/>
-          </w:tcPr>
-          <w:p>
-            <w:r>
-              <w:t>serial (PK)</w:t>
+            <w:proofErr w:type="spellEnd"/>
+          </w:p>
+        </w:tc>
+        <w:tc>
+          <w:tcPr>
+            <w:tcW w:w="0" w:type="auto"/>
+            <w:vAlign w:val="center"/>
+            <w:hideMark/>
+          </w:tcPr>
+          <w:p>
+            <w:proofErr w:type="spellStart"/>
+            <w:r>
+              <w:t>serial</w:t>
+            </w:r>
+            <w:proofErr w:type="spellEnd"/>
+            <w:r>
+              <w:t xml:space="preserve"> (PK)</w:t>
             </w:r>
           </w:p>
         </w:tc>
@@ -3197,23 +3463,35 @@
             <w:hideMark/>
           </w:tcPr>
           <w:p>
+            <w:proofErr w:type="spellStart"/>
             <w:r>
               <w:rPr>
                 <w:rStyle w:val="a4"/>
               </w:rPr>
               <w:t>name</w:t>
             </w:r>
-          </w:p>
-        </w:tc>
-        <w:tc>
-          <w:tcPr>
-            <w:tcW w:w="0" w:type="auto"/>
-            <w:vAlign w:val="center"/>
-            <w:hideMark/>
-          </w:tcPr>
-          <w:p>
-            <w:r>
-              <w:t>varchar(150)</w:t>
+            <w:proofErr w:type="spellEnd"/>
+          </w:p>
+        </w:tc>
+        <w:tc>
+          <w:tcPr>
+            <w:tcW w:w="0" w:type="auto"/>
+            <w:vAlign w:val="center"/>
+            <w:hideMark/>
+          </w:tcPr>
+          <w:p>
+            <w:proofErr w:type="spellStart"/>
+            <w:proofErr w:type="gramStart"/>
+            <w:r>
+              <w:t>varchar</w:t>
+            </w:r>
+            <w:proofErr w:type="spellEnd"/>
+            <w:r>
+              <w:t>(</w:t>
+            </w:r>
+            <w:proofErr w:type="gramEnd"/>
+            <w:r>
+              <w:t>150)</w:t>
             </w:r>
           </w:p>
         </w:tc>
@@ -3241,24 +3519,28 @@
             <w:hideMark/>
           </w:tcPr>
           <w:p>
+            <w:proofErr w:type="spellStart"/>
             <w:r>
               <w:rPr>
                 <w:rStyle w:val="a4"/>
               </w:rPr>
               <w:t>description</w:t>
             </w:r>
-          </w:p>
-        </w:tc>
-        <w:tc>
-          <w:tcPr>
-            <w:tcW w:w="0" w:type="auto"/>
-            <w:vAlign w:val="center"/>
-            <w:hideMark/>
-          </w:tcPr>
-          <w:p>
+            <w:proofErr w:type="spellEnd"/>
+          </w:p>
+        </w:tc>
+        <w:tc>
+          <w:tcPr>
+            <w:tcW w:w="0" w:type="auto"/>
+            <w:vAlign w:val="center"/>
+            <w:hideMark/>
+          </w:tcPr>
+          <w:p>
+            <w:proofErr w:type="spellStart"/>
             <w:r>
               <w:t>text</w:t>
             </w:r>
+            <w:proofErr w:type="spellEnd"/>
           </w:p>
         </w:tc>
         <w:tc>
@@ -3285,12 +3567,14 @@
             <w:hideMark/>
           </w:tcPr>
           <w:p>
+            <w:proofErr w:type="spellStart"/>
             <w:r>
               <w:rPr>
                 <w:rStyle w:val="a4"/>
               </w:rPr>
               <w:t>created_by</w:t>
             </w:r>
+            <w:proofErr w:type="spellEnd"/>
           </w:p>
         </w:tc>
         <w:tc>
@@ -3329,24 +3613,28 @@
             <w:hideMark/>
           </w:tcPr>
           <w:p>
+            <w:proofErr w:type="spellStart"/>
             <w:r>
               <w:rPr>
                 <w:rStyle w:val="a4"/>
               </w:rPr>
               <w:t>created_at</w:t>
             </w:r>
-          </w:p>
-        </w:tc>
-        <w:tc>
-          <w:tcPr>
-            <w:tcW w:w="0" w:type="auto"/>
-            <w:vAlign w:val="center"/>
-            <w:hideMark/>
-          </w:tcPr>
-          <w:p>
+            <w:proofErr w:type="spellEnd"/>
+          </w:p>
+        </w:tc>
+        <w:tc>
+          <w:tcPr>
+            <w:tcW w:w="0" w:type="auto"/>
+            <w:vAlign w:val="center"/>
+            <w:hideMark/>
+          </w:tcPr>
+          <w:p>
+            <w:proofErr w:type="spellStart"/>
             <w:r>
               <w:t>timestamp</w:t>
             </w:r>
+            <w:proofErr w:type="spellEnd"/>
           </w:p>
         </w:tc>
         <w:tc>
@@ -3373,24 +3661,28 @@
             <w:hideMark/>
           </w:tcPr>
           <w:p>
+            <w:proofErr w:type="spellStart"/>
             <w:r>
               <w:rPr>
                 <w:rStyle w:val="a4"/>
               </w:rPr>
               <w:t>updated_at</w:t>
             </w:r>
-          </w:p>
-        </w:tc>
-        <w:tc>
-          <w:tcPr>
-            <w:tcW w:w="0" w:type="auto"/>
-            <w:vAlign w:val="center"/>
-            <w:hideMark/>
-          </w:tcPr>
-          <w:p>
+            <w:proofErr w:type="spellEnd"/>
+          </w:p>
+        </w:tc>
+        <w:tc>
+          <w:tcPr>
+            <w:tcW w:w="0" w:type="auto"/>
+            <w:vAlign w:val="center"/>
+            <w:hideMark/>
+          </w:tcPr>
+          <w:p>
+            <w:proofErr w:type="spellStart"/>
             <w:r>
               <w:t>timestamp</w:t>
             </w:r>
+            <w:proofErr w:type="spellEnd"/>
           </w:p>
         </w:tc>
         <w:tc>
@@ -3525,23 +3817,30 @@
             <w:hideMark/>
           </w:tcPr>
           <w:p>
+            <w:proofErr w:type="spellStart"/>
             <w:r>
               <w:rPr>
                 <w:rStyle w:val="a4"/>
               </w:rPr>
               <w:t>id</w:t>
             </w:r>
-          </w:p>
-        </w:tc>
-        <w:tc>
-          <w:tcPr>
-            <w:tcW w:w="0" w:type="auto"/>
-            <w:vAlign w:val="center"/>
-            <w:hideMark/>
-          </w:tcPr>
-          <w:p>
-            <w:r>
-              <w:t>serial (PK)</w:t>
+            <w:proofErr w:type="spellEnd"/>
+          </w:p>
+        </w:tc>
+        <w:tc>
+          <w:tcPr>
+            <w:tcW w:w="0" w:type="auto"/>
+            <w:vAlign w:val="center"/>
+            <w:hideMark/>
+          </w:tcPr>
+          <w:p>
+            <w:proofErr w:type="spellStart"/>
+            <w:r>
+              <w:t>serial</w:t>
+            </w:r>
+            <w:proofErr w:type="spellEnd"/>
+            <w:r>
+              <w:t xml:space="preserve"> (PK)</w:t>
             </w:r>
           </w:p>
         </w:tc>
@@ -3569,12 +3868,14 @@
             <w:hideMark/>
           </w:tcPr>
           <w:p>
+            <w:proofErr w:type="spellStart"/>
             <w:r>
               <w:rPr>
                 <w:rStyle w:val="a4"/>
               </w:rPr>
               <w:t>template_id</w:t>
             </w:r>
+            <w:proofErr w:type="spellEnd"/>
           </w:p>
         </w:tc>
         <w:tc>
@@ -3613,23 +3914,35 @@
             <w:hideMark/>
           </w:tcPr>
           <w:p>
+            <w:proofErr w:type="spellStart"/>
             <w:r>
               <w:rPr>
                 <w:rStyle w:val="a4"/>
               </w:rPr>
               <w:t>name</w:t>
             </w:r>
-          </w:p>
-        </w:tc>
-        <w:tc>
-          <w:tcPr>
-            <w:tcW w:w="0" w:type="auto"/>
-            <w:vAlign w:val="center"/>
-            <w:hideMark/>
-          </w:tcPr>
-          <w:p>
-            <w:r>
-              <w:t>varchar(150)</w:t>
+            <w:proofErr w:type="spellEnd"/>
+          </w:p>
+        </w:tc>
+        <w:tc>
+          <w:tcPr>
+            <w:tcW w:w="0" w:type="auto"/>
+            <w:vAlign w:val="center"/>
+            <w:hideMark/>
+          </w:tcPr>
+          <w:p>
+            <w:proofErr w:type="spellStart"/>
+            <w:proofErr w:type="gramStart"/>
+            <w:r>
+              <w:t>varchar</w:t>
+            </w:r>
+            <w:proofErr w:type="spellEnd"/>
+            <w:r>
+              <w:t>(</w:t>
+            </w:r>
+            <w:proofErr w:type="gramEnd"/>
+            <w:r>
+              <w:t>150)</w:t>
             </w:r>
           </w:p>
         </w:tc>
@@ -3657,24 +3970,35 @@
             <w:hideMark/>
           </w:tcPr>
           <w:p>
-            <w:r>
-              <w:rPr>
-                <w:rStyle w:val="a4"/>
-              </w:rPr>
-              <w:lastRenderedPageBreak/>
+            <w:proofErr w:type="spellStart"/>
+            <w:r>
+              <w:rPr>
+                <w:rStyle w:val="a4"/>
+              </w:rPr>
               <w:t>type</w:t>
             </w:r>
-          </w:p>
-        </w:tc>
-        <w:tc>
-          <w:tcPr>
-            <w:tcW w:w="0" w:type="auto"/>
-            <w:vAlign w:val="center"/>
-            <w:hideMark/>
-          </w:tcPr>
-          <w:p>
-            <w:r>
-              <w:t>varchar(50)</w:t>
+            <w:proofErr w:type="spellEnd"/>
+          </w:p>
+        </w:tc>
+        <w:tc>
+          <w:tcPr>
+            <w:tcW w:w="0" w:type="auto"/>
+            <w:vAlign w:val="center"/>
+            <w:hideMark/>
+          </w:tcPr>
+          <w:p>
+            <w:proofErr w:type="spellStart"/>
+            <w:proofErr w:type="gramStart"/>
+            <w:r>
+              <w:t>varchar</w:t>
+            </w:r>
+            <w:proofErr w:type="spellEnd"/>
+            <w:r>
+              <w:t>(</w:t>
+            </w:r>
+            <w:proofErr w:type="gramEnd"/>
+            <w:r>
+              <w:t>50)</w:t>
             </w:r>
           </w:p>
         </w:tc>
@@ -3702,24 +4026,28 @@
             <w:hideMark/>
           </w:tcPr>
           <w:p>
+            <w:proofErr w:type="spellStart"/>
             <w:r>
               <w:rPr>
                 <w:rStyle w:val="a4"/>
               </w:rPr>
               <w:t>description</w:t>
             </w:r>
-          </w:p>
-        </w:tc>
-        <w:tc>
-          <w:tcPr>
-            <w:tcW w:w="0" w:type="auto"/>
-            <w:vAlign w:val="center"/>
-            <w:hideMark/>
-          </w:tcPr>
-          <w:p>
+            <w:proofErr w:type="spellEnd"/>
+          </w:p>
+        </w:tc>
+        <w:tc>
+          <w:tcPr>
+            <w:tcW w:w="0" w:type="auto"/>
+            <w:vAlign w:val="center"/>
+            <w:hideMark/>
+          </w:tcPr>
+          <w:p>
+            <w:proofErr w:type="spellStart"/>
             <w:r>
               <w:t>text</w:t>
             </w:r>
+            <w:proofErr w:type="spellEnd"/>
           </w:p>
         </w:tc>
         <w:tc>
@@ -3746,24 +4074,28 @@
             <w:hideMark/>
           </w:tcPr>
           <w:p>
+            <w:proofErr w:type="spellStart"/>
             <w:r>
               <w:rPr>
                 <w:rStyle w:val="a4"/>
               </w:rPr>
               <w:t>is_required</w:t>
             </w:r>
-          </w:p>
-        </w:tc>
-        <w:tc>
-          <w:tcPr>
-            <w:tcW w:w="0" w:type="auto"/>
-            <w:vAlign w:val="center"/>
-            <w:hideMark/>
-          </w:tcPr>
-          <w:p>
+            <w:proofErr w:type="spellEnd"/>
+          </w:p>
+        </w:tc>
+        <w:tc>
+          <w:tcPr>
+            <w:tcW w:w="0" w:type="auto"/>
+            <w:vAlign w:val="center"/>
+            <w:hideMark/>
+          </w:tcPr>
+          <w:p>
+            <w:proofErr w:type="spellStart"/>
             <w:r>
               <w:t>boolean</w:t>
             </w:r>
+            <w:proofErr w:type="spellEnd"/>
           </w:p>
         </w:tc>
         <w:tc>
@@ -3790,24 +4122,28 @@
             <w:hideMark/>
           </w:tcPr>
           <w:p>
+            <w:proofErr w:type="spellStart"/>
             <w:r>
               <w:rPr>
                 <w:rStyle w:val="a4"/>
               </w:rPr>
               <w:t>order</w:t>
             </w:r>
-          </w:p>
-        </w:tc>
-        <w:tc>
-          <w:tcPr>
-            <w:tcW w:w="0" w:type="auto"/>
-            <w:vAlign w:val="center"/>
-            <w:hideMark/>
-          </w:tcPr>
-          <w:p>
+            <w:proofErr w:type="spellEnd"/>
+          </w:p>
+        </w:tc>
+        <w:tc>
+          <w:tcPr>
+            <w:tcW w:w="0" w:type="auto"/>
+            <w:vAlign w:val="center"/>
+            <w:hideMark/>
+          </w:tcPr>
+          <w:p>
+            <w:proofErr w:type="spellStart"/>
             <w:r>
               <w:t>int</w:t>
             </w:r>
+            <w:proofErr w:type="spellEnd"/>
           </w:p>
         </w:tc>
         <w:tc>
@@ -3826,6 +4162,7 @@
     </w:tbl>
     <w:p>
       <w:r>
+        <w:lastRenderedPageBreak/>
         <w:pict w14:anchorId="495FCECA">
           <v:rect id="_x0000_i1034" style="width:0;height:1.5pt" o:hralign="center" o:hrstd="t" o:hr="t" fillcolor="#a0a0a0" stroked="f"/>
         </w:pict>
@@ -3942,23 +4279,30 @@
             <w:hideMark/>
           </w:tcPr>
           <w:p>
+            <w:proofErr w:type="spellStart"/>
             <w:r>
               <w:rPr>
                 <w:rStyle w:val="a4"/>
               </w:rPr>
               <w:t>id</w:t>
             </w:r>
-          </w:p>
-        </w:tc>
-        <w:tc>
-          <w:tcPr>
-            <w:tcW w:w="0" w:type="auto"/>
-            <w:vAlign w:val="center"/>
-            <w:hideMark/>
-          </w:tcPr>
-          <w:p>
-            <w:r>
-              <w:t>serial (PK)</w:t>
+            <w:proofErr w:type="spellEnd"/>
+          </w:p>
+        </w:tc>
+        <w:tc>
+          <w:tcPr>
+            <w:tcW w:w="0" w:type="auto"/>
+            <w:vAlign w:val="center"/>
+            <w:hideMark/>
+          </w:tcPr>
+          <w:p>
+            <w:proofErr w:type="spellStart"/>
+            <w:r>
+              <w:t>serial</w:t>
+            </w:r>
+            <w:proofErr w:type="spellEnd"/>
+            <w:r>
+              <w:t xml:space="preserve"> (PK)</w:t>
             </w:r>
           </w:p>
         </w:tc>
@@ -3986,12 +4330,14 @@
             <w:hideMark/>
           </w:tcPr>
           <w:p>
+            <w:proofErr w:type="spellStart"/>
             <w:r>
               <w:rPr>
                 <w:rStyle w:val="a4"/>
               </w:rPr>
               <w:t>template_id</w:t>
             </w:r>
+            <w:proofErr w:type="spellEnd"/>
           </w:p>
         </w:tc>
         <w:tc>
@@ -4030,12 +4376,14 @@
             <w:hideMark/>
           </w:tcPr>
           <w:p>
+            <w:proofErr w:type="spellStart"/>
             <w:r>
               <w:rPr>
                 <w:rStyle w:val="a4"/>
               </w:rPr>
               <w:t>department_id</w:t>
             </w:r>
+            <w:proofErr w:type="spellEnd"/>
           </w:p>
         </w:tc>
         <w:tc>
@@ -4074,23 +4422,33 @@
             <w:hideMark/>
           </w:tcPr>
           <w:p>
+            <w:proofErr w:type="spellStart"/>
             <w:r>
               <w:rPr>
                 <w:rStyle w:val="a4"/>
               </w:rPr>
               <w:t>group_id</w:t>
             </w:r>
-          </w:p>
-        </w:tc>
-        <w:tc>
-          <w:tcPr>
-            <w:tcW w:w="0" w:type="auto"/>
-            <w:vAlign w:val="center"/>
-            <w:hideMark/>
-          </w:tcPr>
-          <w:p>
-            <w:r>
-              <w:t>FK → GROUP.id (nullable)</w:t>
+            <w:proofErr w:type="spellEnd"/>
+          </w:p>
+        </w:tc>
+        <w:tc>
+          <w:tcPr>
+            <w:tcW w:w="0" w:type="auto"/>
+            <w:vAlign w:val="center"/>
+            <w:hideMark/>
+          </w:tcPr>
+          <w:p>
+            <w:r>
+              <w:t>FK → GROUP.id (</w:t>
+            </w:r>
+            <w:proofErr w:type="spellStart"/>
+            <w:r>
+              <w:t>nullable</w:t>
+            </w:r>
+            <w:proofErr w:type="spellEnd"/>
+            <w:r>
+              <w:t>)</w:t>
             </w:r>
           </w:p>
         </w:tc>
@@ -4118,12 +4476,14 @@
             <w:hideMark/>
           </w:tcPr>
           <w:p>
+            <w:proofErr w:type="spellStart"/>
             <w:r>
               <w:rPr>
                 <w:rStyle w:val="a4"/>
               </w:rPr>
               <w:t>created_by</w:t>
             </w:r>
+            <w:proofErr w:type="spellEnd"/>
           </w:p>
         </w:tc>
         <w:tc>
@@ -4162,24 +4522,28 @@
             <w:hideMark/>
           </w:tcPr>
           <w:p>
+            <w:proofErr w:type="spellStart"/>
             <w:r>
               <w:rPr>
                 <w:rStyle w:val="a4"/>
               </w:rPr>
               <w:t>created_at</w:t>
             </w:r>
-          </w:p>
-        </w:tc>
-        <w:tc>
-          <w:tcPr>
-            <w:tcW w:w="0" w:type="auto"/>
-            <w:vAlign w:val="center"/>
-            <w:hideMark/>
-          </w:tcPr>
-          <w:p>
+            <w:proofErr w:type="spellEnd"/>
+          </w:p>
+        </w:tc>
+        <w:tc>
+          <w:tcPr>
+            <w:tcW w:w="0" w:type="auto"/>
+            <w:vAlign w:val="center"/>
+            <w:hideMark/>
+          </w:tcPr>
+          <w:p>
+            <w:proofErr w:type="spellStart"/>
             <w:r>
               <w:t>timestamp</w:t>
             </w:r>
+            <w:proofErr w:type="spellEnd"/>
           </w:p>
         </w:tc>
         <w:tc>
@@ -4206,24 +4570,28 @@
             <w:hideMark/>
           </w:tcPr>
           <w:p>
+            <w:proofErr w:type="spellStart"/>
             <w:r>
               <w:rPr>
                 <w:rStyle w:val="a4"/>
               </w:rPr>
               <w:t>updated_at</w:t>
             </w:r>
-          </w:p>
-        </w:tc>
-        <w:tc>
-          <w:tcPr>
-            <w:tcW w:w="0" w:type="auto"/>
-            <w:vAlign w:val="center"/>
-            <w:hideMark/>
-          </w:tcPr>
-          <w:p>
+            <w:proofErr w:type="spellEnd"/>
+          </w:p>
+        </w:tc>
+        <w:tc>
+          <w:tcPr>
+            <w:tcW w:w="0" w:type="auto"/>
+            <w:vAlign w:val="center"/>
+            <w:hideMark/>
+          </w:tcPr>
+          <w:p>
+            <w:proofErr w:type="spellStart"/>
             <w:r>
               <w:t>timestamp</w:t>
             </w:r>
+            <w:proofErr w:type="spellEnd"/>
           </w:p>
         </w:tc>
         <w:tc>
@@ -4358,23 +4726,30 @@
             <w:hideMark/>
           </w:tcPr>
           <w:p>
+            <w:proofErr w:type="spellStart"/>
             <w:r>
               <w:rPr>
                 <w:rStyle w:val="a4"/>
               </w:rPr>
               <w:t>id</w:t>
             </w:r>
-          </w:p>
-        </w:tc>
-        <w:tc>
-          <w:tcPr>
-            <w:tcW w:w="0" w:type="auto"/>
-            <w:vAlign w:val="center"/>
-            <w:hideMark/>
-          </w:tcPr>
-          <w:p>
-            <w:r>
-              <w:t>serial (PK)</w:t>
+            <w:proofErr w:type="spellEnd"/>
+          </w:p>
+        </w:tc>
+        <w:tc>
+          <w:tcPr>
+            <w:tcW w:w="0" w:type="auto"/>
+            <w:vAlign w:val="center"/>
+            <w:hideMark/>
+          </w:tcPr>
+          <w:p>
+            <w:proofErr w:type="spellStart"/>
+            <w:r>
+              <w:t>serial</w:t>
+            </w:r>
+            <w:proofErr w:type="spellEnd"/>
+            <w:r>
+              <w:t xml:space="preserve"> (PK)</w:t>
             </w:r>
           </w:p>
         </w:tc>
@@ -4402,12 +4777,14 @@
             <w:hideMark/>
           </w:tcPr>
           <w:p>
+            <w:proofErr w:type="spellStart"/>
             <w:r>
               <w:rPr>
                 <w:rStyle w:val="a4"/>
               </w:rPr>
               <w:t>entity_id</w:t>
             </w:r>
+            <w:proofErr w:type="spellEnd"/>
           </w:p>
         </w:tc>
         <w:tc>
@@ -4446,12 +4823,14 @@
             <w:hideMark/>
           </w:tcPr>
           <w:p>
+            <w:proofErr w:type="spellStart"/>
             <w:r>
               <w:rPr>
                 <w:rStyle w:val="a4"/>
               </w:rPr>
               <w:t>field_id</w:t>
             </w:r>
+            <w:proofErr w:type="spellEnd"/>
           </w:p>
         </w:tc>
         <w:tc>
@@ -4490,23 +4869,46 @@
             <w:hideMark/>
           </w:tcPr>
           <w:p>
+            <w:proofErr w:type="spellStart"/>
             <w:r>
               <w:rPr>
                 <w:rStyle w:val="a4"/>
               </w:rPr>
               <w:t>value_text</w:t>
             </w:r>
-          </w:p>
-        </w:tc>
-        <w:tc>
-          <w:tcPr>
-            <w:tcW w:w="0" w:type="auto"/>
-            <w:vAlign w:val="center"/>
-            <w:hideMark/>
-          </w:tcPr>
-          <w:p>
-            <w:r>
-              <w:t>text, indexed (fulltext)</w:t>
+            <w:proofErr w:type="spellEnd"/>
+          </w:p>
+        </w:tc>
+        <w:tc>
+          <w:tcPr>
+            <w:tcW w:w="0" w:type="auto"/>
+            <w:vAlign w:val="center"/>
+            <w:hideMark/>
+          </w:tcPr>
+          <w:p>
+            <w:proofErr w:type="spellStart"/>
+            <w:r>
+              <w:t>text</w:t>
+            </w:r>
+            <w:proofErr w:type="spellEnd"/>
+            <w:r>
+              <w:t xml:space="preserve">, </w:t>
+            </w:r>
+            <w:proofErr w:type="spellStart"/>
+            <w:r>
+              <w:t>indexed</w:t>
+            </w:r>
+            <w:proofErr w:type="spellEnd"/>
+            <w:r>
+              <w:t xml:space="preserve"> (</w:t>
+            </w:r>
+            <w:proofErr w:type="spellStart"/>
+            <w:r>
+              <w:t>fulltext</w:t>
+            </w:r>
+            <w:proofErr w:type="spellEnd"/>
+            <w:r>
+              <w:t>)</w:t>
             </w:r>
           </w:p>
         </w:tc>
@@ -4534,24 +4936,36 @@
             <w:hideMark/>
           </w:tcPr>
           <w:p>
+            <w:proofErr w:type="spellStart"/>
             <w:r>
               <w:rPr>
                 <w:rStyle w:val="a4"/>
               </w:rPr>
               <w:t>value_number</w:t>
             </w:r>
-          </w:p>
-        </w:tc>
-        <w:tc>
-          <w:tcPr>
-            <w:tcW w:w="0" w:type="auto"/>
-            <w:vAlign w:val="center"/>
-            <w:hideMark/>
-          </w:tcPr>
-          <w:p>
-            <w:r>
-              <w:t>numeric, indexed</w:t>
-            </w:r>
+            <w:proofErr w:type="spellEnd"/>
+          </w:p>
+        </w:tc>
+        <w:tc>
+          <w:tcPr>
+            <w:tcW w:w="0" w:type="auto"/>
+            <w:vAlign w:val="center"/>
+            <w:hideMark/>
+          </w:tcPr>
+          <w:p>
+            <w:proofErr w:type="spellStart"/>
+            <w:r>
+              <w:t>numeric</w:t>
+            </w:r>
+            <w:proofErr w:type="spellEnd"/>
+            <w:r>
+              <w:t xml:space="preserve">, </w:t>
+            </w:r>
+            <w:proofErr w:type="spellStart"/>
+            <w:r>
+              <w:t>indexed</w:t>
+            </w:r>
+            <w:proofErr w:type="spellEnd"/>
           </w:p>
         </w:tc>
         <w:tc>
@@ -4578,24 +4992,36 @@
             <w:hideMark/>
           </w:tcPr>
           <w:p>
+            <w:proofErr w:type="spellStart"/>
             <w:r>
               <w:rPr>
                 <w:rStyle w:val="a4"/>
               </w:rPr>
               <w:t>value_date</w:t>
             </w:r>
-          </w:p>
-        </w:tc>
-        <w:tc>
-          <w:tcPr>
-            <w:tcW w:w="0" w:type="auto"/>
-            <w:vAlign w:val="center"/>
-            <w:hideMark/>
-          </w:tcPr>
-          <w:p>
-            <w:r>
-              <w:t>date, indexed</w:t>
-            </w:r>
+            <w:proofErr w:type="spellEnd"/>
+          </w:p>
+        </w:tc>
+        <w:tc>
+          <w:tcPr>
+            <w:tcW w:w="0" w:type="auto"/>
+            <w:vAlign w:val="center"/>
+            <w:hideMark/>
+          </w:tcPr>
+          <w:p>
+            <w:proofErr w:type="spellStart"/>
+            <w:r>
+              <w:t>date</w:t>
+            </w:r>
+            <w:proofErr w:type="spellEnd"/>
+            <w:r>
+              <w:t xml:space="preserve">, </w:t>
+            </w:r>
+            <w:proofErr w:type="spellStart"/>
+            <w:r>
+              <w:t>indexed</w:t>
+            </w:r>
+            <w:proofErr w:type="spellEnd"/>
           </w:p>
         </w:tc>
         <w:tc>
@@ -4622,24 +5048,28 @@
             <w:hideMark/>
           </w:tcPr>
           <w:p>
+            <w:proofErr w:type="spellStart"/>
             <w:r>
               <w:rPr>
                 <w:rStyle w:val="a4"/>
               </w:rPr>
               <w:t>value_boolean</w:t>
             </w:r>
-          </w:p>
-        </w:tc>
-        <w:tc>
-          <w:tcPr>
-            <w:tcW w:w="0" w:type="auto"/>
-            <w:vAlign w:val="center"/>
-            <w:hideMark/>
-          </w:tcPr>
-          <w:p>
+            <w:proofErr w:type="spellEnd"/>
+          </w:p>
+        </w:tc>
+        <w:tc>
+          <w:tcPr>
+            <w:tcW w:w="0" w:type="auto"/>
+            <w:vAlign w:val="center"/>
+            <w:hideMark/>
+          </w:tcPr>
+          <w:p>
+            <w:proofErr w:type="spellStart"/>
             <w:r>
               <w:t>boolean</w:t>
             </w:r>
+            <w:proofErr w:type="spellEnd"/>
           </w:p>
         </w:tc>
         <w:tc>
@@ -4666,12 +5096,14 @@
             <w:hideMark/>
           </w:tcPr>
           <w:p>
+            <w:proofErr w:type="spellStart"/>
             <w:r>
               <w:rPr>
                 <w:rStyle w:val="a4"/>
               </w:rPr>
               <w:t>file_id</w:t>
             </w:r>
+            <w:proofErr w:type="spellEnd"/>
           </w:p>
         </w:tc>
         <w:tc>
@@ -4720,7 +5152,6 @@
         <w:pStyle w:val="2"/>
       </w:pPr>
       <w:r>
-        <w:lastRenderedPageBreak/>
         <w:t>13. FILE_STORAGE (Файлы)</w:t>
       </w:r>
     </w:p>
@@ -4827,23 +5258,30 @@
             <w:hideMark/>
           </w:tcPr>
           <w:p>
+            <w:proofErr w:type="spellStart"/>
             <w:r>
               <w:rPr>
                 <w:rStyle w:val="a4"/>
               </w:rPr>
               <w:t>id</w:t>
             </w:r>
-          </w:p>
-        </w:tc>
-        <w:tc>
-          <w:tcPr>
-            <w:tcW w:w="0" w:type="auto"/>
-            <w:vAlign w:val="center"/>
-            <w:hideMark/>
-          </w:tcPr>
-          <w:p>
-            <w:r>
-              <w:t>serial (PK)</w:t>
+            <w:proofErr w:type="spellEnd"/>
+          </w:p>
+        </w:tc>
+        <w:tc>
+          <w:tcPr>
+            <w:tcW w:w="0" w:type="auto"/>
+            <w:vAlign w:val="center"/>
+            <w:hideMark/>
+          </w:tcPr>
+          <w:p>
+            <w:proofErr w:type="spellStart"/>
+            <w:r>
+              <w:t>serial</w:t>
+            </w:r>
+            <w:proofErr w:type="spellEnd"/>
+            <w:r>
+              <w:t xml:space="preserve"> (PK)</w:t>
             </w:r>
           </w:p>
         </w:tc>
@@ -4871,23 +5309,35 @@
             <w:hideMark/>
           </w:tcPr>
           <w:p>
+            <w:proofErr w:type="spellStart"/>
             <w:r>
               <w:rPr>
                 <w:rStyle w:val="a4"/>
               </w:rPr>
               <w:t>original_name</w:t>
             </w:r>
-          </w:p>
-        </w:tc>
-        <w:tc>
-          <w:tcPr>
-            <w:tcW w:w="0" w:type="auto"/>
-            <w:vAlign w:val="center"/>
-            <w:hideMark/>
-          </w:tcPr>
-          <w:p>
-            <w:r>
-              <w:t>varchar(255)</w:t>
+            <w:proofErr w:type="spellEnd"/>
+          </w:p>
+        </w:tc>
+        <w:tc>
+          <w:tcPr>
+            <w:tcW w:w="0" w:type="auto"/>
+            <w:vAlign w:val="center"/>
+            <w:hideMark/>
+          </w:tcPr>
+          <w:p>
+            <w:proofErr w:type="spellStart"/>
+            <w:proofErr w:type="gramStart"/>
+            <w:r>
+              <w:t>varchar</w:t>
+            </w:r>
+            <w:proofErr w:type="spellEnd"/>
+            <w:r>
+              <w:t>(</w:t>
+            </w:r>
+            <w:proofErr w:type="gramEnd"/>
+            <w:r>
+              <w:t>255)</w:t>
             </w:r>
           </w:p>
         </w:tc>
@@ -4915,23 +5365,35 @@
             <w:hideMark/>
           </w:tcPr>
           <w:p>
+            <w:proofErr w:type="spellStart"/>
             <w:r>
               <w:rPr>
                 <w:rStyle w:val="a4"/>
               </w:rPr>
               <w:t>storage_path</w:t>
             </w:r>
-          </w:p>
-        </w:tc>
-        <w:tc>
-          <w:tcPr>
-            <w:tcW w:w="0" w:type="auto"/>
-            <w:vAlign w:val="center"/>
-            <w:hideMark/>
-          </w:tcPr>
-          <w:p>
-            <w:r>
-              <w:t>varchar(500)</w:t>
+            <w:proofErr w:type="spellEnd"/>
+          </w:p>
+        </w:tc>
+        <w:tc>
+          <w:tcPr>
+            <w:tcW w:w="0" w:type="auto"/>
+            <w:vAlign w:val="center"/>
+            <w:hideMark/>
+          </w:tcPr>
+          <w:p>
+            <w:proofErr w:type="spellStart"/>
+            <w:proofErr w:type="gramStart"/>
+            <w:r>
+              <w:t>varchar</w:t>
+            </w:r>
+            <w:proofErr w:type="spellEnd"/>
+            <w:r>
+              <w:t>(</w:t>
+            </w:r>
+            <w:proofErr w:type="gramEnd"/>
+            <w:r>
+              <w:t>500)</w:t>
             </w:r>
           </w:p>
         </w:tc>
@@ -4959,68 +5421,100 @@
             <w:hideMark/>
           </w:tcPr>
           <w:p>
+            <w:proofErr w:type="spellStart"/>
             <w:r>
               <w:rPr>
                 <w:rStyle w:val="a4"/>
               </w:rPr>
               <w:t>file_type</w:t>
             </w:r>
-          </w:p>
-        </w:tc>
-        <w:tc>
-          <w:tcPr>
-            <w:tcW w:w="0" w:type="auto"/>
-            <w:vAlign w:val="center"/>
-            <w:hideMark/>
-          </w:tcPr>
-          <w:p>
-            <w:r>
-              <w:t>varchar(50)</w:t>
-            </w:r>
-          </w:p>
-        </w:tc>
-        <w:tc>
-          <w:tcPr>
-            <w:tcW w:w="0" w:type="auto"/>
-            <w:vAlign w:val="center"/>
-            <w:hideMark/>
-          </w:tcPr>
-          <w:p>
-            <w:r>
-              <w:t>MIME-тип (например: image/png)</w:t>
-            </w:r>
-          </w:p>
-        </w:tc>
-      </w:tr>
-      <w:tr>
-        <w:trPr>
-          <w:tblCellSpacing w:w="15" w:type="dxa"/>
-        </w:trPr>
-        <w:tc>
-          <w:tcPr>
-            <w:tcW w:w="0" w:type="auto"/>
-            <w:vAlign w:val="center"/>
-            <w:hideMark/>
-          </w:tcPr>
-          <w:p>
+            <w:proofErr w:type="spellEnd"/>
+          </w:p>
+        </w:tc>
+        <w:tc>
+          <w:tcPr>
+            <w:tcW w:w="0" w:type="auto"/>
+            <w:vAlign w:val="center"/>
+            <w:hideMark/>
+          </w:tcPr>
+          <w:p>
+            <w:proofErr w:type="spellStart"/>
+            <w:proofErr w:type="gramStart"/>
+            <w:r>
+              <w:t>varchar</w:t>
+            </w:r>
+            <w:proofErr w:type="spellEnd"/>
+            <w:r>
+              <w:t>(</w:t>
+            </w:r>
+            <w:proofErr w:type="gramEnd"/>
+            <w:r>
+              <w:t>50)</w:t>
+            </w:r>
+          </w:p>
+        </w:tc>
+        <w:tc>
+          <w:tcPr>
+            <w:tcW w:w="0" w:type="auto"/>
+            <w:vAlign w:val="center"/>
+            <w:hideMark/>
+          </w:tcPr>
+          <w:p>
+            <w:r>
+              <w:t xml:space="preserve">MIME-тип (например: </w:t>
+            </w:r>
+            <w:proofErr w:type="spellStart"/>
+            <w:r>
+              <w:t>image</w:t>
+            </w:r>
+            <w:proofErr w:type="spellEnd"/>
+            <w:r>
+              <w:t>/</w:t>
+            </w:r>
+            <w:proofErr w:type="spellStart"/>
+            <w:r>
+              <w:t>png</w:t>
+            </w:r>
+            <w:proofErr w:type="spellEnd"/>
+            <w:r>
+              <w:t>)</w:t>
+            </w:r>
+          </w:p>
+        </w:tc>
+      </w:tr>
+      <w:tr>
+        <w:trPr>
+          <w:tblCellSpacing w:w="15" w:type="dxa"/>
+        </w:trPr>
+        <w:tc>
+          <w:tcPr>
+            <w:tcW w:w="0" w:type="auto"/>
+            <w:vAlign w:val="center"/>
+            <w:hideMark/>
+          </w:tcPr>
+          <w:p>
+            <w:proofErr w:type="spellStart"/>
             <w:r>
               <w:rPr>
                 <w:rStyle w:val="a4"/>
               </w:rPr>
               <w:t>size_bytes</w:t>
             </w:r>
-          </w:p>
-        </w:tc>
-        <w:tc>
-          <w:tcPr>
-            <w:tcW w:w="0" w:type="auto"/>
-            <w:vAlign w:val="center"/>
-            <w:hideMark/>
-          </w:tcPr>
-          <w:p>
+            <w:proofErr w:type="spellEnd"/>
+          </w:p>
+        </w:tc>
+        <w:tc>
+          <w:tcPr>
+            <w:tcW w:w="0" w:type="auto"/>
+            <w:vAlign w:val="center"/>
+            <w:hideMark/>
+          </w:tcPr>
+          <w:p>
+            <w:proofErr w:type="spellStart"/>
             <w:r>
               <w:t>bigint</w:t>
             </w:r>
+            <w:proofErr w:type="spellEnd"/>
           </w:p>
         </w:tc>
         <w:tc>
@@ -5047,12 +5541,15 @@
             <w:hideMark/>
           </w:tcPr>
           <w:p>
-            <w:r>
-              <w:rPr>
-                <w:rStyle w:val="a4"/>
-              </w:rPr>
+            <w:proofErr w:type="spellStart"/>
+            <w:r>
+              <w:rPr>
+                <w:rStyle w:val="a4"/>
+              </w:rPr>
+              <w:lastRenderedPageBreak/>
               <w:t>uploaded_by</w:t>
             </w:r>
+            <w:proofErr w:type="spellEnd"/>
           </w:p>
         </w:tc>
         <w:tc>
@@ -5091,24 +5588,28 @@
             <w:hideMark/>
           </w:tcPr>
           <w:p>
+            <w:proofErr w:type="spellStart"/>
             <w:r>
               <w:rPr>
                 <w:rStyle w:val="a4"/>
               </w:rPr>
               <w:t>uploaded_at</w:t>
             </w:r>
-          </w:p>
-        </w:tc>
-        <w:tc>
-          <w:tcPr>
-            <w:tcW w:w="0" w:type="auto"/>
-            <w:vAlign w:val="center"/>
-            <w:hideMark/>
-          </w:tcPr>
-          <w:p>
+            <w:proofErr w:type="spellEnd"/>
+          </w:p>
+        </w:tc>
+        <w:tc>
+          <w:tcPr>
+            <w:tcW w:w="0" w:type="auto"/>
+            <w:vAlign w:val="center"/>
+            <w:hideMark/>
+          </w:tcPr>
+          <w:p>
+            <w:proofErr w:type="spellStart"/>
             <w:r>
               <w:t>timestamp</w:t>
             </w:r>
+            <w:proofErr w:type="spellEnd"/>
           </w:p>
         </w:tc>
         <w:tc>
@@ -5135,24 +5636,41 @@
             <w:hideMark/>
           </w:tcPr>
           <w:p>
+            <w:proofErr w:type="spellStart"/>
             <w:r>
               <w:rPr>
                 <w:rStyle w:val="a4"/>
               </w:rPr>
               <w:t>checksum</w:t>
             </w:r>
-          </w:p>
-        </w:tc>
-        <w:tc>
-          <w:tcPr>
-            <w:tcW w:w="0" w:type="auto"/>
-            <w:vAlign w:val="center"/>
-            <w:hideMark/>
-          </w:tcPr>
-          <w:p>
-            <w:r>
-              <w:t>varchar(64), indexed</w:t>
-            </w:r>
+            <w:proofErr w:type="spellEnd"/>
+          </w:p>
+        </w:tc>
+        <w:tc>
+          <w:tcPr>
+            <w:tcW w:w="0" w:type="auto"/>
+            <w:vAlign w:val="center"/>
+            <w:hideMark/>
+          </w:tcPr>
+          <w:p>
+            <w:proofErr w:type="spellStart"/>
+            <w:proofErr w:type="gramStart"/>
+            <w:r>
+              <w:t>varchar</w:t>
+            </w:r>
+            <w:proofErr w:type="spellEnd"/>
+            <w:r>
+              <w:t>(</w:t>
+            </w:r>
+            <w:proofErr w:type="gramEnd"/>
+            <w:r>
+              <w:t xml:space="preserve">64), </w:t>
+            </w:r>
+            <w:proofErr w:type="spellStart"/>
+            <w:r>
+              <w:t>indexed</w:t>
+            </w:r>
+            <w:proofErr w:type="spellEnd"/>
           </w:p>
         </w:tc>
         <w:tc>
@@ -5287,23 +5805,30 @@
             <w:hideMark/>
           </w:tcPr>
           <w:p>
+            <w:proofErr w:type="spellStart"/>
             <w:r>
               <w:rPr>
                 <w:rStyle w:val="a4"/>
               </w:rPr>
               <w:t>id</w:t>
             </w:r>
-          </w:p>
-        </w:tc>
-        <w:tc>
-          <w:tcPr>
-            <w:tcW w:w="0" w:type="auto"/>
-            <w:vAlign w:val="center"/>
-            <w:hideMark/>
-          </w:tcPr>
-          <w:p>
-            <w:r>
-              <w:t>serial (PK)</w:t>
+            <w:proofErr w:type="spellEnd"/>
+          </w:p>
+        </w:tc>
+        <w:tc>
+          <w:tcPr>
+            <w:tcW w:w="0" w:type="auto"/>
+            <w:vAlign w:val="center"/>
+            <w:hideMark/>
+          </w:tcPr>
+          <w:p>
+            <w:proofErr w:type="spellStart"/>
+            <w:r>
+              <w:t>serial</w:t>
+            </w:r>
+            <w:proofErr w:type="spellEnd"/>
+            <w:r>
+              <w:t xml:space="preserve"> (PK)</w:t>
             </w:r>
           </w:p>
         </w:tc>
@@ -5331,12 +5856,14 @@
             <w:hideMark/>
           </w:tcPr>
           <w:p>
+            <w:proofErr w:type="spellStart"/>
             <w:r>
               <w:rPr>
                 <w:rStyle w:val="a4"/>
               </w:rPr>
               <w:t>user_id</w:t>
             </w:r>
+            <w:proofErr w:type="spellEnd"/>
           </w:p>
         </w:tc>
         <w:tc>
@@ -5375,23 +5902,35 @@
             <w:hideMark/>
           </w:tcPr>
           <w:p>
+            <w:proofErr w:type="spellStart"/>
             <w:r>
               <w:rPr>
                 <w:rStyle w:val="a4"/>
               </w:rPr>
               <w:t>action</w:t>
             </w:r>
-          </w:p>
-        </w:tc>
-        <w:tc>
-          <w:tcPr>
-            <w:tcW w:w="0" w:type="auto"/>
-            <w:vAlign w:val="center"/>
-            <w:hideMark/>
-          </w:tcPr>
-          <w:p>
-            <w:r>
-              <w:t>varchar(255)</w:t>
+            <w:proofErr w:type="spellEnd"/>
+          </w:p>
+        </w:tc>
+        <w:tc>
+          <w:tcPr>
+            <w:tcW w:w="0" w:type="auto"/>
+            <w:vAlign w:val="center"/>
+            <w:hideMark/>
+          </w:tcPr>
+          <w:p>
+            <w:proofErr w:type="spellStart"/>
+            <w:proofErr w:type="gramStart"/>
+            <w:r>
+              <w:t>varchar</w:t>
+            </w:r>
+            <w:proofErr w:type="spellEnd"/>
+            <w:r>
+              <w:t>(</w:t>
+            </w:r>
+            <w:proofErr w:type="gramEnd"/>
+            <w:r>
+              <w:t>255)</w:t>
             </w:r>
           </w:p>
         </w:tc>
@@ -5419,24 +5958,28 @@
             <w:hideMark/>
           </w:tcPr>
           <w:p>
+            <w:proofErr w:type="spellStart"/>
             <w:r>
               <w:rPr>
                 <w:rStyle w:val="a4"/>
               </w:rPr>
               <w:t>details</w:t>
             </w:r>
-          </w:p>
-        </w:tc>
-        <w:tc>
-          <w:tcPr>
-            <w:tcW w:w="0" w:type="auto"/>
-            <w:vAlign w:val="center"/>
-            <w:hideMark/>
-          </w:tcPr>
-          <w:p>
+            <w:proofErr w:type="spellEnd"/>
+          </w:p>
+        </w:tc>
+        <w:tc>
+          <w:tcPr>
+            <w:tcW w:w="0" w:type="auto"/>
+            <w:vAlign w:val="center"/>
+            <w:hideMark/>
+          </w:tcPr>
+          <w:p>
+            <w:proofErr w:type="spellStart"/>
             <w:r>
               <w:t>text</w:t>
             </w:r>
+            <w:proofErr w:type="spellEnd"/>
           </w:p>
         </w:tc>
         <w:tc>
@@ -5463,12 +6006,14 @@
             <w:hideMark/>
           </w:tcPr>
           <w:p>
+            <w:proofErr w:type="spellStart"/>
             <w:r>
               <w:rPr>
                 <w:rStyle w:val="a4"/>
               </w:rPr>
               <w:t>department_id</w:t>
             </w:r>
+            <w:proofErr w:type="spellEnd"/>
           </w:p>
         </w:tc>
         <w:tc>
@@ -5507,24 +6052,36 @@
             <w:hideMark/>
           </w:tcPr>
           <w:p>
+            <w:proofErr w:type="spellStart"/>
             <w:r>
               <w:rPr>
                 <w:rStyle w:val="a4"/>
               </w:rPr>
               <w:t>timestamp</w:t>
             </w:r>
-          </w:p>
-        </w:tc>
-        <w:tc>
-          <w:tcPr>
-            <w:tcW w:w="0" w:type="auto"/>
-            <w:vAlign w:val="center"/>
-            <w:hideMark/>
-          </w:tcPr>
-          <w:p>
-            <w:r>
-              <w:t>timestamp, indexed</w:t>
-            </w:r>
+            <w:proofErr w:type="spellEnd"/>
+          </w:p>
+        </w:tc>
+        <w:tc>
+          <w:tcPr>
+            <w:tcW w:w="0" w:type="auto"/>
+            <w:vAlign w:val="center"/>
+            <w:hideMark/>
+          </w:tcPr>
+          <w:p>
+            <w:proofErr w:type="spellStart"/>
+            <w:r>
+              <w:t>timestamp</w:t>
+            </w:r>
+            <w:proofErr w:type="spellEnd"/>
+            <w:r>
+              <w:t xml:space="preserve">, </w:t>
+            </w:r>
+            <w:proofErr w:type="spellStart"/>
+            <w:r>
+              <w:t>indexed</w:t>
+            </w:r>
+            <w:proofErr w:type="spellEnd"/>
           </w:p>
         </w:tc>
         <w:tc>

--- a/Documents/Описание полей HR.docx
+++ b/Documents/Описание полей HR.docx
@@ -127,30 +127,23 @@
             <w:hideMark/>
           </w:tcPr>
           <w:p>
-            <w:proofErr w:type="spellStart"/>
             <w:r>
               <w:rPr>
                 <w:rStyle w:val="a4"/>
               </w:rPr>
               <w:t>id</w:t>
             </w:r>
-            <w:proofErr w:type="spellEnd"/>
-          </w:p>
-        </w:tc>
-        <w:tc>
-          <w:tcPr>
-            <w:tcW w:w="0" w:type="auto"/>
-            <w:vAlign w:val="center"/>
-            <w:hideMark/>
-          </w:tcPr>
-          <w:p>
-            <w:proofErr w:type="spellStart"/>
-            <w:r>
-              <w:t>serial</w:t>
-            </w:r>
-            <w:proofErr w:type="spellEnd"/>
-            <w:r>
-              <w:t xml:space="preserve"> (PK)</w:t>
+          </w:p>
+        </w:tc>
+        <w:tc>
+          <w:tcPr>
+            <w:tcW w:w="0" w:type="auto"/>
+            <w:vAlign w:val="center"/>
+            <w:hideMark/>
+          </w:tcPr>
+          <w:p>
+            <w:r>
+              <w:t>serial (PK)</w:t>
             </w:r>
           </w:p>
         </w:tc>
@@ -178,41 +171,24 @@
             <w:hideMark/>
           </w:tcPr>
           <w:p>
-            <w:proofErr w:type="spellStart"/>
             <w:r>
               <w:rPr>
                 <w:rStyle w:val="a4"/>
               </w:rPr>
               <w:t>username</w:t>
             </w:r>
-            <w:proofErr w:type="spellEnd"/>
-          </w:p>
-        </w:tc>
-        <w:tc>
-          <w:tcPr>
-            <w:tcW w:w="0" w:type="auto"/>
-            <w:vAlign w:val="center"/>
-            <w:hideMark/>
-          </w:tcPr>
-          <w:p>
-            <w:proofErr w:type="spellStart"/>
-            <w:proofErr w:type="gramStart"/>
-            <w:r>
-              <w:t>varchar</w:t>
-            </w:r>
-            <w:proofErr w:type="spellEnd"/>
-            <w:r>
-              <w:t>(</w:t>
-            </w:r>
-            <w:proofErr w:type="gramEnd"/>
-            <w:r>
-              <w:t xml:space="preserve">150), </w:t>
-            </w:r>
-            <w:proofErr w:type="spellStart"/>
-            <w:r>
-              <w:t>unique</w:t>
-            </w:r>
-            <w:proofErr w:type="spellEnd"/>
+          </w:p>
+        </w:tc>
+        <w:tc>
+          <w:tcPr>
+            <w:tcW w:w="0" w:type="auto"/>
+            <w:vAlign w:val="center"/>
+            <w:hideMark/>
+          </w:tcPr>
+          <w:p>
+            <w:r>
+              <w:t>varchar(150), unique</w:t>
+            </w:r>
           </w:p>
         </w:tc>
         <w:tc>
@@ -239,144 +215,100 @@
             <w:hideMark/>
           </w:tcPr>
           <w:p>
-            <w:proofErr w:type="spellStart"/>
             <w:r>
               <w:rPr>
                 <w:rStyle w:val="a4"/>
               </w:rPr>
               <w:t>password_hash</w:t>
             </w:r>
-            <w:proofErr w:type="spellEnd"/>
-          </w:p>
-        </w:tc>
-        <w:tc>
-          <w:tcPr>
-            <w:tcW w:w="0" w:type="auto"/>
-            <w:vAlign w:val="center"/>
-            <w:hideMark/>
-          </w:tcPr>
-          <w:p>
-            <w:proofErr w:type="spellStart"/>
-            <w:proofErr w:type="gramStart"/>
-            <w:r>
-              <w:t>varchar</w:t>
-            </w:r>
-            <w:proofErr w:type="spellEnd"/>
-            <w:r>
-              <w:t>(</w:t>
-            </w:r>
-            <w:proofErr w:type="gramEnd"/>
-            <w:r>
-              <w:t>255)</w:t>
-            </w:r>
-          </w:p>
-        </w:tc>
-        <w:tc>
-          <w:tcPr>
-            <w:tcW w:w="0" w:type="auto"/>
-            <w:vAlign w:val="center"/>
-            <w:hideMark/>
-          </w:tcPr>
-          <w:p>
-            <w:r>
-              <w:t>Хэш пароля (</w:t>
-            </w:r>
-            <w:proofErr w:type="spellStart"/>
-            <w:r>
-              <w:t>bcrypt</w:t>
-            </w:r>
-            <w:proofErr w:type="spellEnd"/>
-            <w:r>
-              <w:t>/argon2)</w:t>
-            </w:r>
-          </w:p>
-        </w:tc>
-      </w:tr>
-      <w:tr>
-        <w:trPr>
-          <w:tblCellSpacing w:w="15" w:type="dxa"/>
-        </w:trPr>
-        <w:tc>
-          <w:tcPr>
-            <w:tcW w:w="0" w:type="auto"/>
-            <w:vAlign w:val="center"/>
-            <w:hideMark/>
-          </w:tcPr>
-          <w:p>
-            <w:proofErr w:type="spellStart"/>
+          </w:p>
+        </w:tc>
+        <w:tc>
+          <w:tcPr>
+            <w:tcW w:w="0" w:type="auto"/>
+            <w:vAlign w:val="center"/>
+            <w:hideMark/>
+          </w:tcPr>
+          <w:p>
+            <w:r>
+              <w:t>varchar(255)</w:t>
+            </w:r>
+          </w:p>
+        </w:tc>
+        <w:tc>
+          <w:tcPr>
+            <w:tcW w:w="0" w:type="auto"/>
+            <w:vAlign w:val="center"/>
+            <w:hideMark/>
+          </w:tcPr>
+          <w:p>
+            <w:r>
+              <w:t>Хэш пароля (bcrypt/argon2)</w:t>
+            </w:r>
+          </w:p>
+        </w:tc>
+      </w:tr>
+      <w:tr>
+        <w:trPr>
+          <w:tblCellSpacing w:w="15" w:type="dxa"/>
+        </w:trPr>
+        <w:tc>
+          <w:tcPr>
+            <w:tcW w:w="0" w:type="auto"/>
+            <w:vAlign w:val="center"/>
+            <w:hideMark/>
+          </w:tcPr>
+          <w:p>
             <w:r>
               <w:rPr>
                 <w:rStyle w:val="a4"/>
               </w:rPr>
               <w:t>email</w:t>
             </w:r>
-            <w:proofErr w:type="spellEnd"/>
-          </w:p>
-        </w:tc>
-        <w:tc>
-          <w:tcPr>
-            <w:tcW w:w="0" w:type="auto"/>
-            <w:vAlign w:val="center"/>
-            <w:hideMark/>
-          </w:tcPr>
-          <w:p>
-            <w:proofErr w:type="spellStart"/>
-            <w:proofErr w:type="gramStart"/>
-            <w:r>
-              <w:t>varchar</w:t>
-            </w:r>
-            <w:proofErr w:type="spellEnd"/>
-            <w:r>
-              <w:t>(</w:t>
-            </w:r>
-            <w:proofErr w:type="gramEnd"/>
-            <w:r>
-              <w:t xml:space="preserve">255), </w:t>
-            </w:r>
-            <w:proofErr w:type="spellStart"/>
-            <w:r>
-              <w:t>unique</w:t>
-            </w:r>
-            <w:proofErr w:type="spellEnd"/>
-          </w:p>
-        </w:tc>
-        <w:tc>
-          <w:tcPr>
-            <w:tcW w:w="0" w:type="auto"/>
-            <w:vAlign w:val="center"/>
-            <w:hideMark/>
-          </w:tcPr>
-          <w:p>
-            <w:proofErr w:type="spellStart"/>
-            <w:r>
-              <w:t>Email</w:t>
-            </w:r>
-            <w:proofErr w:type="spellEnd"/>
-            <w:r>
-              <w:t>, используется для уведомлений и восстановления доступа</w:t>
-            </w:r>
-          </w:p>
-        </w:tc>
-      </w:tr>
-      <w:tr>
-        <w:trPr>
-          <w:tblCellSpacing w:w="15" w:type="dxa"/>
-        </w:trPr>
-        <w:tc>
-          <w:tcPr>
-            <w:tcW w:w="0" w:type="auto"/>
-            <w:vAlign w:val="center"/>
-            <w:hideMark/>
-          </w:tcPr>
-          <w:p>
-            <w:proofErr w:type="spellStart"/>
+          </w:p>
+        </w:tc>
+        <w:tc>
+          <w:tcPr>
+            <w:tcW w:w="0" w:type="auto"/>
+            <w:vAlign w:val="center"/>
+            <w:hideMark/>
+          </w:tcPr>
+          <w:p>
+            <w:r>
+              <w:t>varchar(255), unique</w:t>
+            </w:r>
+          </w:p>
+        </w:tc>
+        <w:tc>
+          <w:tcPr>
+            <w:tcW w:w="0" w:type="auto"/>
+            <w:vAlign w:val="center"/>
+            <w:hideMark/>
+          </w:tcPr>
+          <w:p>
+            <w:r>
+              <w:t>Email, используется для уведомлений и восстановления доступа</w:t>
+            </w:r>
+          </w:p>
+        </w:tc>
+      </w:tr>
+      <w:tr>
+        <w:trPr>
+          <w:tblCellSpacing w:w="15" w:type="dxa"/>
+        </w:trPr>
+        <w:tc>
+          <w:tcPr>
+            <w:tcW w:w="0" w:type="auto"/>
+            <w:vAlign w:val="center"/>
+            <w:hideMark/>
+          </w:tcPr>
+          <w:p>
             <w:r>
               <w:rPr>
                 <w:rStyle w:val="a4"/>
               </w:rPr>
               <w:t>department_id</w:t>
             </w:r>
-            <w:proofErr w:type="spellEnd"/>
           </w:p>
         </w:tc>
         <w:tc>
@@ -415,28 +347,24 @@
             <w:hideMark/>
           </w:tcPr>
           <w:p>
-            <w:proofErr w:type="spellStart"/>
             <w:r>
               <w:rPr>
                 <w:rStyle w:val="a4"/>
               </w:rPr>
               <w:t>created_at</w:t>
             </w:r>
-            <w:proofErr w:type="spellEnd"/>
-          </w:p>
-        </w:tc>
-        <w:tc>
-          <w:tcPr>
-            <w:tcW w:w="0" w:type="auto"/>
-            <w:vAlign w:val="center"/>
-            <w:hideMark/>
-          </w:tcPr>
-          <w:p>
-            <w:proofErr w:type="spellStart"/>
+          </w:p>
+        </w:tc>
+        <w:tc>
+          <w:tcPr>
+            <w:tcW w:w="0" w:type="auto"/>
+            <w:vAlign w:val="center"/>
+            <w:hideMark/>
+          </w:tcPr>
+          <w:p>
             <w:r>
               <w:t>timestamp</w:t>
             </w:r>
-            <w:proofErr w:type="spellEnd"/>
           </w:p>
         </w:tc>
         <w:tc>
@@ -463,28 +391,24 @@
             <w:hideMark/>
           </w:tcPr>
           <w:p>
-            <w:proofErr w:type="spellStart"/>
             <w:r>
               <w:rPr>
                 <w:rStyle w:val="a4"/>
               </w:rPr>
               <w:t>updated_at</w:t>
             </w:r>
-            <w:proofErr w:type="spellEnd"/>
-          </w:p>
-        </w:tc>
-        <w:tc>
-          <w:tcPr>
-            <w:tcW w:w="0" w:type="auto"/>
-            <w:vAlign w:val="center"/>
-            <w:hideMark/>
-          </w:tcPr>
-          <w:p>
-            <w:proofErr w:type="spellStart"/>
+          </w:p>
+        </w:tc>
+        <w:tc>
+          <w:tcPr>
+            <w:tcW w:w="0" w:type="auto"/>
+            <w:vAlign w:val="center"/>
+            <w:hideMark/>
+          </w:tcPr>
+          <w:p>
             <w:r>
               <w:t>timestamp</w:t>
             </w:r>
-            <w:proofErr w:type="spellEnd"/>
           </w:p>
         </w:tc>
         <w:tc>
@@ -625,30 +549,23 @@
             <w:hideMark/>
           </w:tcPr>
           <w:p>
-            <w:proofErr w:type="spellStart"/>
             <w:r>
               <w:rPr>
                 <w:rStyle w:val="a4"/>
               </w:rPr>
               <w:t>id</w:t>
             </w:r>
-            <w:proofErr w:type="spellEnd"/>
-          </w:p>
-        </w:tc>
-        <w:tc>
-          <w:tcPr>
-            <w:tcW w:w="0" w:type="auto"/>
-            <w:vAlign w:val="center"/>
-            <w:hideMark/>
-          </w:tcPr>
-          <w:p>
-            <w:proofErr w:type="spellStart"/>
-            <w:r>
-              <w:t>serial</w:t>
-            </w:r>
-            <w:proofErr w:type="spellEnd"/>
-            <w:r>
-              <w:t xml:space="preserve"> (PK)</w:t>
+          </w:p>
+        </w:tc>
+        <w:tc>
+          <w:tcPr>
+            <w:tcW w:w="0" w:type="auto"/>
+            <w:vAlign w:val="center"/>
+            <w:hideMark/>
+          </w:tcPr>
+          <w:p>
+            <w:r>
+              <w:t>serial (PK)</w:t>
             </w:r>
           </w:p>
         </w:tc>
@@ -681,7 +598,6 @@
                 <w:lang w:val="en-US"/>
               </w:rPr>
             </w:pPr>
-            <w:proofErr w:type="spellStart"/>
             <w:r>
               <w:rPr>
                 <w:rStyle w:val="a4"/>
@@ -694,7 +610,6 @@
               </w:rPr>
               <w:t>itle</w:t>
             </w:r>
-            <w:proofErr w:type="spellEnd"/>
             <w:r>
               <w:rPr>
                 <w:rStyle w:val="a4"/>
@@ -711,80 +626,53 @@
             <w:hideMark/>
           </w:tcPr>
           <w:p>
-            <w:proofErr w:type="spellStart"/>
-            <w:proofErr w:type="gramStart"/>
-            <w:r>
-              <w:t>varchar</w:t>
-            </w:r>
-            <w:proofErr w:type="spellEnd"/>
-            <w:r>
-              <w:t>(</w:t>
-            </w:r>
-            <w:proofErr w:type="gramEnd"/>
-            <w:r>
-              <w:t xml:space="preserve">50), </w:t>
-            </w:r>
-            <w:proofErr w:type="spellStart"/>
-            <w:r>
-              <w:t>unique</w:t>
-            </w:r>
-            <w:proofErr w:type="spellEnd"/>
-          </w:p>
-        </w:tc>
-        <w:tc>
-          <w:tcPr>
-            <w:tcW w:w="0" w:type="auto"/>
-            <w:vAlign w:val="center"/>
-            <w:hideMark/>
-          </w:tcPr>
-          <w:p>
-            <w:r>
-              <w:t>Название роли (</w:t>
-            </w:r>
-            <w:proofErr w:type="spellStart"/>
-            <w:r>
-              <w:t>Root</w:t>
-            </w:r>
-            <w:proofErr w:type="spellEnd"/>
-            <w:r>
-              <w:t>, Администратор, Редактор, Читатель)</w:t>
-            </w:r>
-          </w:p>
-        </w:tc>
-      </w:tr>
-      <w:tr>
-        <w:trPr>
-          <w:tblCellSpacing w:w="15" w:type="dxa"/>
-        </w:trPr>
-        <w:tc>
-          <w:tcPr>
-            <w:tcW w:w="0" w:type="auto"/>
-            <w:vAlign w:val="center"/>
-            <w:hideMark/>
-          </w:tcPr>
-          <w:p>
-            <w:proofErr w:type="spellStart"/>
+            <w:r>
+              <w:t>varchar(50), unique</w:t>
+            </w:r>
+          </w:p>
+        </w:tc>
+        <w:tc>
+          <w:tcPr>
+            <w:tcW w:w="0" w:type="auto"/>
+            <w:vAlign w:val="center"/>
+            <w:hideMark/>
+          </w:tcPr>
+          <w:p>
+            <w:r>
+              <w:t>Название роли (Root, Администратор, Редактор, Читатель)</w:t>
+            </w:r>
+          </w:p>
+        </w:tc>
+      </w:tr>
+      <w:tr>
+        <w:trPr>
+          <w:tblCellSpacing w:w="15" w:type="dxa"/>
+        </w:trPr>
+        <w:tc>
+          <w:tcPr>
+            <w:tcW w:w="0" w:type="auto"/>
+            <w:vAlign w:val="center"/>
+            <w:hideMark/>
+          </w:tcPr>
+          <w:p>
             <w:r>
               <w:rPr>
                 <w:rStyle w:val="a4"/>
               </w:rPr>
               <w:t>description</w:t>
             </w:r>
-            <w:proofErr w:type="spellEnd"/>
-          </w:p>
-        </w:tc>
-        <w:tc>
-          <w:tcPr>
-            <w:tcW w:w="0" w:type="auto"/>
-            <w:vAlign w:val="center"/>
-            <w:hideMark/>
-          </w:tcPr>
-          <w:p>
-            <w:proofErr w:type="spellStart"/>
+          </w:p>
+        </w:tc>
+        <w:tc>
+          <w:tcPr>
+            <w:tcW w:w="0" w:type="auto"/>
+            <w:vAlign w:val="center"/>
+            <w:hideMark/>
+          </w:tcPr>
+          <w:p>
             <w:r>
               <w:t>text</w:t>
             </w:r>
-            <w:proofErr w:type="spellEnd"/>
           </w:p>
         </w:tc>
         <w:tc>
@@ -925,30 +813,23 @@
             <w:hideMark/>
           </w:tcPr>
           <w:p>
-            <w:proofErr w:type="spellStart"/>
             <w:r>
               <w:rPr>
                 <w:rStyle w:val="a4"/>
               </w:rPr>
               <w:t>id</w:t>
             </w:r>
-            <w:proofErr w:type="spellEnd"/>
-          </w:p>
-        </w:tc>
-        <w:tc>
-          <w:tcPr>
-            <w:tcW w:w="0" w:type="auto"/>
-            <w:vAlign w:val="center"/>
-            <w:hideMark/>
-          </w:tcPr>
-          <w:p>
-            <w:proofErr w:type="spellStart"/>
-            <w:r>
-              <w:t>serial</w:t>
-            </w:r>
-            <w:proofErr w:type="spellEnd"/>
-            <w:r>
-              <w:t xml:space="preserve"> (PK)</w:t>
+          </w:p>
+        </w:tc>
+        <w:tc>
+          <w:tcPr>
+            <w:tcW w:w="0" w:type="auto"/>
+            <w:vAlign w:val="center"/>
+            <w:hideMark/>
+          </w:tcPr>
+          <w:p>
+            <w:r>
+              <w:t>serial (PK)</w:t>
             </w:r>
           </w:p>
         </w:tc>
@@ -1000,18 +881,8 @@
             <w:hideMark/>
           </w:tcPr>
           <w:p>
-            <w:proofErr w:type="spellStart"/>
-            <w:proofErr w:type="gramStart"/>
-            <w:r>
-              <w:t>varchar</w:t>
-            </w:r>
-            <w:proofErr w:type="spellEnd"/>
-            <w:r>
-              <w:t>(</w:t>
-            </w:r>
-            <w:proofErr w:type="gramEnd"/>
-            <w:r>
-              <w:t>100)</w:t>
+            <w:r>
+              <w:t>varchar(100)</w:t>
             </w:r>
           </w:p>
         </w:tc>
@@ -1039,41 +910,24 @@
             <w:hideMark/>
           </w:tcPr>
           <w:p>
-            <w:proofErr w:type="spellStart"/>
             <w:r>
               <w:rPr>
                 <w:rStyle w:val="a4"/>
               </w:rPr>
               <w:t>code</w:t>
             </w:r>
-            <w:proofErr w:type="spellEnd"/>
-          </w:p>
-        </w:tc>
-        <w:tc>
-          <w:tcPr>
-            <w:tcW w:w="0" w:type="auto"/>
-            <w:vAlign w:val="center"/>
-            <w:hideMark/>
-          </w:tcPr>
-          <w:p>
-            <w:proofErr w:type="spellStart"/>
-            <w:proofErr w:type="gramStart"/>
-            <w:r>
-              <w:t>varchar</w:t>
-            </w:r>
-            <w:proofErr w:type="spellEnd"/>
-            <w:r>
-              <w:t>(</w:t>
-            </w:r>
-            <w:proofErr w:type="gramEnd"/>
-            <w:r>
-              <w:t xml:space="preserve">100), </w:t>
-            </w:r>
-            <w:proofErr w:type="spellStart"/>
-            <w:r>
-              <w:t>unique</w:t>
-            </w:r>
-            <w:proofErr w:type="spellEnd"/>
+          </w:p>
+        </w:tc>
+        <w:tc>
+          <w:tcPr>
+            <w:tcW w:w="0" w:type="auto"/>
+            <w:vAlign w:val="center"/>
+            <w:hideMark/>
+          </w:tcPr>
+          <w:p>
+            <w:r>
+              <w:t>varchar(100), unique</w:t>
+            </w:r>
           </w:p>
         </w:tc>
         <w:tc>
@@ -1086,7 +940,6 @@
             <w:r>
               <w:t xml:space="preserve">Уникальный код разрешения (например: </w:t>
             </w:r>
-            <w:proofErr w:type="spellStart"/>
             <w:r>
               <w:rPr>
                 <w:rStyle w:val="HTML"/>
@@ -1094,7 +947,6 @@
               </w:rPr>
               <w:t>resume.add</w:t>
             </w:r>
-            <w:proofErr w:type="spellEnd"/>
             <w:r>
               <w:t>)</w:t>
             </w:r>
@@ -1112,28 +964,24 @@
             <w:hideMark/>
           </w:tcPr>
           <w:p>
-            <w:proofErr w:type="spellStart"/>
             <w:r>
               <w:rPr>
                 <w:rStyle w:val="a4"/>
               </w:rPr>
               <w:t>description</w:t>
             </w:r>
-            <w:proofErr w:type="spellEnd"/>
-          </w:p>
-        </w:tc>
-        <w:tc>
-          <w:tcPr>
-            <w:tcW w:w="0" w:type="auto"/>
-            <w:vAlign w:val="center"/>
-            <w:hideMark/>
-          </w:tcPr>
-          <w:p>
-            <w:proofErr w:type="spellStart"/>
+          </w:p>
+        </w:tc>
+        <w:tc>
+          <w:tcPr>
+            <w:tcW w:w="0" w:type="auto"/>
+            <w:vAlign w:val="center"/>
+            <w:hideMark/>
+          </w:tcPr>
+          <w:p>
             <w:r>
               <w:t>text</w:t>
             </w:r>
-            <w:proofErr w:type="spellEnd"/>
           </w:p>
         </w:tc>
         <w:tc>
@@ -1274,7 +1122,6 @@
             <w:hideMark/>
           </w:tcPr>
           <w:p>
-            <w:proofErr w:type="spellStart"/>
             <w:r>
               <w:rPr>
                 <w:rStyle w:val="a4"/>
@@ -1287,23 +1134,17 @@
               </w:rPr>
               <w:t>d</w:t>
             </w:r>
-            <w:proofErr w:type="spellEnd"/>
-          </w:p>
-        </w:tc>
-        <w:tc>
-          <w:tcPr>
-            <w:tcW w:w="0" w:type="auto"/>
-            <w:vAlign w:val="center"/>
-            <w:hideMark/>
-          </w:tcPr>
-          <w:p>
-            <w:proofErr w:type="spellStart"/>
-            <w:r>
-              <w:t>serial</w:t>
-            </w:r>
-            <w:proofErr w:type="spellEnd"/>
-            <w:r>
-              <w:t xml:space="preserve"> (PK)</w:t>
+          </w:p>
+        </w:tc>
+        <w:tc>
+          <w:tcPr>
+            <w:tcW w:w="0" w:type="auto"/>
+            <w:vAlign w:val="center"/>
+            <w:hideMark/>
+          </w:tcPr>
+          <w:p>
+            <w:r>
+              <w:t>serial (PK)</w:t>
             </w:r>
           </w:p>
         </w:tc>
@@ -1392,14 +1233,12 @@
               </w:rPr>
               <w:t>r</w:t>
             </w:r>
-            <w:proofErr w:type="spellStart"/>
             <w:r>
               <w:rPr>
                 <w:rStyle w:val="a4"/>
               </w:rPr>
               <w:t>ole</w:t>
             </w:r>
-            <w:proofErr w:type="spellEnd"/>
           </w:p>
         </w:tc>
         <w:tc>
@@ -1445,33 +1284,23 @@
               </w:rPr>
               <w:t>d</w:t>
             </w:r>
-            <w:proofErr w:type="spellStart"/>
             <w:r>
               <w:rPr>
                 <w:rStyle w:val="a4"/>
               </w:rPr>
               <w:t>epartment</w:t>
             </w:r>
-            <w:proofErr w:type="spellEnd"/>
-          </w:p>
-        </w:tc>
-        <w:tc>
-          <w:tcPr>
-            <w:tcW w:w="0" w:type="auto"/>
-            <w:vAlign w:val="center"/>
-            <w:hideMark/>
-          </w:tcPr>
-          <w:p>
-            <w:r>
-              <w:t>FK → DEPARTMENT.id (</w:t>
-            </w:r>
-            <w:proofErr w:type="spellStart"/>
-            <w:r>
-              <w:t>nullable</w:t>
-            </w:r>
-            <w:proofErr w:type="spellEnd"/>
-            <w:r>
-              <w:t>)</w:t>
+          </w:p>
+        </w:tc>
+        <w:tc>
+          <w:tcPr>
+            <w:tcW w:w="0" w:type="auto"/>
+            <w:vAlign w:val="center"/>
+            <w:hideMark/>
+          </w:tcPr>
+          <w:p>
+            <w:r>
+              <w:t>FK → DEPARTMENT.id (nullable)</w:t>
             </w:r>
           </w:p>
         </w:tc>
@@ -1613,30 +1442,23 @@
             <w:hideMark/>
           </w:tcPr>
           <w:p>
-            <w:proofErr w:type="spellStart"/>
             <w:r>
               <w:rPr>
                 <w:rStyle w:val="a4"/>
               </w:rPr>
               <w:t>id</w:t>
             </w:r>
-            <w:proofErr w:type="spellEnd"/>
-          </w:p>
-        </w:tc>
-        <w:tc>
-          <w:tcPr>
-            <w:tcW w:w="0" w:type="auto"/>
-            <w:vAlign w:val="center"/>
-            <w:hideMark/>
-          </w:tcPr>
-          <w:p>
-            <w:proofErr w:type="spellStart"/>
-            <w:r>
-              <w:t>serial</w:t>
-            </w:r>
-            <w:proofErr w:type="spellEnd"/>
-            <w:r>
-              <w:t xml:space="preserve"> (PK)</w:t>
+          </w:p>
+        </w:tc>
+        <w:tc>
+          <w:tcPr>
+            <w:tcW w:w="0" w:type="auto"/>
+            <w:vAlign w:val="center"/>
+            <w:hideMark/>
+          </w:tcPr>
+          <w:p>
+            <w:r>
+              <w:t>serial (PK)</w:t>
             </w:r>
           </w:p>
         </w:tc>
@@ -1664,14 +1486,12 @@
             <w:hideMark/>
           </w:tcPr>
           <w:p>
-            <w:proofErr w:type="spellStart"/>
             <w:r>
               <w:rPr>
                 <w:rStyle w:val="a4"/>
               </w:rPr>
               <w:t>role</w:t>
             </w:r>
-            <w:proofErr w:type="spellEnd"/>
           </w:p>
         </w:tc>
         <w:tc>
@@ -1710,14 +1530,12 @@
             <w:hideMark/>
           </w:tcPr>
           <w:p>
-            <w:proofErr w:type="spellStart"/>
             <w:r>
               <w:rPr>
                 <w:rStyle w:val="a4"/>
               </w:rPr>
               <w:t>permission</w:t>
             </w:r>
-            <w:proofErr w:type="spellEnd"/>
           </w:p>
         </w:tc>
         <w:tc>
@@ -1870,30 +1688,23 @@
             <w:hideMark/>
           </w:tcPr>
           <w:p>
-            <w:proofErr w:type="spellStart"/>
             <w:r>
               <w:rPr>
                 <w:rStyle w:val="a4"/>
               </w:rPr>
               <w:t>id</w:t>
             </w:r>
-            <w:proofErr w:type="spellEnd"/>
-          </w:p>
-        </w:tc>
-        <w:tc>
-          <w:tcPr>
-            <w:tcW w:w="0" w:type="auto"/>
-            <w:vAlign w:val="center"/>
-            <w:hideMark/>
-          </w:tcPr>
-          <w:p>
-            <w:proofErr w:type="spellStart"/>
-            <w:r>
-              <w:t>serial</w:t>
-            </w:r>
-            <w:proofErr w:type="spellEnd"/>
-            <w:r>
-              <w:t xml:space="preserve"> (PK)</w:t>
+          </w:p>
+        </w:tc>
+        <w:tc>
+          <w:tcPr>
+            <w:tcW w:w="0" w:type="auto"/>
+            <w:vAlign w:val="center"/>
+            <w:hideMark/>
+          </w:tcPr>
+          <w:p>
+            <w:r>
+              <w:t>serial (PK)</w:t>
             </w:r>
           </w:p>
         </w:tc>
@@ -1926,35 +1737,23 @@
                 <w:lang w:val="en-US"/>
               </w:rPr>
             </w:pPr>
-            <w:proofErr w:type="spellStart"/>
             <w:r>
               <w:rPr>
                 <w:rStyle w:val="a4"/>
               </w:rPr>
               <w:t>Title</w:t>
             </w:r>
-            <w:proofErr w:type="spellEnd"/>
-          </w:p>
-        </w:tc>
-        <w:tc>
-          <w:tcPr>
-            <w:tcW w:w="0" w:type="auto"/>
-            <w:vAlign w:val="center"/>
-            <w:hideMark/>
-          </w:tcPr>
-          <w:p>
-            <w:proofErr w:type="spellStart"/>
-            <w:proofErr w:type="gramStart"/>
-            <w:r>
-              <w:t>varchar</w:t>
-            </w:r>
-            <w:proofErr w:type="spellEnd"/>
-            <w:r>
-              <w:t>(</w:t>
-            </w:r>
-            <w:proofErr w:type="gramEnd"/>
-            <w:r>
-              <w:t>150)</w:t>
+          </w:p>
+        </w:tc>
+        <w:tc>
+          <w:tcPr>
+            <w:tcW w:w="0" w:type="auto"/>
+            <w:vAlign w:val="center"/>
+            <w:hideMark/>
+          </w:tcPr>
+          <w:p>
+            <w:r>
+              <w:t>varchar(150)</w:t>
             </w:r>
           </w:p>
         </w:tc>
@@ -1982,7 +1781,6 @@
             <w:hideMark/>
           </w:tcPr>
           <w:p>
-            <w:proofErr w:type="spellStart"/>
             <w:r>
               <w:rPr>
                 <w:rStyle w:val="a4"/>
@@ -1995,26 +1793,17 @@
               </w:rPr>
               <w:t>arent</w:t>
             </w:r>
-            <w:proofErr w:type="spellEnd"/>
-          </w:p>
-        </w:tc>
-        <w:tc>
-          <w:tcPr>
-            <w:tcW w:w="0" w:type="auto"/>
-            <w:vAlign w:val="center"/>
-            <w:hideMark/>
-          </w:tcPr>
-          <w:p>
-            <w:r>
-              <w:t>FK → DEPARTMENT.id (</w:t>
-            </w:r>
-            <w:proofErr w:type="spellStart"/>
-            <w:r>
-              <w:t>nullable</w:t>
-            </w:r>
-            <w:proofErr w:type="spellEnd"/>
-            <w:r>
-              <w:t>)</w:t>
+          </w:p>
+        </w:tc>
+        <w:tc>
+          <w:tcPr>
+            <w:tcW w:w="0" w:type="auto"/>
+            <w:vAlign w:val="center"/>
+            <w:hideMark/>
+          </w:tcPr>
+          <w:p>
+            <w:r>
+              <w:t>FK → DEPARTMENT.id (nullable)</w:t>
             </w:r>
           </w:p>
         </w:tc>
@@ -2043,28 +1832,24 @@
             <w:hideMark/>
           </w:tcPr>
           <w:p>
-            <w:proofErr w:type="spellStart"/>
             <w:r>
               <w:rPr>
                 <w:rStyle w:val="a4"/>
               </w:rPr>
               <w:t>description</w:t>
             </w:r>
-            <w:proofErr w:type="spellEnd"/>
-          </w:p>
-        </w:tc>
-        <w:tc>
-          <w:tcPr>
-            <w:tcW w:w="0" w:type="auto"/>
-            <w:vAlign w:val="center"/>
-            <w:hideMark/>
-          </w:tcPr>
-          <w:p>
-            <w:proofErr w:type="spellStart"/>
+          </w:p>
+        </w:tc>
+        <w:tc>
+          <w:tcPr>
+            <w:tcW w:w="0" w:type="auto"/>
+            <w:vAlign w:val="center"/>
+            <w:hideMark/>
+          </w:tcPr>
+          <w:p>
             <w:r>
               <w:t>text</w:t>
             </w:r>
-            <w:proofErr w:type="spellEnd"/>
           </w:p>
         </w:tc>
         <w:tc>
@@ -2232,30 +2017,23 @@
             <w:hideMark/>
           </w:tcPr>
           <w:p>
-            <w:proofErr w:type="spellStart"/>
             <w:r>
               <w:rPr>
                 <w:rStyle w:val="a4"/>
               </w:rPr>
               <w:t>id</w:t>
             </w:r>
-            <w:proofErr w:type="spellEnd"/>
-          </w:p>
-        </w:tc>
-        <w:tc>
-          <w:tcPr>
-            <w:tcW w:w="0" w:type="auto"/>
-            <w:vAlign w:val="center"/>
-            <w:hideMark/>
-          </w:tcPr>
-          <w:p>
-            <w:proofErr w:type="spellStart"/>
-            <w:r>
-              <w:t>serial</w:t>
-            </w:r>
-            <w:proofErr w:type="spellEnd"/>
-            <w:r>
-              <w:t xml:space="preserve"> (PK)</w:t>
+          </w:p>
+        </w:tc>
+        <w:tc>
+          <w:tcPr>
+            <w:tcW w:w="0" w:type="auto"/>
+            <w:vAlign w:val="center"/>
+            <w:hideMark/>
+          </w:tcPr>
+          <w:p>
+            <w:r>
+              <w:t>serial (PK)</w:t>
             </w:r>
           </w:p>
         </w:tc>
@@ -2360,7 +2138,6 @@
                 <w:lang w:val="en-US"/>
               </w:rPr>
             </w:pPr>
-            <w:proofErr w:type="spellStart"/>
             <w:r>
               <w:rPr>
                 <w:b/>
@@ -2369,26 +2146,17 @@
               </w:rPr>
               <w:t>departmen</w:t>
             </w:r>
-            <w:proofErr w:type="spellEnd"/>
-          </w:p>
-        </w:tc>
-        <w:tc>
-          <w:tcPr>
-            <w:tcW w:w="0" w:type="auto"/>
-            <w:vAlign w:val="center"/>
-            <w:hideMark/>
-          </w:tcPr>
-          <w:p>
-            <w:r>
-              <w:t>FK → DEPARTMENT.id (</w:t>
-            </w:r>
-            <w:proofErr w:type="spellStart"/>
-            <w:r>
-              <w:t>nullable</w:t>
-            </w:r>
-            <w:proofErr w:type="spellEnd"/>
-            <w:r>
-              <w:t>)</w:t>
+          </w:p>
+        </w:tc>
+        <w:tc>
+          <w:tcPr>
+            <w:tcW w:w="0" w:type="auto"/>
+            <w:vAlign w:val="center"/>
+            <w:hideMark/>
+          </w:tcPr>
+          <w:p>
+            <w:r>
+              <w:t>FK → DEPARTMENT.id (nullable)</w:t>
             </w:r>
           </w:p>
         </w:tc>
@@ -2555,14 +2323,12 @@
             <w:hideMark/>
           </w:tcPr>
           <w:p>
-            <w:proofErr w:type="spellStart"/>
             <w:r>
               <w:rPr>
                 <w:rStyle w:val="a4"/>
               </w:rPr>
               <w:t>id</w:t>
             </w:r>
-            <w:proofErr w:type="spellEnd"/>
           </w:p>
         </w:tc>
         <w:tc>
@@ -2573,13 +2339,8 @@
             <w:hideMark/>
           </w:tcPr>
           <w:p>
-            <w:proofErr w:type="spellStart"/>
-            <w:r>
-              <w:t>serial</w:t>
-            </w:r>
-            <w:proofErr w:type="spellEnd"/>
-            <w:r>
-              <w:t xml:space="preserve"> (PK)</w:t>
+            <w:r>
+              <w:t>serial (PK)</w:t>
             </w:r>
           </w:p>
         </w:tc>
@@ -2616,14 +2377,12 @@
                 <w:lang w:val="en-US"/>
               </w:rPr>
             </w:pPr>
-            <w:proofErr w:type="spellStart"/>
             <w:r>
               <w:rPr>
                 <w:rStyle w:val="a4"/>
               </w:rPr>
               <w:t>group</w:t>
             </w:r>
-            <w:proofErr w:type="spellEnd"/>
           </w:p>
         </w:tc>
         <w:tc>
@@ -2644,13 +2403,8 @@
               <w:t>GROUP</w:t>
             </w:r>
             <w:r>
-              <w:t>.</w:t>
-            </w:r>
-            <w:proofErr w:type="spellStart"/>
-            <w:r>
-              <w:t>id</w:t>
-            </w:r>
-            <w:proofErr w:type="spellEnd"/>
+              <w:t>.id</w:t>
+            </w:r>
           </w:p>
         </w:tc>
         <w:tc>
@@ -2880,30 +2634,23 @@
             <w:hideMark/>
           </w:tcPr>
           <w:p>
-            <w:proofErr w:type="spellStart"/>
             <w:r>
               <w:rPr>
                 <w:rStyle w:val="a4"/>
               </w:rPr>
               <w:t>id</w:t>
             </w:r>
-            <w:proofErr w:type="spellEnd"/>
-          </w:p>
-        </w:tc>
-        <w:tc>
-          <w:tcPr>
-            <w:tcW w:w="0" w:type="auto"/>
-            <w:vAlign w:val="center"/>
-            <w:hideMark/>
-          </w:tcPr>
-          <w:p>
-            <w:proofErr w:type="spellStart"/>
-            <w:r>
-              <w:t>serial</w:t>
-            </w:r>
-            <w:proofErr w:type="spellEnd"/>
-            <w:r>
-              <w:t xml:space="preserve"> (PK)</w:t>
+          </w:p>
+        </w:tc>
+        <w:tc>
+          <w:tcPr>
+            <w:tcW w:w="0" w:type="auto"/>
+            <w:vAlign w:val="center"/>
+            <w:hideMark/>
+          </w:tcPr>
+          <w:p>
+            <w:r>
+              <w:t>serial (PK)</w:t>
             </w:r>
           </w:p>
         </w:tc>
@@ -2955,18 +2702,8 @@
             <w:hideMark/>
           </w:tcPr>
           <w:p>
-            <w:proofErr w:type="spellStart"/>
-            <w:proofErr w:type="gramStart"/>
-            <w:r>
-              <w:t>varchar</w:t>
-            </w:r>
-            <w:proofErr w:type="spellEnd"/>
-            <w:r>
-              <w:t>(</w:t>
-            </w:r>
-            <w:proofErr w:type="gramEnd"/>
-            <w:r>
-              <w:t>150)</w:t>
+            <w:r>
+              <w:t>varchar(150)</w:t>
             </w:r>
           </w:p>
         </w:tc>
@@ -2994,28 +2731,24 @@
             <w:hideMark/>
           </w:tcPr>
           <w:p>
-            <w:proofErr w:type="spellStart"/>
             <w:r>
               <w:rPr>
                 <w:rStyle w:val="a4"/>
               </w:rPr>
               <w:t>description</w:t>
             </w:r>
-            <w:proofErr w:type="spellEnd"/>
-          </w:p>
-        </w:tc>
-        <w:tc>
-          <w:tcPr>
-            <w:tcW w:w="0" w:type="auto"/>
-            <w:vAlign w:val="center"/>
-            <w:hideMark/>
-          </w:tcPr>
-          <w:p>
-            <w:proofErr w:type="spellStart"/>
+          </w:p>
+        </w:tc>
+        <w:tc>
+          <w:tcPr>
+            <w:tcW w:w="0" w:type="auto"/>
+            <w:vAlign w:val="center"/>
+            <w:hideMark/>
+          </w:tcPr>
+          <w:p>
             <w:r>
               <w:t>text</w:t>
             </w:r>
-            <w:proofErr w:type="spellEnd"/>
           </w:p>
         </w:tc>
         <w:tc>
@@ -3035,7 +2768,7 @@
     <w:p>
       <w:r>
         <w:pict w14:anchorId="05817FD7">
-          <v:rect id="_x0000_i1031" style="width:0;height:1.5pt" o:hralign="center" o:hrstd="t" o:hr="t" fillcolor="#a0a0a0" stroked="f"/>
+          <v:rect id="_x0000_i1030" style="width:0;height:1.5pt" o:hralign="center" o:hrstd="t" o:hr="t" fillcolor="#a0a0a0" stroked="f"/>
         </w:pict>
       </w:r>
     </w:p>
@@ -3156,30 +2889,23 @@
             <w:hideMark/>
           </w:tcPr>
           <w:p>
-            <w:proofErr w:type="spellStart"/>
             <w:r>
               <w:rPr>
                 <w:rStyle w:val="a4"/>
               </w:rPr>
               <w:t>id</w:t>
             </w:r>
-            <w:proofErr w:type="spellEnd"/>
-          </w:p>
-        </w:tc>
-        <w:tc>
-          <w:tcPr>
-            <w:tcW w:w="0" w:type="auto"/>
-            <w:vAlign w:val="center"/>
-            <w:hideMark/>
-          </w:tcPr>
-          <w:p>
-            <w:proofErr w:type="spellStart"/>
-            <w:r>
-              <w:t>serial</w:t>
-            </w:r>
-            <w:proofErr w:type="spellEnd"/>
-            <w:r>
-              <w:t xml:space="preserve"> (PK)</w:t>
+          </w:p>
+        </w:tc>
+        <w:tc>
+          <w:tcPr>
+            <w:tcW w:w="0" w:type="auto"/>
+            <w:vAlign w:val="center"/>
+            <w:hideMark/>
+          </w:tcPr>
+          <w:p>
+            <w:r>
+              <w:t>serial (PK)</w:t>
             </w:r>
           </w:p>
         </w:tc>
@@ -3207,14 +2933,12 @@
             <w:hideMark/>
           </w:tcPr>
           <w:p>
-            <w:proofErr w:type="spellStart"/>
             <w:r>
               <w:rPr>
                 <w:rStyle w:val="a4"/>
               </w:rPr>
               <w:t>user</w:t>
             </w:r>
-            <w:proofErr w:type="spellEnd"/>
           </w:p>
         </w:tc>
         <w:tc>
@@ -3258,14 +2982,12 @@
                 <w:lang w:val="en-US"/>
               </w:rPr>
             </w:pPr>
-            <w:proofErr w:type="spellStart"/>
             <w:r>
               <w:rPr>
                 <w:rStyle w:val="a4"/>
               </w:rPr>
               <w:t>group</w:t>
             </w:r>
-            <w:proofErr w:type="spellEnd"/>
           </w:p>
         </w:tc>
         <w:tc>
@@ -3297,7 +3019,7 @@
     <w:p>
       <w:r>
         <w:pict w14:anchorId="54121998">
-          <v:rect id="_x0000_i1032" style="width:0;height:1.5pt" o:hralign="center" o:hrstd="t" o:hr="t" fillcolor="#a0a0a0" stroked="f"/>
+          <v:rect id="_x0000_i1031" style="width:0;height:1.5pt" o:hralign="center" o:hrstd="t" o:hr="t" fillcolor="#a0a0a0" stroked="f"/>
         </w:pict>
       </w:r>
     </w:p>
@@ -3306,7 +3028,13 @@
         <w:pStyle w:val="2"/>
       </w:pPr>
       <w:r>
-        <w:t>9. TEMPLATE (Шаблон резюме/карточки)</w:t>
+        <w:t>9</w:t>
+      </w:r>
+      <w:r>
+        <w:rPr>
+          <w:u w:val="single"/>
+        </w:rPr>
+        <w:t>. TEMPLATE (Шаблон резюме/карточки)</w:t>
       </w:r>
     </w:p>
     <w:tbl>
@@ -3412,30 +3140,23 @@
             <w:hideMark/>
           </w:tcPr>
           <w:p>
-            <w:proofErr w:type="spellStart"/>
             <w:r>
               <w:rPr>
                 <w:rStyle w:val="a4"/>
               </w:rPr>
               <w:t>id</w:t>
             </w:r>
-            <w:proofErr w:type="spellEnd"/>
-          </w:p>
-        </w:tc>
-        <w:tc>
-          <w:tcPr>
-            <w:tcW w:w="0" w:type="auto"/>
-            <w:vAlign w:val="center"/>
-            <w:hideMark/>
-          </w:tcPr>
-          <w:p>
-            <w:proofErr w:type="spellStart"/>
-            <w:r>
-              <w:t>serial</w:t>
-            </w:r>
-            <w:proofErr w:type="spellEnd"/>
-            <w:r>
-              <w:t xml:space="preserve"> (PK)</w:t>
+          </w:p>
+        </w:tc>
+        <w:tc>
+          <w:tcPr>
+            <w:tcW w:w="0" w:type="auto"/>
+            <w:vAlign w:val="center"/>
+            <w:hideMark/>
+          </w:tcPr>
+          <w:p>
+            <w:r>
+              <w:t>serial (PK)</w:t>
             </w:r>
           </w:p>
         </w:tc>
@@ -3463,35 +3184,23 @@
             <w:hideMark/>
           </w:tcPr>
           <w:p>
-            <w:proofErr w:type="spellStart"/>
             <w:r>
               <w:rPr>
                 <w:rStyle w:val="a4"/>
               </w:rPr>
               <w:t>name</w:t>
             </w:r>
-            <w:proofErr w:type="spellEnd"/>
-          </w:p>
-        </w:tc>
-        <w:tc>
-          <w:tcPr>
-            <w:tcW w:w="0" w:type="auto"/>
-            <w:vAlign w:val="center"/>
-            <w:hideMark/>
-          </w:tcPr>
-          <w:p>
-            <w:proofErr w:type="spellStart"/>
-            <w:proofErr w:type="gramStart"/>
-            <w:r>
-              <w:t>varchar</w:t>
-            </w:r>
-            <w:proofErr w:type="spellEnd"/>
-            <w:r>
-              <w:t>(</w:t>
-            </w:r>
-            <w:proofErr w:type="gramEnd"/>
-            <w:r>
-              <w:t>150)</w:t>
+          </w:p>
+        </w:tc>
+        <w:tc>
+          <w:tcPr>
+            <w:tcW w:w="0" w:type="auto"/>
+            <w:vAlign w:val="center"/>
+            <w:hideMark/>
+          </w:tcPr>
+          <w:p>
+            <w:r>
+              <w:t>varchar(150)</w:t>
             </w:r>
           </w:p>
         </w:tc>
@@ -3519,28 +3228,24 @@
             <w:hideMark/>
           </w:tcPr>
           <w:p>
-            <w:proofErr w:type="spellStart"/>
             <w:r>
               <w:rPr>
                 <w:rStyle w:val="a4"/>
               </w:rPr>
               <w:t>description</w:t>
             </w:r>
-            <w:proofErr w:type="spellEnd"/>
-          </w:p>
-        </w:tc>
-        <w:tc>
-          <w:tcPr>
-            <w:tcW w:w="0" w:type="auto"/>
-            <w:vAlign w:val="center"/>
-            <w:hideMark/>
-          </w:tcPr>
-          <w:p>
-            <w:proofErr w:type="spellStart"/>
+          </w:p>
+        </w:tc>
+        <w:tc>
+          <w:tcPr>
+            <w:tcW w:w="0" w:type="auto"/>
+            <w:vAlign w:val="center"/>
+            <w:hideMark/>
+          </w:tcPr>
+          <w:p>
             <w:r>
               <w:t>text</w:t>
             </w:r>
-            <w:proofErr w:type="spellEnd"/>
           </w:p>
         </w:tc>
         <w:tc>
@@ -3567,14 +3272,12 @@
             <w:hideMark/>
           </w:tcPr>
           <w:p>
-            <w:proofErr w:type="spellStart"/>
             <w:r>
               <w:rPr>
                 <w:rStyle w:val="a4"/>
               </w:rPr>
               <w:t>created_by</w:t>
             </w:r>
-            <w:proofErr w:type="spellEnd"/>
           </w:p>
         </w:tc>
         <w:tc>
@@ -3613,28 +3316,24 @@
             <w:hideMark/>
           </w:tcPr>
           <w:p>
-            <w:proofErr w:type="spellStart"/>
             <w:r>
               <w:rPr>
                 <w:rStyle w:val="a4"/>
               </w:rPr>
               <w:t>created_at</w:t>
             </w:r>
-            <w:proofErr w:type="spellEnd"/>
-          </w:p>
-        </w:tc>
-        <w:tc>
-          <w:tcPr>
-            <w:tcW w:w="0" w:type="auto"/>
-            <w:vAlign w:val="center"/>
-            <w:hideMark/>
-          </w:tcPr>
-          <w:p>
-            <w:proofErr w:type="spellStart"/>
+          </w:p>
+        </w:tc>
+        <w:tc>
+          <w:tcPr>
+            <w:tcW w:w="0" w:type="auto"/>
+            <w:vAlign w:val="center"/>
+            <w:hideMark/>
+          </w:tcPr>
+          <w:p>
             <w:r>
               <w:t>timestamp</w:t>
             </w:r>
-            <w:proofErr w:type="spellEnd"/>
           </w:p>
         </w:tc>
         <w:tc>
@@ -3661,28 +3360,24 @@
             <w:hideMark/>
           </w:tcPr>
           <w:p>
-            <w:proofErr w:type="spellStart"/>
             <w:r>
               <w:rPr>
                 <w:rStyle w:val="a4"/>
               </w:rPr>
               <w:t>updated_at</w:t>
             </w:r>
-            <w:proofErr w:type="spellEnd"/>
-          </w:p>
-        </w:tc>
-        <w:tc>
-          <w:tcPr>
-            <w:tcW w:w="0" w:type="auto"/>
-            <w:vAlign w:val="center"/>
-            <w:hideMark/>
-          </w:tcPr>
-          <w:p>
-            <w:proofErr w:type="spellStart"/>
+          </w:p>
+        </w:tc>
+        <w:tc>
+          <w:tcPr>
+            <w:tcW w:w="0" w:type="auto"/>
+            <w:vAlign w:val="center"/>
+            <w:hideMark/>
+          </w:tcPr>
+          <w:p>
             <w:r>
               <w:t>timestamp</w:t>
             </w:r>
-            <w:proofErr w:type="spellEnd"/>
           </w:p>
         </w:tc>
         <w:tc>
@@ -3702,16 +3397,25 @@
     <w:p>
       <w:r>
         <w:pict w14:anchorId="556CC8CA">
-          <v:rect id="_x0000_i1033" style="width:0;height:1.5pt" o:hralign="center" o:hrstd="t" o:hr="t" fillcolor="#a0a0a0" stroked="f"/>
+          <v:rect id="_x0000_i1032" style="width:0;height:1.5pt" o:hralign="center" o:hrstd="t" o:hr="t" fillcolor="#a0a0a0" stroked="f"/>
         </w:pict>
       </w:r>
     </w:p>
     <w:p>
       <w:pPr>
         <w:pStyle w:val="2"/>
+        <w:rPr>
+          <w:u w:val="single"/>
+        </w:rPr>
       </w:pPr>
       <w:r>
-        <w:t>10. TEMPLATE_FIELD (Поле шаблона)</w:t>
+        <w:t xml:space="preserve">10. </w:t>
+      </w:r>
+      <w:r>
+        <w:rPr>
+          <w:u w:val="single"/>
+        </w:rPr>
+        <w:t>TEMPLATE_FIELD (Поле шаблона)</w:t>
       </w:r>
     </w:p>
     <w:tbl>
@@ -3817,30 +3521,23 @@
             <w:hideMark/>
           </w:tcPr>
           <w:p>
-            <w:proofErr w:type="spellStart"/>
             <w:r>
               <w:rPr>
                 <w:rStyle w:val="a4"/>
               </w:rPr>
               <w:t>id</w:t>
             </w:r>
-            <w:proofErr w:type="spellEnd"/>
-          </w:p>
-        </w:tc>
-        <w:tc>
-          <w:tcPr>
-            <w:tcW w:w="0" w:type="auto"/>
-            <w:vAlign w:val="center"/>
-            <w:hideMark/>
-          </w:tcPr>
-          <w:p>
-            <w:proofErr w:type="spellStart"/>
-            <w:r>
-              <w:t>serial</w:t>
-            </w:r>
-            <w:proofErr w:type="spellEnd"/>
-            <w:r>
-              <w:t xml:space="preserve"> (PK)</w:t>
+          </w:p>
+        </w:tc>
+        <w:tc>
+          <w:tcPr>
+            <w:tcW w:w="0" w:type="auto"/>
+            <w:vAlign w:val="center"/>
+            <w:hideMark/>
+          </w:tcPr>
+          <w:p>
+            <w:r>
+              <w:t>serial (PK)</w:t>
             </w:r>
           </w:p>
         </w:tc>
@@ -3868,14 +3565,12 @@
             <w:hideMark/>
           </w:tcPr>
           <w:p>
-            <w:proofErr w:type="spellStart"/>
             <w:r>
               <w:rPr>
                 <w:rStyle w:val="a4"/>
               </w:rPr>
               <w:t>template_id</w:t>
             </w:r>
-            <w:proofErr w:type="spellEnd"/>
           </w:p>
         </w:tc>
         <w:tc>
@@ -3914,35 +3609,23 @@
             <w:hideMark/>
           </w:tcPr>
           <w:p>
-            <w:proofErr w:type="spellStart"/>
             <w:r>
               <w:rPr>
                 <w:rStyle w:val="a4"/>
               </w:rPr>
               <w:t>name</w:t>
             </w:r>
-            <w:proofErr w:type="spellEnd"/>
-          </w:p>
-        </w:tc>
-        <w:tc>
-          <w:tcPr>
-            <w:tcW w:w="0" w:type="auto"/>
-            <w:vAlign w:val="center"/>
-            <w:hideMark/>
-          </w:tcPr>
-          <w:p>
-            <w:proofErr w:type="spellStart"/>
-            <w:proofErr w:type="gramStart"/>
-            <w:r>
-              <w:t>varchar</w:t>
-            </w:r>
-            <w:proofErr w:type="spellEnd"/>
-            <w:r>
-              <w:t>(</w:t>
-            </w:r>
-            <w:proofErr w:type="gramEnd"/>
-            <w:r>
-              <w:t>150)</w:t>
+          </w:p>
+        </w:tc>
+        <w:tc>
+          <w:tcPr>
+            <w:tcW w:w="0" w:type="auto"/>
+            <w:vAlign w:val="center"/>
+            <w:hideMark/>
+          </w:tcPr>
+          <w:p>
+            <w:r>
+              <w:t>varchar(150)</w:t>
             </w:r>
           </w:p>
         </w:tc>
@@ -3970,35 +3653,23 @@
             <w:hideMark/>
           </w:tcPr>
           <w:p>
-            <w:proofErr w:type="spellStart"/>
             <w:r>
               <w:rPr>
                 <w:rStyle w:val="a4"/>
               </w:rPr>
               <w:t>type</w:t>
             </w:r>
-            <w:proofErr w:type="spellEnd"/>
-          </w:p>
-        </w:tc>
-        <w:tc>
-          <w:tcPr>
-            <w:tcW w:w="0" w:type="auto"/>
-            <w:vAlign w:val="center"/>
-            <w:hideMark/>
-          </w:tcPr>
-          <w:p>
-            <w:proofErr w:type="spellStart"/>
-            <w:proofErr w:type="gramStart"/>
-            <w:r>
-              <w:t>varchar</w:t>
-            </w:r>
-            <w:proofErr w:type="spellEnd"/>
-            <w:r>
-              <w:t>(</w:t>
-            </w:r>
-            <w:proofErr w:type="gramEnd"/>
-            <w:r>
-              <w:t>50)</w:t>
+          </w:p>
+        </w:tc>
+        <w:tc>
+          <w:tcPr>
+            <w:tcW w:w="0" w:type="auto"/>
+            <w:vAlign w:val="center"/>
+            <w:hideMark/>
+          </w:tcPr>
+          <w:p>
+            <w:r>
+              <w:t>varchar(50)</w:t>
             </w:r>
           </w:p>
         </w:tc>
@@ -4026,28 +3697,24 @@
             <w:hideMark/>
           </w:tcPr>
           <w:p>
-            <w:proofErr w:type="spellStart"/>
             <w:r>
               <w:rPr>
                 <w:rStyle w:val="a4"/>
               </w:rPr>
               <w:t>description</w:t>
             </w:r>
-            <w:proofErr w:type="spellEnd"/>
-          </w:p>
-        </w:tc>
-        <w:tc>
-          <w:tcPr>
-            <w:tcW w:w="0" w:type="auto"/>
-            <w:vAlign w:val="center"/>
-            <w:hideMark/>
-          </w:tcPr>
-          <w:p>
-            <w:proofErr w:type="spellStart"/>
+          </w:p>
+        </w:tc>
+        <w:tc>
+          <w:tcPr>
+            <w:tcW w:w="0" w:type="auto"/>
+            <w:vAlign w:val="center"/>
+            <w:hideMark/>
+          </w:tcPr>
+          <w:p>
             <w:r>
               <w:t>text</w:t>
             </w:r>
-            <w:proofErr w:type="spellEnd"/>
           </w:p>
         </w:tc>
         <w:tc>
@@ -4074,28 +3741,24 @@
             <w:hideMark/>
           </w:tcPr>
           <w:p>
-            <w:proofErr w:type="spellStart"/>
             <w:r>
               <w:rPr>
                 <w:rStyle w:val="a4"/>
               </w:rPr>
               <w:t>is_required</w:t>
             </w:r>
-            <w:proofErr w:type="spellEnd"/>
-          </w:p>
-        </w:tc>
-        <w:tc>
-          <w:tcPr>
-            <w:tcW w:w="0" w:type="auto"/>
-            <w:vAlign w:val="center"/>
-            <w:hideMark/>
-          </w:tcPr>
-          <w:p>
-            <w:proofErr w:type="spellStart"/>
+          </w:p>
+        </w:tc>
+        <w:tc>
+          <w:tcPr>
+            <w:tcW w:w="0" w:type="auto"/>
+            <w:vAlign w:val="center"/>
+            <w:hideMark/>
+          </w:tcPr>
+          <w:p>
             <w:r>
               <w:t>boolean</w:t>
             </w:r>
-            <w:proofErr w:type="spellEnd"/>
           </w:p>
         </w:tc>
         <w:tc>
@@ -4122,28 +3785,24 @@
             <w:hideMark/>
           </w:tcPr>
           <w:p>
-            <w:proofErr w:type="spellStart"/>
             <w:r>
               <w:rPr>
                 <w:rStyle w:val="a4"/>
               </w:rPr>
               <w:t>order</w:t>
             </w:r>
-            <w:proofErr w:type="spellEnd"/>
-          </w:p>
-        </w:tc>
-        <w:tc>
-          <w:tcPr>
-            <w:tcW w:w="0" w:type="auto"/>
-            <w:vAlign w:val="center"/>
-            <w:hideMark/>
-          </w:tcPr>
-          <w:p>
-            <w:proofErr w:type="spellStart"/>
+          </w:p>
+        </w:tc>
+        <w:tc>
+          <w:tcPr>
+            <w:tcW w:w="0" w:type="auto"/>
+            <w:vAlign w:val="center"/>
+            <w:hideMark/>
+          </w:tcPr>
+          <w:p>
             <w:r>
               <w:t>int</w:t>
             </w:r>
-            <w:proofErr w:type="spellEnd"/>
           </w:p>
         </w:tc>
         <w:tc>
@@ -4164,7 +3823,7 @@
       <w:r>
         <w:lastRenderedPageBreak/>
         <w:pict w14:anchorId="495FCECA">
-          <v:rect id="_x0000_i1034" style="width:0;height:1.5pt" o:hralign="center" o:hrstd="t" o:hr="t" fillcolor="#a0a0a0" stroked="f"/>
+          <v:rect id="_x0000_i1033" style="width:0;height:1.5pt" o:hralign="center" o:hrstd="t" o:hr="t" fillcolor="#a0a0a0" stroked="f"/>
         </w:pict>
       </w:r>
     </w:p>
@@ -4173,7 +3832,13 @@
         <w:pStyle w:val="2"/>
       </w:pPr>
       <w:r>
-        <w:t>11. ENTITY (Запись резюме / сущность)</w:t>
+        <w:t xml:space="preserve">11. </w:t>
+      </w:r>
+      <w:r>
+        <w:rPr>
+          <w:u w:val="single"/>
+        </w:rPr>
+        <w:t>ENTITY (Запись резюме / сущность)</w:t>
       </w:r>
     </w:p>
     <w:tbl>
@@ -4279,30 +3944,23 @@
             <w:hideMark/>
           </w:tcPr>
           <w:p>
-            <w:proofErr w:type="spellStart"/>
             <w:r>
               <w:rPr>
                 <w:rStyle w:val="a4"/>
               </w:rPr>
               <w:t>id</w:t>
             </w:r>
-            <w:proofErr w:type="spellEnd"/>
-          </w:p>
-        </w:tc>
-        <w:tc>
-          <w:tcPr>
-            <w:tcW w:w="0" w:type="auto"/>
-            <w:vAlign w:val="center"/>
-            <w:hideMark/>
-          </w:tcPr>
-          <w:p>
-            <w:proofErr w:type="spellStart"/>
-            <w:r>
-              <w:t>serial</w:t>
-            </w:r>
-            <w:proofErr w:type="spellEnd"/>
-            <w:r>
-              <w:t xml:space="preserve"> (PK)</w:t>
+          </w:p>
+        </w:tc>
+        <w:tc>
+          <w:tcPr>
+            <w:tcW w:w="0" w:type="auto"/>
+            <w:vAlign w:val="center"/>
+            <w:hideMark/>
+          </w:tcPr>
+          <w:p>
+            <w:r>
+              <w:t>serial (PK)</w:t>
             </w:r>
           </w:p>
         </w:tc>
@@ -4330,14 +3988,12 @@
             <w:hideMark/>
           </w:tcPr>
           <w:p>
-            <w:proofErr w:type="spellStart"/>
             <w:r>
               <w:rPr>
                 <w:rStyle w:val="a4"/>
               </w:rPr>
               <w:t>template_id</w:t>
             </w:r>
-            <w:proofErr w:type="spellEnd"/>
           </w:p>
         </w:tc>
         <w:tc>
@@ -4376,14 +4032,12 @@
             <w:hideMark/>
           </w:tcPr>
           <w:p>
-            <w:proofErr w:type="spellStart"/>
             <w:r>
               <w:rPr>
                 <w:rStyle w:val="a4"/>
               </w:rPr>
               <w:t>department_id</w:t>
             </w:r>
-            <w:proofErr w:type="spellEnd"/>
           </w:p>
         </w:tc>
         <w:tc>
@@ -4422,33 +4076,23 @@
             <w:hideMark/>
           </w:tcPr>
           <w:p>
-            <w:proofErr w:type="spellStart"/>
             <w:r>
               <w:rPr>
                 <w:rStyle w:val="a4"/>
               </w:rPr>
               <w:t>group_id</w:t>
             </w:r>
-            <w:proofErr w:type="spellEnd"/>
-          </w:p>
-        </w:tc>
-        <w:tc>
-          <w:tcPr>
-            <w:tcW w:w="0" w:type="auto"/>
-            <w:vAlign w:val="center"/>
-            <w:hideMark/>
-          </w:tcPr>
-          <w:p>
-            <w:r>
-              <w:t>FK → GROUP.id (</w:t>
-            </w:r>
-            <w:proofErr w:type="spellStart"/>
-            <w:r>
-              <w:t>nullable</w:t>
-            </w:r>
-            <w:proofErr w:type="spellEnd"/>
-            <w:r>
-              <w:t>)</w:t>
+          </w:p>
+        </w:tc>
+        <w:tc>
+          <w:tcPr>
+            <w:tcW w:w="0" w:type="auto"/>
+            <w:vAlign w:val="center"/>
+            <w:hideMark/>
+          </w:tcPr>
+          <w:p>
+            <w:r>
+              <w:t>FK → GROUP.id (nullable)</w:t>
             </w:r>
           </w:p>
         </w:tc>
@@ -4476,14 +4120,12 @@
             <w:hideMark/>
           </w:tcPr>
           <w:p>
-            <w:proofErr w:type="spellStart"/>
             <w:r>
               <w:rPr>
                 <w:rStyle w:val="a4"/>
               </w:rPr>
               <w:t>created_by</w:t>
             </w:r>
-            <w:proofErr w:type="spellEnd"/>
           </w:p>
         </w:tc>
         <w:tc>
@@ -4522,28 +4164,24 @@
             <w:hideMark/>
           </w:tcPr>
           <w:p>
-            <w:proofErr w:type="spellStart"/>
             <w:r>
               <w:rPr>
                 <w:rStyle w:val="a4"/>
               </w:rPr>
               <w:t>created_at</w:t>
             </w:r>
-            <w:proofErr w:type="spellEnd"/>
-          </w:p>
-        </w:tc>
-        <w:tc>
-          <w:tcPr>
-            <w:tcW w:w="0" w:type="auto"/>
-            <w:vAlign w:val="center"/>
-            <w:hideMark/>
-          </w:tcPr>
-          <w:p>
-            <w:proofErr w:type="spellStart"/>
+          </w:p>
+        </w:tc>
+        <w:tc>
+          <w:tcPr>
+            <w:tcW w:w="0" w:type="auto"/>
+            <w:vAlign w:val="center"/>
+            <w:hideMark/>
+          </w:tcPr>
+          <w:p>
             <w:r>
               <w:t>timestamp</w:t>
             </w:r>
-            <w:proofErr w:type="spellEnd"/>
           </w:p>
         </w:tc>
         <w:tc>
@@ -4570,28 +4208,24 @@
             <w:hideMark/>
           </w:tcPr>
           <w:p>
-            <w:proofErr w:type="spellStart"/>
             <w:r>
               <w:rPr>
                 <w:rStyle w:val="a4"/>
               </w:rPr>
               <w:t>updated_at</w:t>
             </w:r>
-            <w:proofErr w:type="spellEnd"/>
-          </w:p>
-        </w:tc>
-        <w:tc>
-          <w:tcPr>
-            <w:tcW w:w="0" w:type="auto"/>
-            <w:vAlign w:val="center"/>
-            <w:hideMark/>
-          </w:tcPr>
-          <w:p>
-            <w:proofErr w:type="spellStart"/>
+          </w:p>
+        </w:tc>
+        <w:tc>
+          <w:tcPr>
+            <w:tcW w:w="0" w:type="auto"/>
+            <w:vAlign w:val="center"/>
+            <w:hideMark/>
+          </w:tcPr>
+          <w:p>
             <w:r>
               <w:t>timestamp</w:t>
             </w:r>
-            <w:proofErr w:type="spellEnd"/>
           </w:p>
         </w:tc>
         <w:tc>
@@ -4611,16 +4245,25 @@
     <w:p>
       <w:r>
         <w:pict w14:anchorId="7B8CFA50">
-          <v:rect id="_x0000_i1035" style="width:0;height:1.5pt" o:hralign="center" o:hrstd="t" o:hr="t" fillcolor="#a0a0a0" stroked="f"/>
+          <v:rect id="_x0000_i1034" style="width:0;height:1.5pt" o:hralign="center" o:hrstd="t" o:hr="t" fillcolor="#a0a0a0" stroked="f"/>
         </w:pict>
       </w:r>
     </w:p>
     <w:p>
       <w:pPr>
         <w:pStyle w:val="2"/>
+        <w:rPr>
+          <w:u w:val="single"/>
+        </w:rPr>
       </w:pPr>
       <w:r>
-        <w:t>12. ENTITY_DATA (Значения динамических полей)</w:t>
+        <w:t xml:space="preserve">12. </w:t>
+      </w:r>
+      <w:r>
+        <w:rPr>
+          <w:u w:val="single"/>
+        </w:rPr>
+        <w:t>ENTITY_DATA (Значения динамических полей)</w:t>
       </w:r>
     </w:p>
     <w:tbl>
@@ -4726,30 +4369,23 @@
             <w:hideMark/>
           </w:tcPr>
           <w:p>
-            <w:proofErr w:type="spellStart"/>
             <w:r>
               <w:rPr>
                 <w:rStyle w:val="a4"/>
               </w:rPr>
               <w:t>id</w:t>
             </w:r>
-            <w:proofErr w:type="spellEnd"/>
-          </w:p>
-        </w:tc>
-        <w:tc>
-          <w:tcPr>
-            <w:tcW w:w="0" w:type="auto"/>
-            <w:vAlign w:val="center"/>
-            <w:hideMark/>
-          </w:tcPr>
-          <w:p>
-            <w:proofErr w:type="spellStart"/>
-            <w:r>
-              <w:t>serial</w:t>
-            </w:r>
-            <w:proofErr w:type="spellEnd"/>
-            <w:r>
-              <w:t xml:space="preserve"> (PK)</w:t>
+          </w:p>
+        </w:tc>
+        <w:tc>
+          <w:tcPr>
+            <w:tcW w:w="0" w:type="auto"/>
+            <w:vAlign w:val="center"/>
+            <w:hideMark/>
+          </w:tcPr>
+          <w:p>
+            <w:r>
+              <w:t>serial (PK)</w:t>
             </w:r>
           </w:p>
         </w:tc>
@@ -4777,14 +4413,12 @@
             <w:hideMark/>
           </w:tcPr>
           <w:p>
-            <w:proofErr w:type="spellStart"/>
             <w:r>
               <w:rPr>
                 <w:rStyle w:val="a4"/>
               </w:rPr>
               <w:t>entity_id</w:t>
             </w:r>
-            <w:proofErr w:type="spellEnd"/>
           </w:p>
         </w:tc>
         <w:tc>
@@ -4823,14 +4457,12 @@
             <w:hideMark/>
           </w:tcPr>
           <w:p>
-            <w:proofErr w:type="spellStart"/>
             <w:r>
               <w:rPr>
                 <w:rStyle w:val="a4"/>
               </w:rPr>
               <w:t>field_id</w:t>
             </w:r>
-            <w:proofErr w:type="spellEnd"/>
           </w:p>
         </w:tc>
         <w:tc>
@@ -4869,46 +4501,23 @@
             <w:hideMark/>
           </w:tcPr>
           <w:p>
-            <w:proofErr w:type="spellStart"/>
             <w:r>
               <w:rPr>
                 <w:rStyle w:val="a4"/>
               </w:rPr>
               <w:t>value_text</w:t>
             </w:r>
-            <w:proofErr w:type="spellEnd"/>
-          </w:p>
-        </w:tc>
-        <w:tc>
-          <w:tcPr>
-            <w:tcW w:w="0" w:type="auto"/>
-            <w:vAlign w:val="center"/>
-            <w:hideMark/>
-          </w:tcPr>
-          <w:p>
-            <w:proofErr w:type="spellStart"/>
-            <w:r>
-              <w:t>text</w:t>
-            </w:r>
-            <w:proofErr w:type="spellEnd"/>
-            <w:r>
-              <w:t xml:space="preserve">, </w:t>
-            </w:r>
-            <w:proofErr w:type="spellStart"/>
-            <w:r>
-              <w:t>indexed</w:t>
-            </w:r>
-            <w:proofErr w:type="spellEnd"/>
-            <w:r>
-              <w:t xml:space="preserve"> (</w:t>
-            </w:r>
-            <w:proofErr w:type="spellStart"/>
-            <w:r>
-              <w:t>fulltext</w:t>
-            </w:r>
-            <w:proofErr w:type="spellEnd"/>
-            <w:r>
-              <w:t>)</w:t>
+          </w:p>
+        </w:tc>
+        <w:tc>
+          <w:tcPr>
+            <w:tcW w:w="0" w:type="auto"/>
+            <w:vAlign w:val="center"/>
+            <w:hideMark/>
+          </w:tcPr>
+          <w:p>
+            <w:r>
+              <w:t>text, indexed (fulltext)</w:t>
             </w:r>
           </w:p>
         </w:tc>
@@ -4936,36 +4545,24 @@
             <w:hideMark/>
           </w:tcPr>
           <w:p>
-            <w:proofErr w:type="spellStart"/>
             <w:r>
               <w:rPr>
                 <w:rStyle w:val="a4"/>
               </w:rPr>
               <w:t>value_number</w:t>
             </w:r>
-            <w:proofErr w:type="spellEnd"/>
-          </w:p>
-        </w:tc>
-        <w:tc>
-          <w:tcPr>
-            <w:tcW w:w="0" w:type="auto"/>
-            <w:vAlign w:val="center"/>
-            <w:hideMark/>
-          </w:tcPr>
-          <w:p>
-            <w:proofErr w:type="spellStart"/>
-            <w:r>
-              <w:t>numeric</w:t>
-            </w:r>
-            <w:proofErr w:type="spellEnd"/>
-            <w:r>
-              <w:t xml:space="preserve">, </w:t>
-            </w:r>
-            <w:proofErr w:type="spellStart"/>
-            <w:r>
-              <w:t>indexed</w:t>
-            </w:r>
-            <w:proofErr w:type="spellEnd"/>
+          </w:p>
+        </w:tc>
+        <w:tc>
+          <w:tcPr>
+            <w:tcW w:w="0" w:type="auto"/>
+            <w:vAlign w:val="center"/>
+            <w:hideMark/>
+          </w:tcPr>
+          <w:p>
+            <w:r>
+              <w:t>numeric, indexed</w:t>
+            </w:r>
           </w:p>
         </w:tc>
         <w:tc>
@@ -4992,36 +4589,24 @@
             <w:hideMark/>
           </w:tcPr>
           <w:p>
-            <w:proofErr w:type="spellStart"/>
             <w:r>
               <w:rPr>
                 <w:rStyle w:val="a4"/>
               </w:rPr>
               <w:t>value_date</w:t>
             </w:r>
-            <w:proofErr w:type="spellEnd"/>
-          </w:p>
-        </w:tc>
-        <w:tc>
-          <w:tcPr>
-            <w:tcW w:w="0" w:type="auto"/>
-            <w:vAlign w:val="center"/>
-            <w:hideMark/>
-          </w:tcPr>
-          <w:p>
-            <w:proofErr w:type="spellStart"/>
-            <w:r>
-              <w:t>date</w:t>
-            </w:r>
-            <w:proofErr w:type="spellEnd"/>
-            <w:r>
-              <w:t xml:space="preserve">, </w:t>
-            </w:r>
-            <w:proofErr w:type="spellStart"/>
-            <w:r>
-              <w:t>indexed</w:t>
-            </w:r>
-            <w:proofErr w:type="spellEnd"/>
+          </w:p>
+        </w:tc>
+        <w:tc>
+          <w:tcPr>
+            <w:tcW w:w="0" w:type="auto"/>
+            <w:vAlign w:val="center"/>
+            <w:hideMark/>
+          </w:tcPr>
+          <w:p>
+            <w:r>
+              <w:t>date, indexed</w:t>
+            </w:r>
           </w:p>
         </w:tc>
         <w:tc>
@@ -5048,28 +4633,24 @@
             <w:hideMark/>
           </w:tcPr>
           <w:p>
-            <w:proofErr w:type="spellStart"/>
             <w:r>
               <w:rPr>
                 <w:rStyle w:val="a4"/>
               </w:rPr>
               <w:t>value_boolean</w:t>
             </w:r>
-            <w:proofErr w:type="spellEnd"/>
-          </w:p>
-        </w:tc>
-        <w:tc>
-          <w:tcPr>
-            <w:tcW w:w="0" w:type="auto"/>
-            <w:vAlign w:val="center"/>
-            <w:hideMark/>
-          </w:tcPr>
-          <w:p>
-            <w:proofErr w:type="spellStart"/>
+          </w:p>
+        </w:tc>
+        <w:tc>
+          <w:tcPr>
+            <w:tcW w:w="0" w:type="auto"/>
+            <w:vAlign w:val="center"/>
+            <w:hideMark/>
+          </w:tcPr>
+          <w:p>
             <w:r>
               <w:t>boolean</w:t>
             </w:r>
-            <w:proofErr w:type="spellEnd"/>
           </w:p>
         </w:tc>
         <w:tc>
@@ -5093,17 +4674,141 @@
           <w:tcPr>
             <w:tcW w:w="0" w:type="auto"/>
             <w:vAlign w:val="center"/>
-            <w:hideMark/>
-          </w:tcPr>
-          <w:p>
-            <w:proofErr w:type="spellStart"/>
+          </w:tcPr>
+          <w:p>
+            <w:pPr>
+              <w:rPr>
+                <w:rStyle w:val="a4"/>
+                <w:lang w:val="en-US"/>
+              </w:rPr>
+            </w:pPr>
+            <w:r>
+              <w:rPr>
+                <w:rStyle w:val="a4"/>
+                <w:lang w:val="en-US"/>
+              </w:rPr>
+              <w:t>value_email</w:t>
+            </w:r>
+          </w:p>
+        </w:tc>
+        <w:tc>
+          <w:tcPr>
+            <w:tcW w:w="0" w:type="auto"/>
+            <w:vAlign w:val="center"/>
+          </w:tcPr>
+          <w:p>
+            <w:pPr>
+              <w:rPr>
+                <w:lang w:val="en-US"/>
+              </w:rPr>
+            </w:pPr>
+            <w:r>
+              <w:rPr>
+                <w:lang w:val="en-US"/>
+              </w:rPr>
+              <w:t>E</w:t>
+            </w:r>
+            <w:r>
+              <w:t>ma</w:t>
+            </w:r>
+            <w:r>
+              <w:rPr>
+                <w:lang w:val="en-US"/>
+              </w:rPr>
+              <w:t>il</w:t>
+            </w:r>
+          </w:p>
+        </w:tc>
+        <w:tc>
+          <w:tcPr>
+            <w:tcW w:w="0" w:type="auto"/>
+            <w:vAlign w:val="center"/>
+          </w:tcPr>
+          <w:p>
+            <w:r>
+              <w:t>Почта</w:t>
+            </w:r>
+          </w:p>
+        </w:tc>
+      </w:tr>
+      <w:tr>
+        <w:trPr>
+          <w:tblCellSpacing w:w="15" w:type="dxa"/>
+        </w:trPr>
+        <w:tc>
+          <w:tcPr>
+            <w:tcW w:w="0" w:type="auto"/>
+            <w:vAlign w:val="center"/>
+          </w:tcPr>
+          <w:p>
+            <w:pPr>
+              <w:rPr>
+                <w:rStyle w:val="a4"/>
+              </w:rPr>
+            </w:pPr>
+            <w:r>
+              <w:rPr>
+                <w:rStyle w:val="a4"/>
+              </w:rPr>
+              <w:t>value_</w:t>
+            </w:r>
+            <w:r>
+              <w:rPr>
+                <w:rStyle w:val="a4"/>
+                <w:lang w:val="en-US"/>
+              </w:rPr>
+              <w:t>images</w:t>
+            </w:r>
+          </w:p>
+        </w:tc>
+        <w:tc>
+          <w:tcPr>
+            <w:tcW w:w="0" w:type="auto"/>
+            <w:vAlign w:val="center"/>
+          </w:tcPr>
+          <w:p>
+            <w:pPr>
+              <w:rPr>
+                <w:lang w:val="en-US"/>
+              </w:rPr>
+            </w:pPr>
+            <w:r>
+              <w:rPr>
+                <w:lang w:val="en-US"/>
+              </w:rPr>
+              <w:t>image</w:t>
+            </w:r>
+          </w:p>
+        </w:tc>
+        <w:tc>
+          <w:tcPr>
+            <w:tcW w:w="0" w:type="auto"/>
+            <w:vAlign w:val="center"/>
+          </w:tcPr>
+          <w:p>
+            <w:r>
+              <w:t>Картинка</w:t>
+            </w:r>
+          </w:p>
+        </w:tc>
+      </w:tr>
+      <w:tr>
+        <w:trPr>
+          <w:tblCellSpacing w:w="15" w:type="dxa"/>
+        </w:trPr>
+        <w:tc>
+          <w:tcPr>
+            <w:tcW w:w="0" w:type="auto"/>
+            <w:vAlign w:val="center"/>
+            <w:hideMark/>
+          </w:tcPr>
+          <w:p>
             <w:r>
               <w:rPr>
                 <w:rStyle w:val="a4"/>
               </w:rPr>
               <w:t>file_id</w:t>
             </w:r>
-            <w:proofErr w:type="spellEnd"/>
           </w:p>
         </w:tc>
         <w:tc>
@@ -5143,7 +4848,7 @@
     <w:p>
       <w:r>
         <w:pict w14:anchorId="6A6BD495">
-          <v:rect id="_x0000_i1036" style="width:0;height:1.5pt" o:hralign="center" o:hrstd="t" o:hr="t" fillcolor="#a0a0a0" stroked="f"/>
+          <v:rect id="_x0000_i1035" style="width:0;height:1.5pt" o:hralign="center" o:hrstd="t" o:hr="t" fillcolor="#a0a0a0" stroked="f"/>
         </w:pict>
       </w:r>
     </w:p>
@@ -5258,30 +4963,23 @@
             <w:hideMark/>
           </w:tcPr>
           <w:p>
-            <w:proofErr w:type="spellStart"/>
             <w:r>
               <w:rPr>
                 <w:rStyle w:val="a4"/>
               </w:rPr>
               <w:t>id</w:t>
             </w:r>
-            <w:proofErr w:type="spellEnd"/>
-          </w:p>
-        </w:tc>
-        <w:tc>
-          <w:tcPr>
-            <w:tcW w:w="0" w:type="auto"/>
-            <w:vAlign w:val="center"/>
-            <w:hideMark/>
-          </w:tcPr>
-          <w:p>
-            <w:proofErr w:type="spellStart"/>
-            <w:r>
-              <w:t>serial</w:t>
-            </w:r>
-            <w:proofErr w:type="spellEnd"/>
-            <w:r>
-              <w:t xml:space="preserve"> (PK)</w:t>
+          </w:p>
+        </w:tc>
+        <w:tc>
+          <w:tcPr>
+            <w:tcW w:w="0" w:type="auto"/>
+            <w:vAlign w:val="center"/>
+            <w:hideMark/>
+          </w:tcPr>
+          <w:p>
+            <w:r>
+              <w:t>serial (PK)</w:t>
             </w:r>
           </w:p>
         </w:tc>
@@ -5309,35 +5007,23 @@
             <w:hideMark/>
           </w:tcPr>
           <w:p>
-            <w:proofErr w:type="spellStart"/>
             <w:r>
               <w:rPr>
                 <w:rStyle w:val="a4"/>
               </w:rPr>
               <w:t>original_name</w:t>
             </w:r>
-            <w:proofErr w:type="spellEnd"/>
-          </w:p>
-        </w:tc>
-        <w:tc>
-          <w:tcPr>
-            <w:tcW w:w="0" w:type="auto"/>
-            <w:vAlign w:val="center"/>
-            <w:hideMark/>
-          </w:tcPr>
-          <w:p>
-            <w:proofErr w:type="spellStart"/>
-            <w:proofErr w:type="gramStart"/>
-            <w:r>
-              <w:t>varchar</w:t>
-            </w:r>
-            <w:proofErr w:type="spellEnd"/>
-            <w:r>
-              <w:t>(</w:t>
-            </w:r>
-            <w:proofErr w:type="gramEnd"/>
-            <w:r>
-              <w:t>255)</w:t>
+          </w:p>
+        </w:tc>
+        <w:tc>
+          <w:tcPr>
+            <w:tcW w:w="0" w:type="auto"/>
+            <w:vAlign w:val="center"/>
+            <w:hideMark/>
+          </w:tcPr>
+          <w:p>
+            <w:r>
+              <w:t>varchar(255)</w:t>
             </w:r>
           </w:p>
         </w:tc>
@@ -5365,35 +5051,23 @@
             <w:hideMark/>
           </w:tcPr>
           <w:p>
-            <w:proofErr w:type="spellStart"/>
             <w:r>
               <w:rPr>
                 <w:rStyle w:val="a4"/>
               </w:rPr>
               <w:t>storage_path</w:t>
             </w:r>
-            <w:proofErr w:type="spellEnd"/>
-          </w:p>
-        </w:tc>
-        <w:tc>
-          <w:tcPr>
-            <w:tcW w:w="0" w:type="auto"/>
-            <w:vAlign w:val="center"/>
-            <w:hideMark/>
-          </w:tcPr>
-          <w:p>
-            <w:proofErr w:type="spellStart"/>
-            <w:proofErr w:type="gramStart"/>
-            <w:r>
-              <w:t>varchar</w:t>
-            </w:r>
-            <w:proofErr w:type="spellEnd"/>
-            <w:r>
-              <w:t>(</w:t>
-            </w:r>
-            <w:proofErr w:type="gramEnd"/>
-            <w:r>
-              <w:t>500)</w:t>
+          </w:p>
+        </w:tc>
+        <w:tc>
+          <w:tcPr>
+            <w:tcW w:w="0" w:type="auto"/>
+            <w:vAlign w:val="center"/>
+            <w:hideMark/>
+          </w:tcPr>
+          <w:p>
+            <w:r>
+              <w:t>varchar(500)</w:t>
             </w:r>
           </w:p>
         </w:tc>
@@ -5421,100 +5095,69 @@
             <w:hideMark/>
           </w:tcPr>
           <w:p>
-            <w:proofErr w:type="spellStart"/>
-            <w:r>
-              <w:rPr>
-                <w:rStyle w:val="a4"/>
-              </w:rPr>
+            <w:r>
+              <w:rPr>
+                <w:rStyle w:val="a4"/>
+              </w:rPr>
+              <w:lastRenderedPageBreak/>
               <w:t>file_type</w:t>
             </w:r>
-            <w:proofErr w:type="spellEnd"/>
-          </w:p>
-        </w:tc>
-        <w:tc>
-          <w:tcPr>
-            <w:tcW w:w="0" w:type="auto"/>
-            <w:vAlign w:val="center"/>
-            <w:hideMark/>
-          </w:tcPr>
-          <w:p>
-            <w:proofErr w:type="spellStart"/>
-            <w:proofErr w:type="gramStart"/>
-            <w:r>
-              <w:t>varchar</w:t>
-            </w:r>
-            <w:proofErr w:type="spellEnd"/>
-            <w:r>
-              <w:t>(</w:t>
-            </w:r>
-            <w:proofErr w:type="gramEnd"/>
-            <w:r>
-              <w:t>50)</w:t>
-            </w:r>
-          </w:p>
-        </w:tc>
-        <w:tc>
-          <w:tcPr>
-            <w:tcW w:w="0" w:type="auto"/>
-            <w:vAlign w:val="center"/>
-            <w:hideMark/>
-          </w:tcPr>
-          <w:p>
-            <w:r>
-              <w:t xml:space="preserve">MIME-тип (например: </w:t>
-            </w:r>
-            <w:proofErr w:type="spellStart"/>
-            <w:r>
-              <w:t>image</w:t>
-            </w:r>
-            <w:proofErr w:type="spellEnd"/>
-            <w:r>
-              <w:t>/</w:t>
-            </w:r>
-            <w:proofErr w:type="spellStart"/>
-            <w:r>
-              <w:t>png</w:t>
-            </w:r>
-            <w:proofErr w:type="spellEnd"/>
-            <w:r>
-              <w:t>)</w:t>
-            </w:r>
-          </w:p>
-        </w:tc>
-      </w:tr>
-      <w:tr>
-        <w:trPr>
-          <w:tblCellSpacing w:w="15" w:type="dxa"/>
-        </w:trPr>
-        <w:tc>
-          <w:tcPr>
-            <w:tcW w:w="0" w:type="auto"/>
-            <w:vAlign w:val="center"/>
-            <w:hideMark/>
-          </w:tcPr>
-          <w:p>
-            <w:proofErr w:type="spellStart"/>
+          </w:p>
+        </w:tc>
+        <w:tc>
+          <w:tcPr>
+            <w:tcW w:w="0" w:type="auto"/>
+            <w:vAlign w:val="center"/>
+            <w:hideMark/>
+          </w:tcPr>
+          <w:p>
+            <w:r>
+              <w:t>varchar(50)</w:t>
+            </w:r>
+          </w:p>
+        </w:tc>
+        <w:tc>
+          <w:tcPr>
+            <w:tcW w:w="0" w:type="auto"/>
+            <w:vAlign w:val="center"/>
+            <w:hideMark/>
+          </w:tcPr>
+          <w:p>
+            <w:r>
+              <w:t>MIME-тип (например: image/png)</w:t>
+            </w:r>
+          </w:p>
+        </w:tc>
+      </w:tr>
+      <w:tr>
+        <w:trPr>
+          <w:tblCellSpacing w:w="15" w:type="dxa"/>
+        </w:trPr>
+        <w:tc>
+          <w:tcPr>
+            <w:tcW w:w="0" w:type="auto"/>
+            <w:vAlign w:val="center"/>
+            <w:hideMark/>
+          </w:tcPr>
+          <w:p>
             <w:r>
               <w:rPr>
                 <w:rStyle w:val="a4"/>
               </w:rPr>
               <w:t>size_bytes</w:t>
             </w:r>
-            <w:proofErr w:type="spellEnd"/>
-          </w:p>
-        </w:tc>
-        <w:tc>
-          <w:tcPr>
-            <w:tcW w:w="0" w:type="auto"/>
-            <w:vAlign w:val="center"/>
-            <w:hideMark/>
-          </w:tcPr>
-          <w:p>
-            <w:proofErr w:type="spellStart"/>
+          </w:p>
+        </w:tc>
+        <w:tc>
+          <w:tcPr>
+            <w:tcW w:w="0" w:type="auto"/>
+            <w:vAlign w:val="center"/>
+            <w:hideMark/>
+          </w:tcPr>
+          <w:p>
             <w:r>
               <w:t>bigint</w:t>
             </w:r>
-            <w:proofErr w:type="spellEnd"/>
           </w:p>
         </w:tc>
         <w:tc>
@@ -5541,15 +5184,12 @@
             <w:hideMark/>
           </w:tcPr>
           <w:p>
-            <w:proofErr w:type="spellStart"/>
-            <w:r>
-              <w:rPr>
-                <w:rStyle w:val="a4"/>
-              </w:rPr>
-              <w:lastRenderedPageBreak/>
+            <w:r>
+              <w:rPr>
+                <w:rStyle w:val="a4"/>
+              </w:rPr>
               <w:t>uploaded_by</w:t>
             </w:r>
-            <w:proofErr w:type="spellEnd"/>
           </w:p>
         </w:tc>
         <w:tc>
@@ -5588,28 +5228,24 @@
             <w:hideMark/>
           </w:tcPr>
           <w:p>
-            <w:proofErr w:type="spellStart"/>
             <w:r>
               <w:rPr>
                 <w:rStyle w:val="a4"/>
               </w:rPr>
               <w:t>uploaded_at</w:t>
             </w:r>
-            <w:proofErr w:type="spellEnd"/>
-          </w:p>
-        </w:tc>
-        <w:tc>
-          <w:tcPr>
-            <w:tcW w:w="0" w:type="auto"/>
-            <w:vAlign w:val="center"/>
-            <w:hideMark/>
-          </w:tcPr>
-          <w:p>
-            <w:proofErr w:type="spellStart"/>
+          </w:p>
+        </w:tc>
+        <w:tc>
+          <w:tcPr>
+            <w:tcW w:w="0" w:type="auto"/>
+            <w:vAlign w:val="center"/>
+            <w:hideMark/>
+          </w:tcPr>
+          <w:p>
             <w:r>
               <w:t>timestamp</w:t>
             </w:r>
-            <w:proofErr w:type="spellEnd"/>
           </w:p>
         </w:tc>
         <w:tc>
@@ -5636,41 +5272,24 @@
             <w:hideMark/>
           </w:tcPr>
           <w:p>
-            <w:proofErr w:type="spellStart"/>
             <w:r>
               <w:rPr>
                 <w:rStyle w:val="a4"/>
               </w:rPr>
               <w:t>checksum</w:t>
             </w:r>
-            <w:proofErr w:type="spellEnd"/>
-          </w:p>
-        </w:tc>
-        <w:tc>
-          <w:tcPr>
-            <w:tcW w:w="0" w:type="auto"/>
-            <w:vAlign w:val="center"/>
-            <w:hideMark/>
-          </w:tcPr>
-          <w:p>
-            <w:proofErr w:type="spellStart"/>
-            <w:proofErr w:type="gramStart"/>
-            <w:r>
-              <w:t>varchar</w:t>
-            </w:r>
-            <w:proofErr w:type="spellEnd"/>
-            <w:r>
-              <w:t>(</w:t>
-            </w:r>
-            <w:proofErr w:type="gramEnd"/>
-            <w:r>
-              <w:t xml:space="preserve">64), </w:t>
-            </w:r>
-            <w:proofErr w:type="spellStart"/>
-            <w:r>
-              <w:t>indexed</w:t>
-            </w:r>
-            <w:proofErr w:type="spellEnd"/>
+          </w:p>
+        </w:tc>
+        <w:tc>
+          <w:tcPr>
+            <w:tcW w:w="0" w:type="auto"/>
+            <w:vAlign w:val="center"/>
+            <w:hideMark/>
+          </w:tcPr>
+          <w:p>
+            <w:r>
+              <w:t>varchar(64), indexed</w:t>
+            </w:r>
           </w:p>
         </w:tc>
         <w:tc>
@@ -5690,7 +5309,7 @@
     <w:p>
       <w:r>
         <w:pict w14:anchorId="45C74C58">
-          <v:rect id="_x0000_i1037" style="width:0;height:1.5pt" o:hralign="center" o:hrstd="t" o:hr="t" fillcolor="#a0a0a0" stroked="f"/>
+          <v:rect id="_x0000_i1036" style="width:0;height:1.5pt" o:hralign="center" o:hrstd="t" o:hr="t" fillcolor="#a0a0a0" stroked="f"/>
         </w:pict>
       </w:r>
     </w:p>
@@ -5699,7 +5318,13 @@
         <w:pStyle w:val="2"/>
       </w:pPr>
       <w:r>
-        <w:t>14. LOG (Журнал действий)</w:t>
+        <w:t xml:space="preserve">14. </w:t>
+      </w:r>
+      <w:r>
+        <w:rPr>
+          <w:u w:val="single"/>
+        </w:rPr>
+        <w:t>LOG (Журнал действий)</w:t>
       </w:r>
     </w:p>
     <w:tbl>
@@ -5805,30 +5430,23 @@
             <w:hideMark/>
           </w:tcPr>
           <w:p>
-            <w:proofErr w:type="spellStart"/>
             <w:r>
               <w:rPr>
                 <w:rStyle w:val="a4"/>
               </w:rPr>
               <w:t>id</w:t>
             </w:r>
-            <w:proofErr w:type="spellEnd"/>
-          </w:p>
-        </w:tc>
-        <w:tc>
-          <w:tcPr>
-            <w:tcW w:w="0" w:type="auto"/>
-            <w:vAlign w:val="center"/>
-            <w:hideMark/>
-          </w:tcPr>
-          <w:p>
-            <w:proofErr w:type="spellStart"/>
-            <w:r>
-              <w:t>serial</w:t>
-            </w:r>
-            <w:proofErr w:type="spellEnd"/>
-            <w:r>
-              <w:t xml:space="preserve"> (PK)</w:t>
+          </w:p>
+        </w:tc>
+        <w:tc>
+          <w:tcPr>
+            <w:tcW w:w="0" w:type="auto"/>
+            <w:vAlign w:val="center"/>
+            <w:hideMark/>
+          </w:tcPr>
+          <w:p>
+            <w:r>
+              <w:t>serial (PK)</w:t>
             </w:r>
           </w:p>
         </w:tc>
@@ -5856,14 +5474,12 @@
             <w:hideMark/>
           </w:tcPr>
           <w:p>
-            <w:proofErr w:type="spellStart"/>
             <w:r>
               <w:rPr>
                 <w:rStyle w:val="a4"/>
               </w:rPr>
               <w:t>user_id</w:t>
             </w:r>
-            <w:proofErr w:type="spellEnd"/>
           </w:p>
         </w:tc>
         <w:tc>
@@ -5902,35 +5518,23 @@
             <w:hideMark/>
           </w:tcPr>
           <w:p>
-            <w:proofErr w:type="spellStart"/>
             <w:r>
               <w:rPr>
                 <w:rStyle w:val="a4"/>
               </w:rPr>
               <w:t>action</w:t>
             </w:r>
-            <w:proofErr w:type="spellEnd"/>
-          </w:p>
-        </w:tc>
-        <w:tc>
-          <w:tcPr>
-            <w:tcW w:w="0" w:type="auto"/>
-            <w:vAlign w:val="center"/>
-            <w:hideMark/>
-          </w:tcPr>
-          <w:p>
-            <w:proofErr w:type="spellStart"/>
-            <w:proofErr w:type="gramStart"/>
-            <w:r>
-              <w:t>varchar</w:t>
-            </w:r>
-            <w:proofErr w:type="spellEnd"/>
-            <w:r>
-              <w:t>(</w:t>
-            </w:r>
-            <w:proofErr w:type="gramEnd"/>
-            <w:r>
-              <w:t>255)</w:t>
+          </w:p>
+        </w:tc>
+        <w:tc>
+          <w:tcPr>
+            <w:tcW w:w="0" w:type="auto"/>
+            <w:vAlign w:val="center"/>
+            <w:hideMark/>
+          </w:tcPr>
+          <w:p>
+            <w:r>
+              <w:t>varchar(255)</w:t>
             </w:r>
           </w:p>
         </w:tc>
@@ -5958,28 +5562,24 @@
             <w:hideMark/>
           </w:tcPr>
           <w:p>
-            <w:proofErr w:type="spellStart"/>
             <w:r>
               <w:rPr>
                 <w:rStyle w:val="a4"/>
               </w:rPr>
               <w:t>details</w:t>
             </w:r>
-            <w:proofErr w:type="spellEnd"/>
-          </w:p>
-        </w:tc>
-        <w:tc>
-          <w:tcPr>
-            <w:tcW w:w="0" w:type="auto"/>
-            <w:vAlign w:val="center"/>
-            <w:hideMark/>
-          </w:tcPr>
-          <w:p>
-            <w:proofErr w:type="spellStart"/>
+          </w:p>
+        </w:tc>
+        <w:tc>
+          <w:tcPr>
+            <w:tcW w:w="0" w:type="auto"/>
+            <w:vAlign w:val="center"/>
+            <w:hideMark/>
+          </w:tcPr>
+          <w:p>
             <w:r>
               <w:t>text</w:t>
             </w:r>
-            <w:proofErr w:type="spellEnd"/>
           </w:p>
         </w:tc>
         <w:tc>
@@ -6006,14 +5606,12 @@
             <w:hideMark/>
           </w:tcPr>
           <w:p>
-            <w:proofErr w:type="spellStart"/>
             <w:r>
               <w:rPr>
                 <w:rStyle w:val="a4"/>
               </w:rPr>
               <w:t>department_id</w:t>
             </w:r>
-            <w:proofErr w:type="spellEnd"/>
           </w:p>
         </w:tc>
         <w:tc>
@@ -6052,36 +5650,24 @@
             <w:hideMark/>
           </w:tcPr>
           <w:p>
-            <w:proofErr w:type="spellStart"/>
             <w:r>
               <w:rPr>
                 <w:rStyle w:val="a4"/>
               </w:rPr>
               <w:t>timestamp</w:t>
             </w:r>
-            <w:proofErr w:type="spellEnd"/>
-          </w:p>
-        </w:tc>
-        <w:tc>
-          <w:tcPr>
-            <w:tcW w:w="0" w:type="auto"/>
-            <w:vAlign w:val="center"/>
-            <w:hideMark/>
-          </w:tcPr>
-          <w:p>
-            <w:proofErr w:type="spellStart"/>
-            <w:r>
-              <w:t>timestamp</w:t>
-            </w:r>
-            <w:proofErr w:type="spellEnd"/>
-            <w:r>
-              <w:t xml:space="preserve">, </w:t>
-            </w:r>
-            <w:proofErr w:type="spellStart"/>
-            <w:r>
-              <w:t>indexed</w:t>
-            </w:r>
-            <w:proofErr w:type="spellEnd"/>
+          </w:p>
+        </w:tc>
+        <w:tc>
+          <w:tcPr>
+            <w:tcW w:w="0" w:type="auto"/>
+            <w:vAlign w:val="center"/>
+            <w:hideMark/>
+          </w:tcPr>
+          <w:p>
+            <w:r>
+              <w:t>timestamp, indexed</w:t>
+            </w:r>
           </w:p>
         </w:tc>
         <w:tc>
